--- a/pr-preview/pr-268/model-validation-handout.docx
+++ b/pr-preview/pr-268/model-validation-handout.docx
@@ -15,7 +15,7 @@
         <w:pStyle w:val="Date"/>
       </w:pPr>
       <w:r>
-        <w:t xml:space="preserve">Last modified: 2026-10-16 18:04:33 (PDT)</w:t>
+        <w:t xml:space="preserve">Last modified: 2026-10-16 19:00:04 (PDT)</w:t>
       </w:r>
     </w:p>
     <w:bookmarkStart w:id="17" w:name="sec-data-sets"/>
@@ -2529,10 +2529,37 @@
         </m:sSub>
       </m:oMath>
       <w:r>
-        <w:t xml:space="preserve"> </w:t>
-      </w:r>
-      <w:r>
-        <w:t xml:space="preserve">and any</w:t>
+        <w:t xml:space="preserve">,</w:t>
+      </w:r>
+      <w:r>
+        <w:t xml:space="preserve"> </w:t>
+      </w:r>
+      <w:r>
+        <w:t xml:space="preserve">produces a fitted model</w:t>
+      </w:r>
+      <w:r>
+        <w:t xml:space="preserve"> </w:t>
+      </w:r>
+      <m:oMath>
+        <m:acc>
+          <m:accPr>
+            <m:chr m:val="̂"/>
+          </m:accPr>
+          <m:e>
+            <m:r>
+              <m:t>h</m:t>
+            </m:r>
+          </m:e>
+        </m:acc>
+      </m:oMath>
+      <w:r>
+        <w:t xml:space="preserve">:</w:t>
+      </w:r>
+      <w:r>
+        <w:t xml:space="preserve"> </w:t>
+      </w:r>
+      <w:r>
+        <w:t xml:space="preserve">a function that maps each</w:t>
       </w:r>
       <w:r>
         <w:t xml:space="preserve"> </w:t>
@@ -2560,13 +2587,10 @@
         </m:r>
       </m:oMath>
       <w:r>
-        <w:t xml:space="preserve">,</w:t>
-      </w:r>
-      <w:r>
-        <w:t xml:space="preserve"> </w:t>
-      </w:r>
-      <w:r>
-        <w:t xml:space="preserve">computes a</w:t>
+        <w:t xml:space="preserve"> </w:t>
+      </w:r>
+      <w:r>
+        <w:t xml:space="preserve">to a</w:t>
       </w:r>
       <w:r>
         <w:t xml:space="preserve"> </w:t>
@@ -2583,7 +2607,128 @@
         <w:t xml:space="preserve"> </w:t>
       </w:r>
       <w:r>
-        <w:t xml:space="preserve">of the outcome at</w:t>
+        <w:t xml:space="preserve">of the outcome.</w:t>
+      </w:r>
+      <w:r>
+        <w:t xml:space="preserve"> </w:t>
+      </w:r>
+      <w:r>
+        <w:t xml:space="preserve">We write</w:t>
+      </w:r>
+      <w:r>
+        <w:t xml:space="preserve"> </w:t>
+      </w:r>
+      <m:oMath>
+        <m:r>
+          <m:t>g</m:t>
+        </m:r>
+        <m:r>
+          <m:t>​</m:t>
+        </m:r>
+        <m:d>
+          <m:dPr>
+            <m:begChr m:val="("/>
+            <m:sepChr m:val=""/>
+            <m:endChr m:val=")"/>
+            <m:grow/>
+          </m:dPr>
+          <m:e>
+            <m:r>
+              <m:t>x</m:t>
+            </m:r>
+            <m:r>
+              <m:rPr>
+                <m:sty m:val="p"/>
+              </m:rPr>
+              <m:t>;</m:t>
+            </m:r>
+            <m:r>
+              <m:t>​</m:t>
+            </m:r>
+            <m:d>
+              <m:dPr>
+                <m:begChr m:val="("/>
+                <m:sepChr m:val=""/>
+                <m:endChr m:val=")"/>
+                <m:grow/>
+              </m:dPr>
+              <m:e>
+                <m:r>
+                  <m:rPr>
+                    <m:sty m:val="p"/>
+                  </m:rPr>
+                  <m:t>(</m:t>
+                </m:r>
+                <m:sSub>
+                  <m:e>
+                    <m:r>
+                      <m:t>x</m:t>
+                    </m:r>
+                  </m:e>
+                  <m:sub>
+                    <m:r>
+                      <m:t>i</m:t>
+                    </m:r>
+                  </m:sub>
+                </m:sSub>
+                <m:r>
+                  <m:rPr>
+                    <m:sty m:val="p"/>
+                  </m:rPr>
+                  <m:t>,</m:t>
+                </m:r>
+                <m:sSub>
+                  <m:e>
+                    <m:r>
+                      <m:t>y</m:t>
+                    </m:r>
+                  </m:e>
+                  <m:sub>
+                    <m:r>
+                      <m:t>i</m:t>
+                    </m:r>
+                  </m:sub>
+                </m:sSub>
+                <m:r>
+                  <m:rPr>
+                    <m:sty m:val="p"/>
+                  </m:rPr>
+                  <m:t>)</m:t>
+                </m:r>
+              </m:e>
+            </m:d>
+            <m:sSub>
+              <m:e>
+                <m:r>
+                  <m:t>​</m:t>
+                </m:r>
+              </m:e>
+              <m:sub>
+                <m:r>
+                  <m:t>i</m:t>
+                </m:r>
+                <m:r>
+                  <m:rPr>
+                    <m:sty m:val="p"/>
+                  </m:rPr>
+                  <m:t>∈</m:t>
+                </m:r>
+                <m:r>
+                  <m:t>I</m:t>
+                </m:r>
+              </m:sub>
+            </m:sSub>
+          </m:e>
+        </m:d>
+        <m:r>
+          <m:t>​</m:t>
+        </m:r>
+      </m:oMath>
+      <w:r>
+        <w:t xml:space="preserve"> </w:t>
+      </w:r>
+      <w:r>
+        <w:t xml:space="preserve">for the prediction of that fitted model at</w:t>
       </w:r>
       <w:r>
         <w:t xml:space="preserve"> </w:t>
@@ -2619,103 +2764,91 @@
             </m:dPr>
             <m:e>
               <m:r>
-                <m:t>x</m:t>
-              </m:r>
-              <m:r>
                 <m:rPr>
                   <m:sty m:val="p"/>
                 </m:rPr>
-                <m:t>;</m:t>
-              </m:r>
-              <m:r>
-                <m:t>​</m:t>
-              </m:r>
-              <m:d>
-                <m:dPr>
-                  <m:begChr m:val="("/>
-                  <m:sepChr m:val=""/>
-                  <m:endChr m:val=")"/>
-                  <m:grow/>
-                </m:dPr>
-                <m:e>
-                  <m:r>
-                    <m:rPr>
-                      <m:sty m:val="p"/>
-                    </m:rPr>
-                    <m:t>(</m:t>
-                  </m:r>
-                  <m:sSub>
-                    <m:e>
-                      <m:r>
-                        <m:t>x</m:t>
-                      </m:r>
-                    </m:e>
-                    <m:sub>
-                      <m:r>
-                        <m:t>i</m:t>
-                      </m:r>
-                    </m:sub>
-                  </m:sSub>
-                  <m:r>
-                    <m:rPr>
-                      <m:sty m:val="p"/>
-                    </m:rPr>
-                    <m:t>,</m:t>
-                  </m:r>
-                  <m:sSub>
-                    <m:e>
-                      <m:r>
-                        <m:t>y</m:t>
-                      </m:r>
-                    </m:e>
-                    <m:sub>
-                      <m:r>
-                        <m:t>i</m:t>
-                      </m:r>
-                    </m:sub>
-                  </m:sSub>
-                  <m:r>
-                    <m:rPr>
-                      <m:sty m:val="p"/>
-                    </m:rPr>
-                    <m:t>)</m:t>
-                  </m:r>
-                </m:e>
-              </m:d>
+                <m:t>(</m:t>
+              </m:r>
               <m:sSub>
                 <m:e>
                   <m:r>
-                    <m:t>​</m:t>
+                    <m:t>x</m:t>
                   </m:r>
                 </m:e>
                 <m:sub>
                   <m:r>
                     <m:t>i</m:t>
                   </m:r>
+                </m:sub>
+              </m:sSub>
+              <m:r>
+                <m:rPr>
+                  <m:sty m:val="p"/>
+                </m:rPr>
+                <m:t>,</m:t>
+              </m:r>
+              <m:sSub>
+                <m:e>
                   <m:r>
-                    <m:rPr>
-                      <m:sty m:val="p"/>
-                    </m:rPr>
-                    <m:t>∈</m:t>
+                    <m:t>y</m:t>
                   </m:r>
+                </m:e>
+                <m:sub>
                   <m:r>
-                    <m:t>I</m:t>
+                    <m:t>i</m:t>
                   </m:r>
                 </m:sub>
               </m:sSub>
+              <m:r>
+                <m:rPr>
+                  <m:sty m:val="p"/>
+                </m:rPr>
+                <m:t>)</m:t>
+              </m:r>
             </m:e>
           </m:d>
-          <m:r>
-            <m:t>​</m:t>
-          </m:r>
+          <m:sSub>
+            <m:e>
+              <m:r>
+                <m:t>​</m:t>
+              </m:r>
+            </m:e>
+            <m:sub>
+              <m:r>
+                <m:t>i</m:t>
+              </m:r>
+              <m:r>
+                <m:rPr>
+                  <m:sty m:val="p"/>
+                </m:rPr>
+                <m:t>∈</m:t>
+              </m:r>
+              <m:r>
+                <m:t>I</m:t>
+              </m:r>
+            </m:sub>
+          </m:sSub>
           <m:r>
             <m:rPr>
               <m:sty m:val="p"/>
             </m:rPr>
             <m:t>↦</m:t>
           </m:r>
+          <m:acc>
+            <m:accPr>
+              <m:chr m:val="̂"/>
+            </m:accPr>
+            <m:e>
+              <m:r>
+                <m:t>h</m:t>
+              </m:r>
+            </m:e>
+          </m:acc>
           <m:r>
-            <m:t>g</m:t>
+            <m:rPr>
+              <m:sty m:val="p"/>
+            </m:rPr>
+            <m:t>=</m:t>
           </m:r>
           <m:r>
             <m:t>​</m:t>
@@ -2735,7 +2868,10 @@
                 <m:rPr>
                   <m:sty m:val="p"/>
                 </m:rPr>
-                <m:t>;</m:t>
+                <m:t>↦</m:t>
+              </m:r>
+              <m:r>
+                <m:t>g</m:t>
               </m:r>
               <m:r>
                 <m:t>​</m:t>
@@ -2749,70 +2885,95 @@
                 </m:dPr>
                 <m:e>
                   <m:r>
+                    <m:t>x</m:t>
+                  </m:r>
+                  <m:r>
                     <m:rPr>
                       <m:sty m:val="p"/>
                     </m:rPr>
-                    <m:t>(</m:t>
+                    <m:t>;</m:t>
                   </m:r>
+                  <m:r>
+                    <m:t>​</m:t>
+                  </m:r>
+                  <m:d>
+                    <m:dPr>
+                      <m:begChr m:val="("/>
+                      <m:sepChr m:val=""/>
+                      <m:endChr m:val=")"/>
+                      <m:grow/>
+                    </m:dPr>
+                    <m:e>
+                      <m:r>
+                        <m:rPr>
+                          <m:sty m:val="p"/>
+                        </m:rPr>
+                        <m:t>(</m:t>
+                      </m:r>
+                      <m:sSub>
+                        <m:e>
+                          <m:r>
+                            <m:t>x</m:t>
+                          </m:r>
+                        </m:e>
+                        <m:sub>
+                          <m:r>
+                            <m:t>i</m:t>
+                          </m:r>
+                        </m:sub>
+                      </m:sSub>
+                      <m:r>
+                        <m:rPr>
+                          <m:sty m:val="p"/>
+                        </m:rPr>
+                        <m:t>,</m:t>
+                      </m:r>
+                      <m:sSub>
+                        <m:e>
+                          <m:r>
+                            <m:t>y</m:t>
+                          </m:r>
+                        </m:e>
+                        <m:sub>
+                          <m:r>
+                            <m:t>i</m:t>
+                          </m:r>
+                        </m:sub>
+                      </m:sSub>
+                      <m:r>
+                        <m:rPr>
+                          <m:sty m:val="p"/>
+                        </m:rPr>
+                        <m:t>)</m:t>
+                      </m:r>
+                    </m:e>
+                  </m:d>
                   <m:sSub>
                     <m:e>
                       <m:r>
-                        <m:t>x</m:t>
+                        <m:t>​</m:t>
                       </m:r>
                     </m:e>
                     <m:sub>
                       <m:r>
                         <m:t>i</m:t>
                       </m:r>
-                    </m:sub>
-                  </m:sSub>
-                  <m:r>
-                    <m:rPr>
-                      <m:sty m:val="p"/>
-                    </m:rPr>
-                    <m:t>,</m:t>
-                  </m:r>
-                  <m:sSub>
-                    <m:e>
                       <m:r>
-                        <m:t>y</m:t>
+                        <m:rPr>
+                          <m:sty m:val="p"/>
+                        </m:rPr>
+                        <m:t>∈</m:t>
                       </m:r>
-                    </m:e>
-                    <m:sub>
                       <m:r>
-                        <m:t>i</m:t>
+                        <m:t>I</m:t>
                       </m:r>
                     </m:sub>
                   </m:sSub>
-                  <m:r>
-                    <m:rPr>
-                      <m:sty m:val="p"/>
-                    </m:rPr>
-                    <m:t>)</m:t>
-                  </m:r>
                 </m:e>
               </m:d>
-              <m:sSub>
-                <m:e>
-                  <m:r>
-                    <m:t>​</m:t>
-                  </m:r>
-                </m:e>
-                <m:sub>
-                  <m:r>
-                    <m:t>i</m:t>
-                  </m:r>
-                  <m:r>
-                    <m:rPr>
-                      <m:sty m:val="p"/>
-                    </m:rPr>
-                    <m:t>∈</m:t>
-                  </m:r>
-                  <m:r>
-                    <m:t>I</m:t>
-                  </m:r>
-                </m:sub>
-              </m:sSub>
+              <m:r>
+                <m:t>​</m:t>
+              </m:r>
             </m:e>
           </m:d>
           <m:r>
@@ -3510,7 +3671,7 @@
         <w:pStyle w:val="FirstParagraph"/>
       </w:pPr>
       <w:r>
-        <w:t xml:space="preserve">Because the minimizer is unique and exact, the family, the data and the objective already determine the fitted rule.</w:t>
+        <w:t xml:space="preserve">Because the minimizer is unique and exact, the family, the data and the objective already determine the fitted model.</w:t>
       </w:r>
     </w:p>
     <w:p>
@@ -3755,7 +3916,7 @@
         <w:pStyle w:val="FirstParagraph"/>
       </w:pPr>
       <w:r>
-        <w:t xml:space="preserve">Here two seeds give two fold assignments, which can choose different degrees and so give different fitted rules from the same data.</w:t>
+        <w:t xml:space="preserve">Here two seeds give two fold assignments, which can choose different degrees and so give different fitted models from the same data.</w:t>
       </w:r>
     </w:p>
     <w:bookmarkEnd w:id="39"/>

--- a/pr-preview/pr-268/model-validation-handout.docx
+++ b/pr-preview/pr-268/model-validation-handout.docx
@@ -15,7 +15,7 @@
         <w:pStyle w:val="Date"/>
       </w:pPr>
       <w:r>
-        <w:t xml:space="preserve">Last modified: 2026-10-16 19:00:04 (PDT)</w:t>
+        <w:t xml:space="preserve">Last modified: 2026-10-16 22:26:41 (PDT)</w:t>
       </w:r>
     </w:p>
     <w:bookmarkStart w:id="17" w:name="sec-data-sets"/>
@@ -1041,7 +1041,7 @@
     </w:p>
     <w:bookmarkEnd w:id="16"/>
     <w:bookmarkEnd w:id="17"/>
-    <w:bookmarkStart w:id="67" w:name="sec-prediction-rules"/>
+    <w:bookmarkStart w:id="70" w:name="sec-prediction-rules"/>
     <w:p>
       <w:pPr>
         <w:pStyle w:val="Heading2"/>
@@ -2399,7 +2399,7 @@
       </w:r>
     </w:p>
     <w:bookmarkEnd w:id="35"/>
-    <w:bookmarkStart w:id="37" w:name="def-fitting-procedure"/>
+    <w:bookmarkStart w:id="37" w:name="def-fitted-model"/>
     <w:p>
       <w:pPr>
         <w:pStyle w:val="BodyText"/>
@@ -2409,7 +2409,7 @@
           <w:b/>
           <w:bCs/>
         </w:rPr>
-        <w:t xml:space="preserve">Definition 10 (Fitting procedure)</w:t>
+        <w:t xml:space="preserve">Definition 10 (Fitted model)</w:t>
       </w:r>
       <w:r>
         <w:t xml:space="preserve"> </w:t>
@@ -2425,6 +2425,291 @@
           <w:b/>
           <w:bCs/>
         </w:rPr>
+        <w:t xml:space="preserve">fitted model</w:t>
+      </w:r>
+      <w:r>
+        <w:t xml:space="preserve"> </w:t>
+      </w:r>
+      <m:oMath>
+        <m:acc>
+          <m:accPr>
+            <m:chr m:val="̂"/>
+          </m:accPr>
+          <m:e>
+            <m:r>
+              <m:t>h</m:t>
+            </m:r>
+          </m:e>
+        </m:acc>
+      </m:oMath>
+      <w:r>
+        <w:t xml:space="preserve"> </w:t>
+      </w:r>
+      <w:r>
+        <w:t xml:space="preserve">is a member of a</w:t>
+      </w:r>
+      <w:r>
+        <w:t xml:space="preserve"> </w:t>
+      </w:r>
+      <w:hyperlink w:anchor="def-model-family">
+        <w:r>
+          <w:rPr>
+            <w:rStyle w:val="Hyperlink"/>
+          </w:rPr>
+          <w:t xml:space="preserve">model family</w:t>
+        </w:r>
+      </w:hyperlink>
+      <w:r>
+        <w:t xml:space="preserve"> </w:t>
+      </w:r>
+      <m:oMath>
+        <m:r>
+          <m:rPr>
+            <m:scr m:val="script"/>
+            <m:sty m:val="p"/>
+          </m:rPr>
+          <m:t>H</m:t>
+        </m:r>
+      </m:oMath>
+      <w:r>
+        <w:t xml:space="preserve"> </w:t>
+      </w:r>
+      <w:r>
+        <w:t xml:space="preserve">that has been chosen to describe a</w:t>
+      </w:r>
+      <w:r>
+        <w:t xml:space="preserve"> </w:t>
+      </w:r>
+      <w:hyperlink w:anchor="def-data-set">
+        <w:r>
+          <w:rPr>
+            <w:rStyle w:val="Hyperlink"/>
+          </w:rPr>
+          <w:t xml:space="preserve">data set</w:t>
+        </w:r>
+      </w:hyperlink>
+      <w:r>
+        <w:t xml:space="preserve"> </w:t>
+      </w:r>
+      <m:oMath>
+        <m:r>
+          <m:rPr>
+            <m:scr m:val="script"/>
+            <m:sty m:val="p"/>
+          </m:rPr>
+          <m:t>D</m:t>
+        </m:r>
+      </m:oMath>
+      <w:r>
+        <w:t xml:space="preserve">.</w:t>
+      </w:r>
+      <w:r>
+        <w:t xml:space="preserve"> </w:t>
+      </w:r>
+      <w:r>
+        <w:t xml:space="preserve">As a member of</w:t>
+      </w:r>
+      <w:r>
+        <w:t xml:space="preserve"> </w:t>
+      </w:r>
+      <m:oMath>
+        <m:r>
+          <m:rPr>
+            <m:scr m:val="script"/>
+            <m:sty m:val="p"/>
+          </m:rPr>
+          <m:t>H</m:t>
+        </m:r>
+      </m:oMath>
+      <w:r>
+        <w:t xml:space="preserve">, it is a</w:t>
+      </w:r>
+      <w:r>
+        <w:t xml:space="preserve"> </w:t>
+      </w:r>
+      <w:hyperlink r:id="rId36">
+        <w:r>
+          <w:rPr>
+            <w:rStyle w:val="Hyperlink"/>
+          </w:rPr>
+          <w:t xml:space="preserve">function</w:t>
+        </w:r>
+      </w:hyperlink>
+      <w:r>
+        <w:t xml:space="preserve"> </w:t>
+      </w:r>
+      <w:r>
+        <w:t xml:space="preserve">that maps each</w:t>
+      </w:r>
+      <w:r>
+        <w:t xml:space="preserve"> </w:t>
+      </w:r>
+      <w:hyperlink w:anchor="def-covariate">
+        <w:r>
+          <w:rPr>
+            <w:rStyle w:val="Hyperlink"/>
+          </w:rPr>
+          <w:t xml:space="preserve">covariate</w:t>
+        </w:r>
+      </w:hyperlink>
+      <w:r>
+        <w:t xml:space="preserve"> </w:t>
+      </w:r>
+      <w:r>
+        <w:t xml:space="preserve">value</w:t>
+      </w:r>
+      <w:r>
+        <w:t xml:space="preserve"> </w:t>
+      </w:r>
+      <m:oMath>
+        <m:r>
+          <m:t>x</m:t>
+        </m:r>
+      </m:oMath>
+      <w:r>
+        <w:t xml:space="preserve"> </w:t>
+      </w:r>
+      <w:r>
+        <w:t xml:space="preserve">to a</w:t>
+      </w:r>
+      <w:r>
+        <w:t xml:space="preserve"> </w:t>
+      </w:r>
+      <w:hyperlink r:id="rId18">
+        <w:r>
+          <w:rPr>
+            <w:rStyle w:val="Hyperlink"/>
+          </w:rPr>
+          <w:t xml:space="preserve">prediction</w:t>
+        </w:r>
+      </w:hyperlink>
+      <w:r>
+        <w:t xml:space="preserve"> </w:t>
+      </w:r>
+      <w:r>
+        <w:t xml:space="preserve">of the outcome.</w:t>
+      </w:r>
+    </w:p>
+    <w:bookmarkEnd w:id="37"/>
+    <w:bookmarkStart w:id="38" w:name="exm-fitted-model"/>
+    <w:p>
+      <w:pPr>
+        <w:pStyle w:val="BodyText"/>
+      </w:pPr>
+      <w:r>
+        <w:rPr>
+          <w:b/>
+          <w:bCs/>
+        </w:rPr>
+        <w:t xml:space="preserve">Example 8 (A fitted line)</w:t>
+      </w:r>
+      <w:r>
+        <w:t xml:space="preserve"> </w:t>
+      </w:r>
+      <w:r>
+        <w:t xml:space="preserve">A line chosen to describe a</w:t>
+      </w:r>
+      <w:r>
+        <w:t xml:space="preserve"> </w:t>
+      </w:r>
+      <w:hyperlink w:anchor="def-data-set">
+        <w:r>
+          <w:rPr>
+            <w:rStyle w:val="Hyperlink"/>
+          </w:rPr>
+          <w:t xml:space="preserve">data set</w:t>
+        </w:r>
+      </w:hyperlink>
+      <w:r>
+        <w:t xml:space="preserve"> </w:t>
+      </w:r>
+      <m:oMath>
+        <m:r>
+          <m:rPr>
+            <m:scr m:val="script"/>
+            <m:sty m:val="p"/>
+          </m:rPr>
+          <m:t>D</m:t>
+        </m:r>
+      </m:oMath>
+      <w:r>
+        <w:t xml:space="preserve"> </w:t>
+      </w:r>
+      <w:r>
+        <w:t xml:space="preserve">of cars’ weights and fuel economies</w:t>
+      </w:r>
+      <w:r>
+        <w:t xml:space="preserve"> </w:t>
+      </w:r>
+      <w:r>
+        <w:t xml:space="preserve">is a fitted model</w:t>
+      </w:r>
+      <w:r>
+        <w:t xml:space="preserve"> </w:t>
+      </w:r>
+      <m:oMath>
+        <m:acc>
+          <m:accPr>
+            <m:chr m:val="̂"/>
+          </m:accPr>
+          <m:e>
+            <m:r>
+              <m:t>h</m:t>
+            </m:r>
+          </m:e>
+        </m:acc>
+      </m:oMath>
+      <w:r>
+        <w:t xml:space="preserve">.</w:t>
+      </w:r>
+      <w:r>
+        <w:t xml:space="preserve"> </w:t>
+      </w:r>
+      <w:r>
+        <w:t xml:space="preserve">It maps each weight</w:t>
+      </w:r>
+      <w:r>
+        <w:t xml:space="preserve"> </w:t>
+      </w:r>
+      <m:oMath>
+        <m:r>
+          <m:t>x</m:t>
+        </m:r>
+      </m:oMath>
+      <w:r>
+        <w:t xml:space="preserve"> </w:t>
+      </w:r>
+      <w:r>
+        <w:t xml:space="preserve">to the fuel economy it predicts.</w:t>
+      </w:r>
+    </w:p>
+    <w:bookmarkEnd w:id="38"/>
+    <w:bookmarkStart w:id="40" w:name="def-fitting-procedure"/>
+    <w:p>
+      <w:pPr>
+        <w:pStyle w:val="BodyText"/>
+      </w:pPr>
+      <w:r>
+        <w:rPr>
+          <w:b/>
+          <w:bCs/>
+        </w:rPr>
+        <w:t xml:space="preserve">Definition 11 (Fitting procedure)</w:t>
+      </w:r>
+      <w:r>
+        <w:t xml:space="preserve"> </w:t>
+      </w:r>
+      <w:r>
+        <w:t xml:space="preserve">A</w:t>
+      </w:r>
+      <w:r>
+        <w:t xml:space="preserve"> </w:t>
+      </w:r>
+      <w:r>
+        <w:rPr>
+          <w:b/>
+          <w:bCs/>
+        </w:rPr>
         <w:t xml:space="preserve">fitting procedure</w:t>
       </w:r>
       <w:r>
@@ -2439,18 +2724,105 @@
         <w:t xml:space="preserve"> </w:t>
       </w:r>
       <w:r>
-        <w:t xml:space="preserve">is a rule that,</w:t>
-      </w:r>
-      <w:r>
-        <w:t xml:space="preserve"> </w:t>
-      </w:r>
-      <w:r>
-        <w:t xml:space="preserve">given any data</w:t>
-      </w:r>
+        <w:t xml:space="preserve">is a</w:t>
+      </w:r>
+      <w:r>
+        <w:t xml:space="preserve"> </w:t>
+      </w:r>
+      <w:hyperlink r:id="rId36">
+        <w:r>
+          <w:rPr>
+            <w:rStyle w:val="Hyperlink"/>
+          </w:rPr>
+          <w:t xml:space="preserve">function</w:t>
+        </w:r>
+      </w:hyperlink>
+      <w:r>
+        <w:t xml:space="preserve"> </w:t>
+      </w:r>
+      <w:r>
+        <w:t xml:space="preserve">that,</w:t>
+      </w:r>
+      <w:r>
+        <w:t xml:space="preserve"> </w:t>
+      </w:r>
+      <w:r>
+        <w:t xml:space="preserve">given any</w:t>
+      </w:r>
+      <w:r>
+        <w:t xml:space="preserve"> </w:t>
+      </w:r>
+      <w:hyperlink w:anchor="def-data-set">
+        <w:r>
+          <w:rPr>
+            <w:rStyle w:val="Hyperlink"/>
+          </w:rPr>
+          <w:t xml:space="preserve">data set</w:t>
+        </w:r>
+      </w:hyperlink>
       <w:r>
         <w:t xml:space="preserve"> </w:t>
       </w:r>
       <m:oMath>
+        <m:r>
+          <m:rPr>
+            <m:scr m:val="script"/>
+            <m:sty m:val="p"/>
+          </m:rPr>
+          <m:t>D</m:t>
+        </m:r>
+      </m:oMath>
+      <w:r>
+        <w:t xml:space="preserve">,</w:t>
+      </w:r>
+      <w:r>
+        <w:t xml:space="preserve"> </w:t>
+      </w:r>
+      <w:r>
+        <w:t xml:space="preserve">produces a</w:t>
+      </w:r>
+      <w:r>
+        <w:t xml:space="preserve"> </w:t>
+      </w:r>
+      <w:hyperlink w:anchor="def-fitted-model">
+        <w:r>
+          <w:rPr>
+            <w:rStyle w:val="Hyperlink"/>
+          </w:rPr>
+          <w:t xml:space="preserve">fitted model</w:t>
+        </w:r>
+      </w:hyperlink>
+      <w:r>
+        <w:t xml:space="preserve"> </w:t>
+      </w:r>
+      <m:oMath>
+        <m:acc>
+          <m:accPr>
+            <m:chr m:val="̂"/>
+          </m:accPr>
+          <m:e>
+            <m:r>
+              <m:t>h</m:t>
+            </m:r>
+          </m:e>
+        </m:acc>
+      </m:oMath>
+      <w:r>
+        <w:t xml:space="preserve">.</w:t>
+      </w:r>
+      <w:r>
+        <w:t xml:space="preserve"> </w:t>
+      </w:r>
+      <w:r>
+        <w:t xml:space="preserve">We write</w:t>
+      </w:r>
+      <w:r>
+        <w:t xml:space="preserve"> </w:t>
+      </w:r>
+      <m:oMath>
+        <m:r>
+          <m:t>g</m:t>
+        </m:r>
         <m:r>
           <m:t>​</m:t>
         </m:r>
@@ -2463,177 +2835,6 @@
           </m:dPr>
           <m:e>
             <m:r>
-              <m:rPr>
-                <m:sty m:val="p"/>
-              </m:rPr>
-              <m:t>(</m:t>
-            </m:r>
-            <m:sSub>
-              <m:e>
-                <m:r>
-                  <m:t>x</m:t>
-                </m:r>
-              </m:e>
-              <m:sub>
-                <m:r>
-                  <m:t>i</m:t>
-                </m:r>
-              </m:sub>
-            </m:sSub>
-            <m:r>
-              <m:rPr>
-                <m:sty m:val="p"/>
-              </m:rPr>
-              <m:t>,</m:t>
-            </m:r>
-            <m:sSub>
-              <m:e>
-                <m:r>
-                  <m:t>y</m:t>
-                </m:r>
-              </m:e>
-              <m:sub>
-                <m:r>
-                  <m:t>i</m:t>
-                </m:r>
-              </m:sub>
-            </m:sSub>
-            <m:r>
-              <m:rPr>
-                <m:sty m:val="p"/>
-              </m:rPr>
-              <m:t>)</m:t>
-            </m:r>
-          </m:e>
-        </m:d>
-        <m:sSub>
-          <m:e>
-            <m:r>
-              <m:t>​</m:t>
-            </m:r>
-          </m:e>
-          <m:sub>
-            <m:r>
-              <m:t>i</m:t>
-            </m:r>
-            <m:r>
-              <m:rPr>
-                <m:sty m:val="p"/>
-              </m:rPr>
-              <m:t>∈</m:t>
-            </m:r>
-            <m:r>
-              <m:t>I</m:t>
-            </m:r>
-          </m:sub>
-        </m:sSub>
-      </m:oMath>
-      <w:r>
-        <w:t xml:space="preserve">,</w:t>
-      </w:r>
-      <w:r>
-        <w:t xml:space="preserve"> </w:t>
-      </w:r>
-      <w:r>
-        <w:t xml:space="preserve">produces a fitted model</w:t>
-      </w:r>
-      <w:r>
-        <w:t xml:space="preserve"> </w:t>
-      </w:r>
-      <m:oMath>
-        <m:acc>
-          <m:accPr>
-            <m:chr m:val="̂"/>
-          </m:accPr>
-          <m:e>
-            <m:r>
-              <m:t>h</m:t>
-            </m:r>
-          </m:e>
-        </m:acc>
-      </m:oMath>
-      <w:r>
-        <w:t xml:space="preserve">:</w:t>
-      </w:r>
-      <w:r>
-        <w:t xml:space="preserve"> </w:t>
-      </w:r>
-      <w:r>
-        <w:t xml:space="preserve">a function that maps each</w:t>
-      </w:r>
-      <w:r>
-        <w:t xml:space="preserve"> </w:t>
-      </w:r>
-      <w:hyperlink w:anchor="def-covariate">
-        <w:r>
-          <w:rPr>
-            <w:rStyle w:val="Hyperlink"/>
-          </w:rPr>
-          <w:t xml:space="preserve">covariate</w:t>
-        </w:r>
-      </w:hyperlink>
-      <w:r>
-        <w:t xml:space="preserve"> </w:t>
-      </w:r>
-      <w:r>
-        <w:t xml:space="preserve">value</w:t>
-      </w:r>
-      <w:r>
-        <w:t xml:space="preserve"> </w:t>
-      </w:r>
-      <m:oMath>
-        <m:r>
-          <m:t>x</m:t>
-        </m:r>
-      </m:oMath>
-      <w:r>
-        <w:t xml:space="preserve"> </w:t>
-      </w:r>
-      <w:r>
-        <w:t xml:space="preserve">to a</w:t>
-      </w:r>
-      <w:r>
-        <w:t xml:space="preserve"> </w:t>
-      </w:r>
-      <w:hyperlink r:id="rId18">
-        <w:r>
-          <w:rPr>
-            <w:rStyle w:val="Hyperlink"/>
-          </w:rPr>
-          <w:t xml:space="preserve">prediction</w:t>
-        </w:r>
-      </w:hyperlink>
-      <w:r>
-        <w:t xml:space="preserve"> </w:t>
-      </w:r>
-      <w:r>
-        <w:t xml:space="preserve">of the outcome.</w:t>
-      </w:r>
-      <w:r>
-        <w:t xml:space="preserve"> </w:t>
-      </w:r>
-      <w:r>
-        <w:t xml:space="preserve">We write</w:t>
-      </w:r>
-      <w:r>
-        <w:t xml:space="preserve"> </w:t>
-      </w:r>
-      <m:oMath>
-        <m:r>
-          <m:t>g</m:t>
-        </m:r>
-        <m:r>
-          <m:t>​</m:t>
-        </m:r>
-        <m:d>
-          <m:dPr>
-            <m:begChr m:val="("/>
-            <m:sepChr m:val=""/>
-            <m:endChr m:val=")"/>
-            <m:grow/>
-          </m:dPr>
-          <m:e>
-            <m:r>
               <m:t>x</m:t>
             </m:r>
             <m:r>
@@ -2643,81 +2844,12 @@
               <m:t>;</m:t>
             </m:r>
             <m:r>
-              <m:t>​</m:t>
-            </m:r>
-            <m:d>
-              <m:dPr>
-                <m:begChr m:val="("/>
-                <m:sepChr m:val=""/>
-                <m:endChr m:val=")"/>
-                <m:grow/>
-              </m:dPr>
-              <m:e>
-                <m:r>
-                  <m:rPr>
-                    <m:sty m:val="p"/>
-                  </m:rPr>
-                  <m:t>(</m:t>
-                </m:r>
-                <m:sSub>
-                  <m:e>
-                    <m:r>
-                      <m:t>x</m:t>
-                    </m:r>
-                  </m:e>
-                  <m:sub>
-                    <m:r>
-                      <m:t>i</m:t>
-                    </m:r>
-                  </m:sub>
-                </m:sSub>
-                <m:r>
-                  <m:rPr>
-                    <m:sty m:val="p"/>
-                  </m:rPr>
-                  <m:t>,</m:t>
-                </m:r>
-                <m:sSub>
-                  <m:e>
-                    <m:r>
-                      <m:t>y</m:t>
-                    </m:r>
-                  </m:e>
-                  <m:sub>
-                    <m:r>
-                      <m:t>i</m:t>
-                    </m:r>
-                  </m:sub>
-                </m:sSub>
-                <m:r>
-                  <m:rPr>
-                    <m:sty m:val="p"/>
-                  </m:rPr>
-                  <m:t>)</m:t>
-                </m:r>
-              </m:e>
-            </m:d>
-            <m:sSub>
-              <m:e>
-                <m:r>
-                  <m:t>​</m:t>
-                </m:r>
-              </m:e>
-              <m:sub>
-                <m:r>
-                  <m:t>i</m:t>
-                </m:r>
-                <m:r>
-                  <m:rPr>
-                    <m:sty m:val="p"/>
-                  </m:rPr>
-                  <m:t>∈</m:t>
-                </m:r>
-                <m:r>
-                  <m:t>I</m:t>
-                </m:r>
-              </m:sub>
-            </m:sSub>
+              <m:rPr>
+                <m:scr m:val="script"/>
+                <m:sty m:val="p"/>
+              </m:rPr>
+              <m:t>D</m:t>
+            </m:r>
           </m:e>
         </m:d>
         <m:r>
@@ -2746,88 +2878,19 @@
       <w:pPr>
         <w:pStyle w:val="BodyText"/>
       </w:pPr>
-      <w:bookmarkStart w:id="36" w:name="eq-fitting-procedure"/>
+      <w:bookmarkStart w:id="39" w:name="eq-fitting-procedure"/>
       <m:oMathPara>
         <m:oMathParaPr>
           <m:jc m:val="center"/>
         </m:oMathParaPr>
         <m:oMath>
           <m:r>
-            <m:t>​</m:t>
+            <m:rPr>
+              <m:scr m:val="script"/>
+              <m:sty m:val="p"/>
+            </m:rPr>
+            <m:t>D</m:t>
           </m:r>
-          <m:d>
-            <m:dPr>
-              <m:begChr m:val="("/>
-              <m:sepChr m:val=""/>
-              <m:endChr m:val=")"/>
-              <m:grow/>
-            </m:dPr>
-            <m:e>
-              <m:r>
-                <m:rPr>
-                  <m:sty m:val="p"/>
-                </m:rPr>
-                <m:t>(</m:t>
-              </m:r>
-              <m:sSub>
-                <m:e>
-                  <m:r>
-                    <m:t>x</m:t>
-                  </m:r>
-                </m:e>
-                <m:sub>
-                  <m:r>
-                    <m:t>i</m:t>
-                  </m:r>
-                </m:sub>
-              </m:sSub>
-              <m:r>
-                <m:rPr>
-                  <m:sty m:val="p"/>
-                </m:rPr>
-                <m:t>,</m:t>
-              </m:r>
-              <m:sSub>
-                <m:e>
-                  <m:r>
-                    <m:t>y</m:t>
-                  </m:r>
-                </m:e>
-                <m:sub>
-                  <m:r>
-                    <m:t>i</m:t>
-                  </m:r>
-                </m:sub>
-              </m:sSub>
-              <m:r>
-                <m:rPr>
-                  <m:sty m:val="p"/>
-                </m:rPr>
-                <m:t>)</m:t>
-              </m:r>
-            </m:e>
-          </m:d>
-          <m:sSub>
-            <m:e>
-              <m:r>
-                <m:t>​</m:t>
-              </m:r>
-            </m:e>
-            <m:sub>
-              <m:r>
-                <m:t>i</m:t>
-              </m:r>
-              <m:r>
-                <m:rPr>
-                  <m:sty m:val="p"/>
-                </m:rPr>
-                <m:t>∈</m:t>
-              </m:r>
-              <m:r>
-                <m:t>I</m:t>
-              </m:r>
-            </m:sub>
-          </m:sSub>
           <m:r>
             <m:rPr>
               <m:sty m:val="p"/>
@@ -2894,81 +2957,12 @@
                     <m:t>;</m:t>
                   </m:r>
                   <m:r>
-                    <m:t>​</m:t>
+                    <m:rPr>
+                      <m:scr m:val="script"/>
+                      <m:sty m:val="p"/>
+                    </m:rPr>
+                    <m:t>D</m:t>
                   </m:r>
-                  <m:d>
-                    <m:dPr>
-                      <m:begChr m:val="("/>
-                      <m:sepChr m:val=""/>
-                      <m:endChr m:val=")"/>
-                      <m:grow/>
-                    </m:dPr>
-                    <m:e>
-                      <m:r>
-                        <m:rPr>
-                          <m:sty m:val="p"/>
-                        </m:rPr>
-                        <m:t>(</m:t>
-                      </m:r>
-                      <m:sSub>
-                        <m:e>
-                          <m:r>
-                            <m:t>x</m:t>
-                          </m:r>
-                        </m:e>
-                        <m:sub>
-                          <m:r>
-                            <m:t>i</m:t>
-                          </m:r>
-                        </m:sub>
-                      </m:sSub>
-                      <m:r>
-                        <m:rPr>
-                          <m:sty m:val="p"/>
-                        </m:rPr>
-                        <m:t>,</m:t>
-                      </m:r>
-                      <m:sSub>
-                        <m:e>
-                          <m:r>
-                            <m:t>y</m:t>
-                          </m:r>
-                        </m:e>
-                        <m:sub>
-                          <m:r>
-                            <m:t>i</m:t>
-                          </m:r>
-                        </m:sub>
-                      </m:sSub>
-                      <m:r>
-                        <m:rPr>
-                          <m:sty m:val="p"/>
-                        </m:rPr>
-                        <m:t>)</m:t>
-                      </m:r>
-                    </m:e>
-                  </m:d>
-                  <m:sSub>
-                    <m:e>
-                      <m:r>
-                        <m:t>​</m:t>
-                      </m:r>
-                    </m:e>
-                    <m:sub>
-                      <m:r>
-                        <m:t>i</m:t>
-                      </m:r>
-                      <m:r>
-                        <m:rPr>
-                          <m:sty m:val="p"/>
-                        </m:rPr>
-                        <m:t>∈</m:t>
-                      </m:r>
-                      <m:r>
-                        <m:t>I</m:t>
-                      </m:r>
-                    </m:sub>
-                  </m:sSub>
                 </m:e>
               </m:d>
               <m:r>
@@ -3005,7 +2999,7 @@
           </m:r>
         </m:oMath>
       </m:oMathPara>
-      <w:bookmarkEnd w:id="36"/>
+      <w:bookmarkEnd w:id="39"/>
     </w:p>
     <w:p>
       <w:pPr>
@@ -3288,8 +3282,8 @@
         <w:t xml:space="preserve">of the covariates.</w:t>
       </w:r>
     </w:p>
-    <w:bookmarkEnd w:id="37"/>
-    <w:bookmarkStart w:id="38" w:name="rem-source-fitting-procedure"/>
+    <w:bookmarkEnd w:id="40"/>
+    <w:bookmarkStart w:id="41" w:name="rem-source-fitting-procedure"/>
     <w:p>
       <w:pPr>
         <w:pStyle w:val="FirstParagraph"/>
@@ -3366,8 +3360,8 @@
         <w:t xml:space="preserve">.</w:t>
       </w:r>
     </w:p>
-    <w:bookmarkEnd w:id="38"/>
-    <w:bookmarkStart w:id="39" w:name="exm-fitting-procedure"/>
+    <w:bookmarkEnd w:id="41"/>
+    <w:bookmarkStart w:id="42" w:name="exm-fitting-procedure"/>
     <w:p>
       <w:pPr>
         <w:pStyle w:val="BodyText"/>
@@ -3377,7 +3371,7 @@
           <w:b/>
           <w:bCs/>
         </w:rPr>
-        <w:t xml:space="preserve">Example 8 (Inputs of two fitting procedures)</w:t>
+        <w:t xml:space="preserve">Example 9 (Inputs of two fitting procedures)</w:t>
       </w:r>
       <w:r>
         <w:t xml:space="preserve"> </w:t>
@@ -3919,8 +3913,8 @@
         <w:t xml:space="preserve">Here two seeds give two fold assignments, which can choose different degrees and so give different fitted models from the same data.</w:t>
       </w:r>
     </w:p>
-    <w:bookmarkEnd w:id="39"/>
-    <w:bookmarkStart w:id="41" w:name="def-training-set"/>
+    <w:bookmarkEnd w:id="42"/>
+    <w:bookmarkStart w:id="44" w:name="def-training-set"/>
     <w:p>
       <w:pPr>
         <w:pStyle w:val="BodyText"/>
@@ -3930,7 +3924,7 @@
           <w:b/>
           <w:bCs/>
         </w:rPr>
-        <w:t xml:space="preserve">Definition 11 (Training set)</w:t>
+        <w:t xml:space="preserve">Definition 12 (Training set)</w:t>
       </w:r>
       <w:r>
         <w:t xml:space="preserve"> </w:t>
@@ -4030,16 +4024,16 @@
       <w:pPr>
         <w:pStyle w:val="BodyText"/>
       </w:pPr>
-      <w:bookmarkStart w:id="40" w:name="eq-training-set"/>
+      <w:bookmarkStart w:id="43" w:name="eq-training-set"/>
       <w:r>
         <w:t xml:space="preserve">$$
     \mathcal{D}_{\text{train}}\stackrel{\text{def}}{=}\mathopen{}\left((\mathord{\smash[b]{\underset{\raise.3ex\hbox{$\scriptstyle\sim$}}{x}}\vphantom{x}}_{i}, y_{i})\right)\mathclose{}_{i\in I}, \quad \mathopen{}\left|I\right|\mathclose{} = n.
      \qquad(7)$$</w:t>
       </w:r>
-      <w:bookmarkEnd w:id="40"/>
+      <w:bookmarkEnd w:id="43"/>
     </w:p>
-    <w:bookmarkEnd w:id="41"/>
-    <w:bookmarkStart w:id="42" w:name="rem-source-training-set"/>
+    <w:bookmarkEnd w:id="44"/>
+    <w:bookmarkStart w:id="45" w:name="rem-source-training-set"/>
     <w:p>
       <w:pPr>
         <w:pStyle w:val="FirstParagraph"/>
@@ -4076,8 +4070,8 @@
         <w:t xml:space="preserve">.</w:t>
       </w:r>
     </w:p>
-    <w:bookmarkEnd w:id="42"/>
-    <w:bookmarkStart w:id="44" w:name="def-prediction-rule"/>
+    <w:bookmarkEnd w:id="45"/>
+    <w:bookmarkStart w:id="47" w:name="def-prediction-rule"/>
     <w:p>
       <w:pPr>
         <w:pStyle w:val="BodyText"/>
@@ -4087,7 +4081,7 @@
           <w:b/>
           <w:bCs/>
         </w:rPr>
-        <w:t xml:space="preserve">Definition 12 (Prediction rule)</w:t>
+        <w:t xml:space="preserve">Definition 13 (Prediction rule)</w:t>
       </w:r>
       <w:r>
         <w:t xml:space="preserve"> </w:t>
@@ -4285,7 +4279,7 @@
       <w:pPr>
         <w:pStyle w:val="BodyText"/>
       </w:pPr>
-      <w:bookmarkStart w:id="43" w:name="eq-prediction-rule"/>
+      <w:bookmarkStart w:id="46" w:name="eq-prediction-rule"/>
       <m:oMathPara>
         <m:oMathParaPr>
           <m:jc m:val="center"/>
@@ -4390,10 +4384,10 @@
           </m:r>
         </m:oMath>
       </m:oMathPara>
-      <w:bookmarkEnd w:id="43"/>
+      <w:bookmarkEnd w:id="46"/>
     </w:p>
-    <w:bookmarkEnd w:id="44"/>
-    <w:bookmarkStart w:id="48" w:name="def-new-observation"/>
+    <w:bookmarkEnd w:id="47"/>
+    <w:bookmarkStart w:id="51" w:name="def-new-observation"/>
     <w:p>
       <w:pPr>
         <w:pStyle w:val="FirstParagraph"/>
@@ -4403,7 +4397,7 @@
           <w:b/>
           <w:bCs/>
         </w:rPr>
-        <w:t xml:space="preserve">Definition 13 (New observation)</w:t>
+        <w:t xml:space="preserve">Definition 14 (New observation)</w:t>
       </w:r>
       <w:r>
         <w:t xml:space="preserve"> </w:t>
@@ -4565,7 +4559,7 @@
       <w:r>
         <w:t xml:space="preserve"> </w:t>
       </w:r>
-      <w:hyperlink r:id="rId45">
+      <w:hyperlink r:id="rId48">
         <w:r>
           <w:rPr>
             <w:rStyle w:val="Hyperlink"/>
@@ -4740,7 +4734,7 @@
       <w:r>
         <w:t xml:space="preserve"> </w:t>
       </w:r>
-      <w:hyperlink r:id="rId46">
+      <w:hyperlink r:id="rId49">
         <w:r>
           <w:rPr>
             <w:rStyle w:val="Hyperlink"/>
@@ -4763,7 +4757,7 @@
       <w:r>
         <w:t xml:space="preserve"> </w:t>
       </w:r>
-      <w:hyperlink r:id="rId47">
+      <w:hyperlink r:id="rId50">
         <w:r>
           <w:rPr>
             <w:rStyle w:val="Hyperlink"/>
@@ -4829,8 +4823,8 @@
         <w:t xml:space="preserve">is applied.</w:t>
       </w:r>
     </w:p>
-    <w:bookmarkEnd w:id="48"/>
-    <w:bookmarkStart w:id="49" w:name="exm-new-observation"/>
+    <w:bookmarkEnd w:id="51"/>
+    <w:bookmarkStart w:id="52" w:name="exm-new-observation"/>
     <w:p>
       <w:pPr>
         <w:pStyle w:val="BodyText"/>
@@ -4840,7 +4834,7 @@
           <w:b/>
           <w:bCs/>
         </w:rPr>
-        <w:t xml:space="preserve">Example 9 (A new observation for the first five cars)</w:t>
+        <w:t xml:space="preserve">Example 10 (A new observation for the first five cars)</w:t>
       </w:r>
       <w:r>
         <w:t xml:space="preserve"> </w:t>
@@ -5212,8 +5206,8 @@
         <w:t xml:space="preserve">.</w:t>
       </w:r>
     </w:p>
-    <w:bookmarkEnd w:id="49"/>
-    <w:bookmarkStart w:id="52" w:name="def-observation-loss"/>
+    <w:bookmarkEnd w:id="52"/>
+    <w:bookmarkStart w:id="55" w:name="def-observation-loss"/>
     <w:p>
       <w:pPr>
         <w:pStyle w:val="BodyText"/>
@@ -5223,7 +5217,7 @@
           <w:b/>
           <w:bCs/>
         </w:rPr>
-        <w:t xml:space="preserve">Definition 14 (Loss of a prediction rule on an observation)</w:t>
+        <w:t xml:space="preserve">Definition 15 (Loss of a prediction rule on an observation)</w:t>
       </w:r>
       <w:r>
         <w:t xml:space="preserve"> </w:t>
@@ -5335,7 +5329,7 @@
       <w:r>
         <w:t xml:space="preserve"> </w:t>
       </w:r>
-      <w:hyperlink r:id="rId50">
+      <w:hyperlink r:id="rId53">
         <w:r>
           <w:rPr>
             <w:rStyle w:val="Hyperlink"/>
@@ -5430,7 +5424,7 @@
       <w:pPr>
         <w:pStyle w:val="BodyText"/>
       </w:pPr>
-      <w:bookmarkStart w:id="51" w:name="eq-observation-loss"/>
+      <w:bookmarkStart w:id="54" w:name="eq-observation-loss"/>
       <m:oMathPara>
         <m:oMathParaPr>
           <m:jc m:val="center"/>
@@ -5564,7 +5558,7 @@
           </m:r>
         </m:oMath>
       </m:oMathPara>
-      <w:bookmarkEnd w:id="51"/>
+      <w:bookmarkEnd w:id="54"/>
     </w:p>
     <w:p>
       <w:pPr>
@@ -5759,8 +5753,8 @@
         <w:t xml:space="preserve">.</w:t>
       </w:r>
     </w:p>
-    <w:bookmarkEnd w:id="52"/>
-    <w:bookmarkStart w:id="54" w:name="rem-squared-error-loss"/>
+    <w:bookmarkEnd w:id="55"/>
+    <w:bookmarkStart w:id="57" w:name="rem-squared-error-loss"/>
     <w:p>
       <w:pPr>
         <w:pStyle w:val="BodyText"/>
@@ -5922,7 +5916,7 @@
       <w:r>
         <w:t xml:space="preserve"> </w:t>
       </w:r>
-      <w:hyperlink r:id="rId53">
+      <w:hyperlink r:id="rId56">
         <w:r>
           <w:rPr>
             <w:rStyle w:val="Hyperlink"/>
@@ -5983,8 +5977,8 @@
         <w:t xml:space="preserve">and each average loss below is a sample mean squared error.</w:t>
       </w:r>
     </w:p>
-    <w:bookmarkEnd w:id="54"/>
-    <w:bookmarkStart w:id="56" w:name="def-generalization-error"/>
+    <w:bookmarkEnd w:id="57"/>
+    <w:bookmarkStart w:id="59" w:name="def-generalization-error"/>
     <w:p>
       <w:pPr>
         <w:pStyle w:val="BodyText"/>
@@ -5994,7 +5988,7 @@
           <w:b/>
           <w:bCs/>
         </w:rPr>
-        <w:t xml:space="preserve">Definition 15 (Generalization error)</w:t>
+        <w:t xml:space="preserve">Definition 16 (Generalization error)</w:t>
       </w:r>
       <w:r>
         <w:t xml:space="preserve"> </w:t>
@@ -6238,7 +6232,7 @@
       <w:pPr>
         <w:pStyle w:val="BodyText"/>
       </w:pPr>
-      <w:bookmarkStart w:id="55" w:name="eq-generalization-error"/>
+      <w:bookmarkStart w:id="58" w:name="eq-generalization-error"/>
       <m:oMathPara>
         <m:oMathParaPr>
           <m:jc m:val="center"/>
@@ -6384,10 +6378,10 @@
           </m:r>
         </m:oMath>
       </m:oMathPara>
-      <w:bookmarkEnd w:id="55"/>
+      <w:bookmarkEnd w:id="58"/>
     </w:p>
-    <w:bookmarkEnd w:id="56"/>
-    <w:bookmarkStart w:id="57" w:name="rem-source-generalization-error"/>
+    <w:bookmarkEnd w:id="59"/>
+    <w:bookmarkStart w:id="60" w:name="rem-source-generalization-error"/>
     <w:p>
       <w:pPr>
         <w:pStyle w:val="FirstParagraph"/>
@@ -6427,8 +6421,8 @@
         <w:t xml:space="preserve">.</w:t>
       </w:r>
     </w:p>
-    <w:bookmarkEnd w:id="57"/>
-    <w:bookmarkStart w:id="59" w:name="def-held-out-set"/>
+    <w:bookmarkEnd w:id="60"/>
+    <w:bookmarkStart w:id="62" w:name="def-held-out-set"/>
     <w:p>
       <w:pPr>
         <w:pStyle w:val="BodyText"/>
@@ -6438,7 +6432,7 @@
           <w:b/>
           <w:bCs/>
         </w:rPr>
-        <w:t xml:space="preserve">Definition 16 (Held-out set (hold-out set))</w:t>
+        <w:t xml:space="preserve">Definition 17 (Held-out set (hold-out set))</w:t>
       </w:r>
       <w:r>
         <w:t xml:space="preserve"> </w:t>
@@ -6618,7 +6612,7 @@
       <w:pPr>
         <w:pStyle w:val="BodyText"/>
       </w:pPr>
-      <w:bookmarkStart w:id="58" w:name="eq-held-out-set"/>
+      <w:bookmarkStart w:id="61" w:name="eq-held-out-set"/>
       <m:oMathPara>
         <m:oMathParaPr>
           <m:jc m:val="center"/>
@@ -6816,10 +6810,10 @@
           </m:r>
         </m:oMath>
       </m:oMathPara>
-      <w:bookmarkEnd w:id="58"/>
+      <w:bookmarkEnd w:id="61"/>
     </w:p>
-    <w:bookmarkEnd w:id="59"/>
-    <w:bookmarkStart w:id="60" w:name="rem-source-held-out-set"/>
+    <w:bookmarkEnd w:id="62"/>
+    <w:bookmarkStart w:id="63" w:name="rem-source-held-out-set"/>
     <w:p>
       <w:pPr>
         <w:pStyle w:val="FirstParagraph"/>
@@ -6857,8 +6851,8 @@
         <w:t xml:space="preserve">.</w:t>
       </w:r>
     </w:p>
-    <w:bookmarkEnd w:id="60"/>
-    <w:bookmarkStart w:id="63" w:name="def-prediction-rmse"/>
+    <w:bookmarkEnd w:id="63"/>
+    <w:bookmarkStart w:id="66" w:name="def-prediction-rmse"/>
     <w:p>
       <w:pPr>
         <w:pStyle w:val="BodyText"/>
@@ -6868,7 +6862,7 @@
           <w:b/>
           <w:bCs/>
         </w:rPr>
-        <w:t xml:space="preserve">Definition 17 (Root mean squared error of predictions)</w:t>
+        <w:t xml:space="preserve">Definition 18 (Root mean squared error of predictions)</w:t>
       </w:r>
       <w:r>
         <w:t xml:space="preserve"> </w:t>
@@ -7034,7 +7028,7 @@
       <w:r>
         <w:t xml:space="preserve"> </w:t>
       </w:r>
-      <w:hyperlink r:id="rId61">
+      <w:hyperlink r:id="rId64">
         <w:r>
           <w:rPr>
             <w:rStyle w:val="Hyperlink"/>
@@ -7050,7 +7044,7 @@
       <w:pPr>
         <w:pStyle w:val="BodyText"/>
       </w:pPr>
-      <w:bookmarkStart w:id="62" w:name="eq-prediction-rmse"/>
+      <w:bookmarkStart w:id="65" w:name="eq-prediction-rmse"/>
       <m:oMathPara>
         <m:oMathParaPr>
           <m:jc m:val="center"/>
@@ -7173,10 +7167,10 @@
           </m:r>
         </m:oMath>
       </m:oMathPara>
-      <w:bookmarkEnd w:id="62"/>
+      <w:bookmarkEnd w:id="65"/>
     </w:p>
-    <w:bookmarkEnd w:id="63"/>
-    <w:bookmarkStart w:id="65" w:name="def-training-mse"/>
+    <w:bookmarkEnd w:id="66"/>
+    <w:bookmarkStart w:id="68" w:name="def-training-mse"/>
     <w:p>
       <w:pPr>
         <w:pStyle w:val="FirstParagraph"/>
@@ -7186,7 +7180,7 @@
           <w:b/>
           <w:bCs/>
         </w:rPr>
-        <w:t xml:space="preserve">Definition 18 (Training error)</w:t>
+        <w:t xml:space="preserve">Definition 19 (Training error)</w:t>
       </w:r>
       <w:r>
         <w:t xml:space="preserve"> </w:t>
@@ -7343,7 +7337,7 @@
       <w:pPr>
         <w:pStyle w:val="BodyText"/>
       </w:pPr>
-      <w:bookmarkStart w:id="64" w:name="eq-training-mse"/>
+      <w:bookmarkStart w:id="67" w:name="eq-training-mse"/>
       <m:oMathPara>
         <m:oMathParaPr>
           <m:jc m:val="center"/>
@@ -7463,10 +7457,10 @@
           </m:r>
         </m:oMath>
       </m:oMathPara>
-      <w:bookmarkEnd w:id="64"/>
+      <w:bookmarkEnd w:id="67"/>
     </w:p>
-    <w:bookmarkEnd w:id="65"/>
-    <w:bookmarkStart w:id="66" w:name="rem-source-training-mse"/>
+    <w:bookmarkEnd w:id="68"/>
+    <w:bookmarkStart w:id="69" w:name="rem-source-training-mse"/>
     <w:p>
       <w:pPr>
         <w:pStyle w:val="FirstParagraph"/>
@@ -7513,9 +7507,9 @@
         <w:t xml:space="preserve">and define it for any loss.</w:t>
       </w:r>
     </w:p>
-    <w:bookmarkEnd w:id="66"/>
-    <w:bookmarkEnd w:id="67"/>
-    <w:bookmarkStart w:id="72" w:name="overfitting"/>
+    <w:bookmarkEnd w:id="69"/>
+    <w:bookmarkEnd w:id="70"/>
+    <w:bookmarkStart w:id="75" w:name="overfitting"/>
     <w:p>
       <w:pPr>
         <w:pStyle w:val="Heading2"/>
@@ -7524,7 +7518,7 @@
         <w:t xml:space="preserve">3 Overfitting</w:t>
       </w:r>
     </w:p>
-    <w:bookmarkStart w:id="68" w:name="exr-overfitting"/>
+    <w:bookmarkStart w:id="71" w:name="exr-overfitting"/>
     <w:p>
       <w:pPr>
         <w:pStyle w:val="FirstParagraph"/>
@@ -7737,8 +7731,8 @@
         <w:t xml:space="preserve">improve predictions for the held-out cars?</w:t>
       </w:r>
     </w:p>
-    <w:bookmarkEnd w:id="68"/>
-    <w:bookmarkStart w:id="69" w:name="sol-overfitting"/>
+    <w:bookmarkEnd w:id="71"/>
+    <w:bookmarkStart w:id="72" w:name="sol-overfitting"/>
     <w:p>
       <w:pPr>
         <w:pStyle w:val="FirstParagraph"/>
@@ -8961,8 +8955,8 @@
         <w:t xml:space="preserve">there the held-out sRMSE also falls.</w:t>
       </w:r>
     </w:p>
-    <w:bookmarkEnd w:id="69"/>
-    <w:bookmarkStart w:id="70" w:name="def-overfitting"/>
+    <w:bookmarkEnd w:id="72"/>
+    <w:bookmarkStart w:id="73" w:name="def-overfitting"/>
     <w:p>
       <w:pPr>
         <w:pStyle w:val="FirstParagraph"/>
@@ -8972,7 +8966,7 @@
           <w:b/>
           <w:bCs/>
         </w:rPr>
-        <w:t xml:space="preserve">Definition 19 (Overfitting)</w:t>
+        <w:t xml:space="preserve">Definition 20 (Overfitting)</w:t>
       </w:r>
       <w:r>
         <w:t xml:space="preserve"> </w:t>
@@ -9031,8 +9025,8 @@
         <w:t xml:space="preserve">but predicts poorly for new observations.</w:t>
       </w:r>
     </w:p>
-    <w:bookmarkEnd w:id="70"/>
-    <w:bookmarkStart w:id="71" w:name="exm-overfitting-polynomial-cars"/>
+    <w:bookmarkEnd w:id="73"/>
+    <w:bookmarkStart w:id="74" w:name="exm-overfitting-polynomial-cars"/>
     <w:p>
       <w:pPr>
         <w:pStyle w:val="BodyText"/>
@@ -9042,7 +9036,7 @@
           <w:b/>
           <w:bCs/>
         </w:rPr>
-        <w:t xml:space="preserve">Example 10 (Overfitting in polynomial fits to cars)</w:t>
+        <w:t xml:space="preserve">Example 11 (Overfitting in polynomial fits to cars)</w:t>
       </w:r>
       <w:r>
         <w:t xml:space="preserve"> </w:t>
@@ -9089,9 +9083,9 @@
         <w:t xml:space="preserve">it is the beginning of overfitting, not a dramatic case.</w:t>
       </w:r>
     </w:p>
-    <w:bookmarkEnd w:id="71"/>
-    <w:bookmarkEnd w:id="72"/>
-    <w:bookmarkStart w:id="134" w:name="sec-generalization-error"/>
+    <w:bookmarkEnd w:id="74"/>
+    <w:bookmarkEnd w:id="75"/>
+    <w:bookmarkStart w:id="137" w:name="sec-generalization-error"/>
     <w:p>
       <w:pPr>
         <w:pStyle w:val="Heading2"/>
@@ -9100,7 +9094,7 @@
         <w:t xml:space="preserve">4 Generalization error</w:t>
       </w:r>
     </w:p>
-    <w:bookmarkStart w:id="73" w:name="exr-generalization-error"/>
+    <w:bookmarkStart w:id="76" w:name="exr-generalization-error"/>
     <w:p>
       <w:pPr>
         <w:pStyle w:val="FirstParagraph"/>
@@ -9453,7 +9447,7 @@
       <w:r>
         <w:t xml:space="preserve"> </w:t>
       </w:r>
-      <w:hyperlink r:id="rId53">
+      <w:hyperlink r:id="rId56">
         <w:r>
           <w:rPr>
             <w:rStyle w:val="Hyperlink"/>
@@ -9577,8 +9571,8 @@
         <w:t xml:space="preserve">use in place of your expectation?</w:t>
       </w:r>
     </w:p>
-    <w:bookmarkEnd w:id="73"/>
-    <w:bookmarkStart w:id="74" w:name="sol-generalization-error"/>
+    <w:bookmarkEnd w:id="76"/>
+    <w:bookmarkStart w:id="77" w:name="sol-generalization-error"/>
     <w:p>
       <w:pPr>
         <w:pStyle w:val="FirstParagraph"/>
@@ -10178,8 +10172,8 @@
         <w:t xml:space="preserve">was chosen to fit them.</w:t>
       </w:r>
     </w:p>
-    <w:bookmarkEnd w:id="74"/>
-    <w:bookmarkStart w:id="76" w:name="def-expected-generalization-error"/>
+    <w:bookmarkEnd w:id="77"/>
+    <w:bookmarkStart w:id="79" w:name="def-expected-generalization-error"/>
     <w:p>
       <w:pPr>
         <w:pStyle w:val="FirstParagraph"/>
@@ -10189,7 +10183,7 @@
           <w:b/>
           <w:bCs/>
         </w:rPr>
-        <w:t xml:space="preserve">Definition 20 (Expected generalization error (expected prediction error, expected test error))</w:t>
+        <w:t xml:space="preserve">Definition 21 (Expected generalization error (expected prediction error, expected test error))</w:t>
       </w:r>
       <w:r>
         <w:t xml:space="preserve"> </w:t>
@@ -10407,7 +10401,7 @@
       <w:pPr>
         <w:pStyle w:val="BodyText"/>
       </w:pPr>
-      <w:bookmarkStart w:id="75" w:name="eq-expected-generalization-error"/>
+      <w:bookmarkStart w:id="78" w:name="eq-expected-generalization-error"/>
       <m:oMathPara>
         <m:oMathParaPr>
           <m:jc m:val="center"/>
@@ -10694,10 +10688,10 @@
           </m:r>
         </m:oMath>
       </m:oMathPara>
-      <w:bookmarkEnd w:id="75"/>
+      <w:bookmarkEnd w:id="78"/>
     </w:p>
-    <w:bookmarkEnd w:id="76"/>
-    <w:bookmarkStart w:id="77" w:name="rem-source-expected-generalization-error"/>
+    <w:bookmarkEnd w:id="79"/>
+    <w:bookmarkStart w:id="80" w:name="rem-source-expected-generalization-error"/>
     <w:p>
       <w:pPr>
         <w:pStyle w:val="FirstParagraph"/>
@@ -10782,8 +10776,8 @@
         <w:t xml:space="preserve">.</w:t>
       </w:r>
     </w:p>
-    <w:bookmarkEnd w:id="77"/>
-    <w:bookmarkStart w:id="79" w:name="def-mean-function"/>
+    <w:bookmarkEnd w:id="80"/>
+    <w:bookmarkStart w:id="82" w:name="def-mean-function"/>
     <w:p>
       <w:pPr>
         <w:pStyle w:val="BodyText"/>
@@ -10793,7 +10787,7 @@
           <w:b/>
           <w:bCs/>
         </w:rPr>
-        <w:t xml:space="preserve">Definition 21 (Mean function)</w:t>
+        <w:t xml:space="preserve">Definition 22 (Mean function)</w:t>
       </w:r>
       <w:r>
         <w:t xml:space="preserve"> </w:t>
@@ -10906,7 +10900,7 @@
       <w:pPr>
         <w:pStyle w:val="BodyText"/>
       </w:pPr>
-      <w:bookmarkStart w:id="78" w:name="eq-mean-function"/>
+      <w:bookmarkStart w:id="81" w:name="eq-mean-function"/>
       <m:oMathPara>
         <m:oMathParaPr>
           <m:jc m:val="center"/>
@@ -11018,10 +11012,10 @@
           </m:r>
         </m:oMath>
       </m:oMathPara>
-      <w:bookmarkEnd w:id="78"/>
+      <w:bookmarkEnd w:id="81"/>
     </w:p>
-    <w:bookmarkEnd w:id="79"/>
-    <w:bookmarkStart w:id="81" w:name="def-epl"/>
+    <w:bookmarkEnd w:id="82"/>
+    <w:bookmarkStart w:id="84" w:name="def-epl"/>
     <w:p>
       <w:pPr>
         <w:pStyle w:val="FirstParagraph"/>
@@ -11031,7 +11025,7 @@
           <w:b/>
           <w:bCs/>
         </w:rPr>
-        <w:t xml:space="preserve">Definition 22 (Expected prediction loss at a covariate value)</w:t>
+        <w:t xml:space="preserve">Definition 23 (Expected prediction loss at a covariate value)</w:t>
       </w:r>
       <w:r>
         <w:t xml:space="preserve"> </w:t>
@@ -11418,7 +11412,7 @@
       <w:pPr>
         <w:pStyle w:val="BodyText"/>
       </w:pPr>
-      <w:bookmarkStart w:id="80" w:name="eq-epl"/>
+      <w:bookmarkStart w:id="83" w:name="eq-epl"/>
       <m:oMathPara>
         <m:oMathParaPr>
           <m:jc m:val="center"/>
@@ -11575,10 +11569,10 @@
           </m:r>
         </m:oMath>
       </m:oMathPara>
-      <w:bookmarkEnd w:id="80"/>
+      <w:bookmarkEnd w:id="83"/>
     </w:p>
-    <w:bookmarkEnd w:id="81"/>
-    <w:bookmarkStart w:id="82" w:name="rem-epl-generalization-error"/>
+    <w:bookmarkEnd w:id="84"/>
+    <w:bookmarkStart w:id="85" w:name="rem-epl-generalization-error"/>
     <w:p>
       <w:pPr>
         <w:pStyle w:val="FirstParagraph"/>
@@ -11709,8 +11703,8 @@
         <w:t xml:space="preserve">so it estimates the generalization error without equalling it.</w:t>
       </w:r>
     </w:p>
-    <w:bookmarkEnd w:id="82"/>
-    <w:bookmarkStart w:id="84" w:name="def-epe"/>
+    <w:bookmarkEnd w:id="85"/>
+    <w:bookmarkStart w:id="87" w:name="def-epe"/>
     <w:p>
       <w:pPr>
         <w:pStyle w:val="BodyText"/>
@@ -11720,7 +11714,7 @@
           <w:b/>
           <w:bCs/>
         </w:rPr>
-        <w:t xml:space="preserve">Definition 23 (Expected prediction error at a covariate value)</w:t>
+        <w:t xml:space="preserve">Definition 24 (Expected prediction error at a covariate value)</w:t>
       </w:r>
       <w:r>
         <w:t xml:space="preserve"> </w:t>
@@ -11851,7 +11845,7 @@
       <w:r>
         <w:t xml:space="preserve"> </w:t>
       </w:r>
-      <w:hyperlink r:id="rId53">
+      <w:hyperlink r:id="rId56">
         <w:r>
           <w:rPr>
             <w:rStyle w:val="Hyperlink"/>
@@ -11887,7 +11881,7 @@
       <w:pPr>
         <w:pStyle w:val="BodyText"/>
       </w:pPr>
-      <w:bookmarkStart w:id="83" w:name="eq-epe"/>
+      <w:bookmarkStart w:id="86" w:name="eq-epe"/>
       <m:oMathPara>
         <m:oMathParaPr>
           <m:jc m:val="center"/>
@@ -12049,10 +12043,10 @@
           </m:r>
         </m:oMath>
       </m:oMathPara>
-      <w:bookmarkEnd w:id="83"/>
+      <w:bookmarkEnd w:id="86"/>
     </w:p>
-    <w:bookmarkEnd w:id="84"/>
-    <w:bookmarkStart w:id="86" w:name="rem-epe-mse"/>
+    <w:bookmarkEnd w:id="87"/>
+    <w:bookmarkStart w:id="89" w:name="rem-epe-mse"/>
     <w:p>
       <w:pPr>
         <w:pStyle w:val="FirstParagraph"/>
@@ -12073,7 +12067,7 @@
       <w:r>
         <w:t xml:space="preserve"> </w:t>
       </w:r>
-      <w:hyperlink r:id="rId61">
+      <w:hyperlink r:id="rId64">
         <w:r>
           <w:rPr>
             <w:rStyle w:val="Hyperlink"/>
@@ -12290,7 +12284,7 @@
       <w:r>
         <w:t xml:space="preserve"> </w:t>
       </w:r>
-      <w:hyperlink r:id="rId85">
+      <w:hyperlink r:id="rId88">
         <w:r>
           <w:rPr>
             <w:rStyle w:val="Hyperlink"/>
@@ -12407,8 +12401,8 @@
         <w:t xml:space="preserve">Another loss gives an expected prediction loss, not an EPE.</w:t>
       </w:r>
     </w:p>
-    <w:bookmarkEnd w:id="86"/>
-    <w:bookmarkStart w:id="87" w:name="rem-source-epe"/>
+    <w:bookmarkEnd w:id="89"/>
+    <w:bookmarkStart w:id="90" w:name="rem-source-epe"/>
     <w:p>
       <w:pPr>
         <w:pStyle w:val="BodyText"/>
@@ -12474,8 +12468,8 @@
         <w:t xml:space="preserve">for squared-error loss.</w:t>
       </w:r>
     </w:p>
-    <w:bookmarkEnd w:id="87"/>
-    <w:bookmarkStart w:id="88" w:name="exr-expected-error-epe"/>
+    <w:bookmarkEnd w:id="90"/>
+    <w:bookmarkStart w:id="91" w:name="exr-expected-error-epe"/>
     <w:p>
       <w:pPr>
         <w:pStyle w:val="BodyText"/>
@@ -12809,8 +12803,8 @@
         <w:t xml:space="preserve">.</w:t>
       </w:r>
     </w:p>
-    <w:bookmarkEnd w:id="88"/>
-    <w:bookmarkStart w:id="90" w:name="sol-expected-error-epe"/>
+    <w:bookmarkEnd w:id="91"/>
+    <w:bookmarkStart w:id="93" w:name="sol-expected-error-epe"/>
     <w:p>
       <w:pPr>
         <w:pStyle w:val="BodyText"/>
@@ -13608,7 +13602,7 @@
       <w:r>
         <w:t xml:space="preserve"> </w:t>
       </w:r>
-      <w:hyperlink r:id="rId89">
+      <w:hyperlink r:id="rId92">
         <w:r>
           <w:rPr>
             <w:rStyle w:val="Hyperlink"/>
@@ -13855,7 +13849,7 @@
           <w:rPr>
             <w:rStyle w:val="Hyperlink"/>
           </w:rPr>
-          <w:t xml:space="preserve">Definition 22</w:t>
+          <w:t xml:space="preserve">Definition 23</w:t>
         </w:r>
       </w:hyperlink>
       <w:r>
@@ -13865,8 +13859,8 @@
         <w:t xml:space="preserve">requires.</w:t>
       </w:r>
     </w:p>
-    <w:bookmarkEnd w:id="90"/>
-    <w:bookmarkStart w:id="92" w:name="thm-expected-error-epe"/>
+    <w:bookmarkEnd w:id="93"/>
+    <w:bookmarkStart w:id="95" w:name="thm-expected-error-epe"/>
     <w:p>
       <w:pPr>
         <w:pStyle w:val="BodyText"/>
@@ -14086,7 +14080,7 @@
       <w:pPr>
         <w:pStyle w:val="BodyText"/>
       </w:pPr>
-      <w:bookmarkStart w:id="91" w:name="eq-expected-error-epe"/>
+      <w:bookmarkStart w:id="94" w:name="eq-expected-error-epe"/>
       <m:oMathPara>
         <m:oMathParaPr>
           <m:jc m:val="center"/>
@@ -14231,9 +14225,9 @@
           </m:r>
         </m:oMath>
       </m:oMathPara>
-      <w:bookmarkEnd w:id="91"/>
+      <w:bookmarkEnd w:id="94"/>
     </w:p>
-    <w:bookmarkEnd w:id="92"/>
+    <w:bookmarkEnd w:id="95"/>
     <w:p>
       <w:pPr>
         <w:pStyle w:val="FirstParagraph"/>
@@ -14266,7 +14260,7 @@
         <w:t xml:space="preserve">.</w:t>
       </w:r>
     </w:p>
-    <w:bookmarkStart w:id="94" w:name="def-average-fit"/>
+    <w:bookmarkStart w:id="97" w:name="def-average-fit"/>
     <w:p>
       <w:pPr>
         <w:pStyle w:val="BodyText"/>
@@ -14276,7 +14270,7 @@
           <w:b/>
           <w:bCs/>
         </w:rPr>
-        <w:t xml:space="preserve">Definition 24 (Average fit)</w:t>
+        <w:t xml:space="preserve">Definition 25 (Average fit)</w:t>
       </w:r>
       <w:r>
         <w:t xml:space="preserve"> </w:t>
@@ -14477,7 +14471,7 @@
       <w:pPr>
         <w:pStyle w:val="BodyText"/>
       </w:pPr>
-      <w:bookmarkStart w:id="93" w:name="eq-average-fit"/>
+      <w:bookmarkStart w:id="96" w:name="eq-average-fit"/>
       <m:oMathPara>
         <m:oMathParaPr>
           <m:jc m:val="center"/>
@@ -14629,9 +14623,9 @@
           </m:r>
         </m:oMath>
       </m:oMathPara>
-      <w:bookmarkEnd w:id="93"/>
+      <w:bookmarkEnd w:id="96"/>
     </w:p>
-    <w:bookmarkEnd w:id="94"/>
+    <w:bookmarkEnd w:id="97"/>
     <w:p>
       <w:pPr>
         <w:pStyle w:val="FirstParagraph"/>
@@ -14685,7 +14679,7 @@
         <w:t xml:space="preserve">and from each other.</w:t>
       </w:r>
     </w:p>
-    <w:bookmarkStart w:id="95" w:name="exm-average-fit"/>
+    <w:bookmarkStart w:id="98" w:name="exm-average-fit"/>
     <w:p>
       <w:pPr>
         <w:pStyle w:val="BodyText"/>
@@ -14695,7 +14689,7 @@
           <w:b/>
           <w:bCs/>
         </w:rPr>
-        <w:t xml:space="preserve">Example 11 (Computing the average fit)</w:t>
+        <w:t xml:space="preserve">Example 12 (Computing the average fit)</w:t>
       </w:r>
       <w:r>
         <w:t xml:space="preserve"> </w:t>
@@ -14931,8 +14925,8 @@
         </m:oMath>
       </m:oMathPara>
     </w:p>
-    <w:bookmarkEnd w:id="95"/>
-    <w:bookmarkStart w:id="99" w:name="def-prediction-bias"/>
+    <w:bookmarkEnd w:id="98"/>
+    <w:bookmarkStart w:id="102" w:name="def-prediction-bias"/>
     <w:p>
       <w:pPr>
         <w:pStyle w:val="FirstParagraph"/>
@@ -14942,7 +14936,7 @@
           <w:b/>
           <w:bCs/>
         </w:rPr>
-        <w:t xml:space="preserve">Definition 25 (Bias of a prediction)</w:t>
+        <w:t xml:space="preserve">Definition 26 (Bias of a prediction)</w:t>
       </w:r>
       <w:r>
         <w:t xml:space="preserve"> </w:t>
@@ -15148,7 +15142,7 @@
       <w:r>
         <w:t xml:space="preserve"> </w:t>
       </w:r>
-      <w:hyperlink r:id="rId96">
+      <w:hyperlink r:id="rId99">
         <w:r>
           <w:rPr>
             <w:rStyle w:val="Hyperlink"/>
@@ -15171,7 +15165,7 @@
       <w:r>
         <w:t xml:space="preserve"> </w:t>
       </w:r>
-      <w:hyperlink r:id="rId97">
+      <w:hyperlink r:id="rId100">
         <w:r>
           <w:rPr>
             <w:rStyle w:val="Hyperlink"/>
@@ -15239,7 +15233,7 @@
       <w:pPr>
         <w:pStyle w:val="BodyText"/>
       </w:pPr>
-      <w:bookmarkStart w:id="98" w:name="eq-prediction-bias"/>
+      <w:bookmarkStart w:id="101" w:name="eq-prediction-bias"/>
       <m:oMathPara>
         <m:oMathParaPr>
           <m:jc m:val="center"/>
@@ -15436,9 +15430,9 @@
           </m:r>
         </m:oMath>
       </m:oMathPara>
-      <w:bookmarkEnd w:id="98"/>
+      <w:bookmarkEnd w:id="101"/>
     </w:p>
-    <w:bookmarkEnd w:id="99"/>
+    <w:bookmarkEnd w:id="102"/>
     <w:p>
       <w:pPr>
         <w:pStyle w:val="FirstParagraph"/>
@@ -15472,7 +15466,7 @@
         <w:t xml:space="preserve">the bias reflects the error introduced by approximating a real-world relationship by a model.</w:t>
       </w:r>
     </w:p>
-    <w:bookmarkStart w:id="100" w:name="exm-prediction-bias"/>
+    <w:bookmarkStart w:id="103" w:name="exm-prediction-bias"/>
     <w:p>
       <w:pPr>
         <w:pStyle w:val="BodyText"/>
@@ -15482,7 +15476,7 @@
           <w:b/>
           <w:bCs/>
         </w:rPr>
-        <w:t xml:space="preserve">Example 12 (Computing the bias of a prediction)</w:t>
+        <w:t xml:space="preserve">Example 13 (Computing the bias of a prediction)</w:t>
       </w:r>
       <w:r>
         <w:t xml:space="preserve"> </w:t>
@@ -16006,8 +16000,8 @@
         <w:t xml:space="preserve">.</w:t>
       </w:r>
     </w:p>
-    <w:bookmarkEnd w:id="100"/>
-    <w:bookmarkStart w:id="101" w:name="exr-epe-three-sources"/>
+    <w:bookmarkEnd w:id="103"/>
+    <w:bookmarkStart w:id="104" w:name="exr-epe-three-sources"/>
     <w:p>
       <w:pPr>
         <w:pStyle w:val="BodyText"/>
@@ -16799,8 +16793,8 @@
         <w:t xml:space="preserve">and which cannot?</w:t>
       </w:r>
     </w:p>
-    <w:bookmarkEnd w:id="101"/>
-    <w:bookmarkStart w:id="102" w:name="sol-epe-three-sources"/>
+    <w:bookmarkEnd w:id="104"/>
+    <w:bookmarkStart w:id="105" w:name="sol-epe-three-sources"/>
     <w:p>
       <w:pPr>
         <w:pStyle w:val="FirstParagraph"/>
@@ -17099,8 +17093,8 @@
         <w:t xml:space="preserve">in the new outcome.</w:t>
       </w:r>
     </w:p>
-    <w:bookmarkEnd w:id="102"/>
-    <w:bookmarkStart w:id="103" w:name="exr-epe-split-noise"/>
+    <w:bookmarkEnd w:id="105"/>
+    <w:bookmarkStart w:id="106" w:name="exr-epe-split-noise"/>
     <w:p>
       <w:pPr>
         <w:pStyle w:val="FirstParagraph"/>
@@ -17587,8 +17581,8 @@
         <w:t xml:space="preserve">and name the assumptions that make the cross term zero.</w:t>
       </w:r>
     </w:p>
-    <w:bookmarkEnd w:id="103"/>
-    <w:bookmarkStart w:id="107" w:name="sol-epe-split-noise"/>
+    <w:bookmarkEnd w:id="106"/>
+    <w:bookmarkStart w:id="110" w:name="sol-epe-split-noise"/>
     <w:p>
       <w:pPr>
         <w:pStyle w:val="BodyText"/>
@@ -17609,7 +17603,7 @@
       <w:r>
         <w:t xml:space="preserve"> </w:t>
       </w:r>
-      <w:hyperlink r:id="rId97">
+      <w:hyperlink r:id="rId100">
         <w:r>
           <w:rPr>
             <w:rStyle w:val="Hyperlink"/>
@@ -18456,7 +18450,7 @@
       <w:r>
         <w:t xml:space="preserve"> </w:t>
       </w:r>
-      <w:hyperlink r:id="rId104">
+      <w:hyperlink r:id="rId107">
         <w:r>
           <w:rPr>
             <w:rStyle w:val="Hyperlink"/>
@@ -18487,7 +18481,7 @@
       <w:r>
         <w:t xml:space="preserve"> </w:t>
       </w:r>
-      <w:hyperlink r:id="rId105">
+      <w:hyperlink r:id="rId108">
         <w:r>
           <w:rPr>
             <w:rStyle w:val="Hyperlink"/>
@@ -19885,7 +19879,7 @@
       <w:pPr>
         <w:pStyle w:val="BodyText"/>
       </w:pPr>
-      <w:bookmarkStart w:id="106" w:name="eq-epe-after-noise"/>
+      <w:bookmarkStart w:id="109" w:name="eq-epe-after-noise"/>
       <m:oMathPara>
         <m:oMathParaPr>
           <m:jc m:val="center"/>
@@ -20176,7 +20170,7 @@
           </m:r>
         </m:oMath>
       </m:oMathPara>
-      <w:bookmarkEnd w:id="106"/>
+      <w:bookmarkEnd w:id="109"/>
     </w:p>
     <w:p>
       <w:pPr>
@@ -20371,8 +20365,8 @@
         <w:t xml:space="preserve">whose noise helped determine the prediction.</w:t>
       </w:r>
     </w:p>
-    <w:bookmarkEnd w:id="107"/>
-    <w:bookmarkStart w:id="108" w:name="exr-epe-split-bias"/>
+    <w:bookmarkEnd w:id="110"/>
+    <w:bookmarkStart w:id="111" w:name="exr-epe-split-bias"/>
     <w:p>
       <w:pPr>
         <w:pStyle w:val="BodyText"/>
@@ -20698,8 +20692,8 @@
         <w:t xml:space="preserve">and what makes the cross term zero this time?</w:t>
       </w:r>
     </w:p>
-    <w:bookmarkEnd w:id="108"/>
-    <w:bookmarkStart w:id="111" w:name="sol-epe-split-bias"/>
+    <w:bookmarkEnd w:id="111"/>
+    <w:bookmarkStart w:id="114" w:name="sol-epe-split-bias"/>
     <w:p>
       <w:pPr>
         <w:pStyle w:val="BodyText"/>
@@ -23151,7 +23145,7 @@
       <w:r>
         <w:t xml:space="preserve"> </w:t>
       </w:r>
-      <w:hyperlink r:id="rId109">
+      <w:hyperlink r:id="rId112">
         <w:r>
           <w:rPr>
             <w:rStyle w:val="Hyperlink"/>
@@ -23769,7 +23763,7 @@
       <w:pPr>
         <w:pStyle w:val="BodyText"/>
       </w:pPr>
-      <w:bookmarkStart w:id="110" w:name="eq-epe-after-bias"/>
+      <w:bookmarkStart w:id="113" w:name="eq-epe-after-bias"/>
       <m:oMathPara>
         <m:oMathParaPr>
           <m:jc m:val="center"/>
@@ -24097,7 +24091,7 @@
           </m:r>
         </m:oMath>
       </m:oMathPara>
-      <w:bookmarkEnd w:id="110"/>
+      <w:bookmarkEnd w:id="113"/>
     </w:p>
     <w:p>
       <w:pPr>
@@ -24133,8 +24127,8 @@
         <w:t xml:space="preserve">This split is specific to squared-error loss, the loss of this chapter’s examples.</w:t>
       </w:r>
     </w:p>
-    <w:bookmarkEnd w:id="111"/>
-    <w:bookmarkStart w:id="113" w:name="thm-epe-decomposition"/>
+    <w:bookmarkEnd w:id="114"/>
+    <w:bookmarkStart w:id="116" w:name="thm-epe-decomposition"/>
     <w:p>
       <w:pPr>
         <w:pStyle w:val="BodyText"/>
@@ -24620,7 +24614,7 @@
       <w:r>
         <w:t xml:space="preserve"> </w:t>
       </w:r>
-      <w:hyperlink r:id="rId97">
+      <w:hyperlink r:id="rId100">
         <w:r>
           <w:rPr>
             <w:rStyle w:val="Hyperlink"/>
@@ -24669,7 +24663,7 @@
       <w:r>
         <w:t xml:space="preserve"> </w:t>
       </w:r>
-      <w:hyperlink r:id="rId109">
+      <w:hyperlink r:id="rId112">
         <w:r>
           <w:rPr>
             <w:rStyle w:val="Hyperlink"/>
@@ -24711,7 +24705,7 @@
       <w:pPr>
         <w:pStyle w:val="BodyText"/>
       </w:pPr>
-      <w:bookmarkStart w:id="112" w:name="eq-epe-decomposition"/>
+      <w:bookmarkStart w:id="115" w:name="eq-epe-decomposition"/>
       <m:oMathPara>
         <m:oMathParaPr>
           <m:jc m:val="center"/>
@@ -24977,9 +24971,9 @@
           </m:r>
         </m:oMath>
       </m:oMathPara>
-      <w:bookmarkEnd w:id="112"/>
+      <w:bookmarkEnd w:id="115"/>
     </w:p>
-    <w:bookmarkEnd w:id="113"/>
+    <w:bookmarkEnd w:id="116"/>
     <w:p>
       <w:pPr>
         <w:pStyle w:val="FirstParagraph"/>
@@ -25052,7 +25046,7 @@
       <w:r>
         <w:t xml:space="preserve"> </w:t>
       </w:r>
-      <w:hyperlink r:id="rId97">
+      <w:hyperlink r:id="rId100">
         <w:r>
           <w:rPr>
             <w:rStyle w:val="Hyperlink"/>
@@ -25790,7 +25784,7 @@
         </m:oMath>
       </m:oMathPara>
     </w:p>
-    <w:bookmarkStart w:id="114" w:name="def-irreducible-error"/>
+    <w:bookmarkStart w:id="117" w:name="def-irreducible-error"/>
     <w:p>
       <w:pPr>
         <w:pStyle w:val="FirstParagraph"/>
@@ -25800,7 +25794,7 @@
           <w:b/>
           <w:bCs/>
         </w:rPr>
-        <w:t xml:space="preserve">Definition 26 (Irreducible error)</w:t>
+        <w:t xml:space="preserve">Definition 27 (Irreducible error)</w:t>
       </w:r>
       <w:r>
         <w:t xml:space="preserve"> </w:t>
@@ -26037,7 +26031,7 @@
         <w:t xml:space="preserve">.</w:t>
       </w:r>
     </w:p>
-    <w:bookmarkEnd w:id="114"/>
+    <w:bookmarkEnd w:id="117"/>
     <w:p>
       <w:pPr>
         <w:pStyle w:val="BodyText"/>
@@ -26065,7 +26059,7 @@
         <w:t xml:space="preserve">.</w:t>
       </w:r>
     </w:p>
-    <w:bookmarkStart w:id="116" w:name="rem-generalization-error"/>
+    <w:bookmarkStart w:id="119" w:name="rem-generalization-error"/>
     <w:p>
       <w:pPr>
         <w:pStyle w:val="BodyText"/>
@@ -26176,7 +26170,7 @@
       <w:r>
         <w:t xml:space="preserve"> </w:t>
       </w:r>
-      <w:hyperlink r:id="rId115">
+      <w:hyperlink r:id="rId118">
         <w:r>
           <w:rPr>
             <w:rStyle w:val="Hyperlink"/>
@@ -26241,7 +26235,7 @@
       <w:r>
         <w:t xml:space="preserve"> </w:t>
       </w:r>
-      <w:hyperlink r:id="rId50">
+      <w:hyperlink r:id="rId53">
         <w:r>
           <w:rPr>
             <w:rStyle w:val="Hyperlink"/>
@@ -26459,8 +26453,8 @@
         <w:t xml:space="preserve">into a squared bias, a variance and a noise variance.</w:t>
       </w:r>
     </w:p>
-    <w:bookmarkEnd w:id="116"/>
-    <w:bookmarkStart w:id="118" w:name="def-flexibility"/>
+    <w:bookmarkEnd w:id="119"/>
+    <w:bookmarkStart w:id="121" w:name="def-flexibility"/>
     <w:p>
       <w:pPr>
         <w:pStyle w:val="BodyText"/>
@@ -26470,7 +26464,7 @@
           <w:b/>
           <w:bCs/>
         </w:rPr>
-        <w:t xml:space="preserve">Definition 27 (Flexibility)</w:t>
+        <w:t xml:space="preserve">Definition 28 (Flexibility)</w:t>
       </w:r>
       <w:r>
         <w:t xml:space="preserve"> </w:t>
@@ -26734,7 +26728,7 @@
       <w:pPr>
         <w:pStyle w:val="BodyText"/>
       </w:pPr>
-      <w:bookmarkStart w:id="117" w:name="eq-flexibility"/>
+      <w:bookmarkStart w:id="120" w:name="eq-flexibility"/>
       <m:oMathPara>
         <m:oMathParaPr>
           <m:jc m:val="center"/>
@@ -26804,10 +26798,10 @@
           </m:r>
         </m:oMath>
       </m:oMathPara>
-      <w:bookmarkEnd w:id="117"/>
+      <w:bookmarkEnd w:id="120"/>
     </w:p>
-    <w:bookmarkEnd w:id="118"/>
-    <w:bookmarkStart w:id="119" w:name="rem-source-flexibility"/>
+    <w:bookmarkEnd w:id="121"/>
+    <w:bookmarkStart w:id="122" w:name="rem-source-flexibility"/>
     <w:p>
       <w:pPr>
         <w:pStyle w:val="FirstParagraph"/>
@@ -26832,8 +26826,8 @@
         <w:t xml:space="preserve">use flexibility without a formal definition.</w:t>
       </w:r>
     </w:p>
-    <w:bookmarkEnd w:id="119"/>
-    <w:bookmarkStart w:id="120" w:name="rem-flexibility"/>
+    <w:bookmarkEnd w:id="122"/>
+    <w:bookmarkStart w:id="123" w:name="rem-flexibility"/>
     <w:p>
       <w:pPr>
         <w:pStyle w:val="BodyText"/>
@@ -27014,7 +27008,7 @@
           <w:rPr>
             <w:rStyle w:val="Hyperlink"/>
           </w:rPr>
-          <w:t xml:space="preserve">Definition 27</w:t>
+          <w:t xml:space="preserve">Definition 28</w:t>
         </w:r>
       </w:hyperlink>
       <w:r>
@@ -27066,8 +27060,8 @@
         <w:t xml:space="preserve">.</w:t>
       </w:r>
     </w:p>
-    <w:bookmarkEnd w:id="120"/>
-    <w:bookmarkStart w:id="122" w:name="def-bias-variance-tradeoff"/>
+    <w:bookmarkEnd w:id="123"/>
+    <w:bookmarkStart w:id="125" w:name="def-bias-variance-tradeoff"/>
     <w:p>
       <w:pPr>
         <w:pStyle w:val="BodyText"/>
@@ -27077,7 +27071,7 @@
           <w:b/>
           <w:bCs/>
         </w:rPr>
-        <w:t xml:space="preserve">Definition 28 (Bias–variance trade-off)</w:t>
+        <w:t xml:space="preserve">Definition 29 (Bias–variance trade-off)</w:t>
       </w:r>
       <w:r>
         <w:t xml:space="preserve"> </w:t>
@@ -27331,7 +27325,7 @@
       <w:r>
         <w:t xml:space="preserve"> </w:t>
       </w:r>
-      <w:hyperlink r:id="rId97">
+      <w:hyperlink r:id="rId100">
         <w:r>
           <w:rPr>
             <w:rStyle w:val="Hyperlink"/>
@@ -27380,7 +27374,7 @@
       <w:r>
         <w:t xml:space="preserve"> </w:t>
       </w:r>
-      <w:hyperlink r:id="rId109">
+      <w:hyperlink r:id="rId112">
         <w:r>
           <w:rPr>
             <w:rStyle w:val="Hyperlink"/>
@@ -27399,7 +27393,7 @@
       <w:pPr>
         <w:pStyle w:val="BodyText"/>
       </w:pPr>
-      <w:bookmarkStart w:id="121" w:name="eq-bias-variance-tradeoff"/>
+      <w:bookmarkStart w:id="124" w:name="eq-bias-variance-tradeoff"/>
       <m:oMathPara>
         <m:oMathParaPr>
           <m:jc m:val="center"/>
@@ -27896,7 +27890,7 @@
           </m:r>
         </m:oMath>
       </m:oMathPara>
-      <w:bookmarkEnd w:id="121"/>
+      <w:bookmarkEnd w:id="124"/>
     </w:p>
     <w:p>
       <w:pPr>
@@ -27915,8 +27909,8 @@
         <w:t xml:space="preserve">.</w:t>
       </w:r>
     </w:p>
-    <w:bookmarkEnd w:id="122"/>
-    <w:bookmarkStart w:id="123" w:name="rem-overfitting-tradeoff"/>
+    <w:bookmarkEnd w:id="125"/>
+    <w:bookmarkStart w:id="126" w:name="rem-overfitting-tradeoff"/>
     <w:p>
       <w:pPr>
         <w:pStyle w:val="BodyText"/>
@@ -28531,8 +28525,8 @@
         <w:t xml:space="preserve">but predict new observations worse.</w:t>
       </w:r>
     </w:p>
-    <w:bookmarkEnd w:id="123"/>
-    <w:bookmarkStart w:id="124" w:name="rem-overfitting-causes"/>
+    <w:bookmarkEnd w:id="126"/>
+    <w:bookmarkStart w:id="127" w:name="rem-overfitting-causes"/>
     <w:p>
       <w:pPr>
         <w:pStyle w:val="BodyText"/>
@@ -28650,8 +28644,8 @@
         <w:t xml:space="preserve">the degree-4 fit has five coefficients for those 20 cars.</w:t>
       </w:r>
     </w:p>
-    <w:bookmarkEnd w:id="124"/>
-    <w:bookmarkStart w:id="125" w:name="exr-held-out-unbiased"/>
+    <w:bookmarkEnd w:id="127"/>
+    <w:bookmarkStart w:id="128" w:name="exr-held-out-unbiased"/>
     <w:p>
       <w:pPr>
         <w:pStyle w:val="BodyText"/>
@@ -29005,7 +28999,7 @@
           <w:rPr>
             <w:rStyle w:val="Hyperlink"/>
           </w:rPr>
-          <w:t xml:space="preserve">Definition 15</w:t>
+          <w:t xml:space="preserve">Definition 16</w:t>
         </w:r>
       </w:hyperlink>
       <w:r>
@@ -29358,8 +29352,8 @@
         </m:oMath>
       </m:oMathPara>
     </w:p>
-    <w:bookmarkEnd w:id="125"/>
-    <w:bookmarkStart w:id="126" w:name="sol-held-out-unbiased"/>
+    <w:bookmarkEnd w:id="128"/>
+    <w:bookmarkStart w:id="129" w:name="sol-held-out-unbiased"/>
     <w:p>
       <w:pPr>
         <w:pStyle w:val="FirstParagraph"/>
@@ -30647,8 +30641,8 @@
         <w:t xml:space="preserve">.</w:t>
       </w:r>
     </w:p>
-    <w:bookmarkEnd w:id="126"/>
-    <w:bookmarkStart w:id="127" w:name="thm-held-out-unbiased"/>
+    <w:bookmarkEnd w:id="129"/>
+    <w:bookmarkStart w:id="130" w:name="thm-held-out-unbiased"/>
     <w:p>
       <w:pPr>
         <w:pStyle w:val="BodyText"/>
@@ -31348,7 +31342,7 @@
         </m:oMath>
       </m:oMathPara>
     </w:p>
-    <w:bookmarkEnd w:id="127"/>
+    <w:bookmarkEnd w:id="130"/>
     <w:p>
       <w:pPr>
         <w:pStyle w:val="FirstParagraph"/>
@@ -31381,7 +31375,7 @@
         <w:t xml:space="preserve">.</w:t>
       </w:r>
     </w:p>
-    <w:bookmarkStart w:id="128" w:name="rem-training-mse-optimistic"/>
+    <w:bookmarkStart w:id="131" w:name="rem-training-mse-optimistic"/>
     <w:p>
       <w:pPr>
         <w:pStyle w:val="BodyText"/>
@@ -31699,8 +31693,8 @@
         <w:t xml:space="preserve">while held-out sRMSE does not.</w:t>
       </w:r>
     </w:p>
-    <w:bookmarkEnd w:id="128"/>
-    <w:bookmarkStart w:id="133" w:name="exm-train-test-error-simulated"/>
+    <w:bookmarkEnd w:id="131"/>
+    <w:bookmarkStart w:id="136" w:name="exm-train-test-error-simulated"/>
     <w:p>
       <w:pPr>
         <w:pStyle w:val="BodyText"/>
@@ -31710,7 +31704,7 @@
           <w:b/>
           <w:bCs/>
         </w:rPr>
-        <w:t xml:space="preserve">Example 13 (Training error and generalization error by degree)</w:t>
+        <w:t xml:space="preserve">Example 14 (Training error and generalization error by degree)</w:t>
       </w:r>
       <w:r>
         <w:t xml:space="preserve"> </w:t>
@@ -33064,7 +33058,7 @@
       <w:tr>
         <w:tc>
           <w:tcPr/>
-          <w:bookmarkStart w:id="132" w:name="fig-train-test-error"/>
+          <w:bookmarkStart w:id="135" w:name="fig-train-test-error"/>
           <w:p>
             <w:pPr>
               <w:pStyle w:val="SourceCode"/>
@@ -33779,18 +33773,18 @@
                 <wp:inline>
                   <wp:extent cx="4620126" cy="3696101"/>
                   <wp:effectExtent b="0" l="0" r="0" t="0"/>
-                  <wp:docPr descr="" title="" id="130" name="Picture"/>
+                  <wp:docPr descr="" title="" id="133" name="Picture"/>
                   <a:graphic>
                     <a:graphicData uri="http://schemas.openxmlformats.org/drawingml/2006/picture">
                       <pic:pic>
                         <pic:nvPicPr>
-                          <pic:cNvPr descr="model-validation_files/figure-docx/train-test-error-plot-1.png" id="131" name="Picture"/>
+                          <pic:cNvPr descr="model-validation_files/figure-docx/train-test-error-plot-1.png" id="134" name="Picture"/>
                           <pic:cNvPicPr>
                             <a:picLocks noChangeArrowheads="1" noChangeAspect="1"/>
                           </pic:cNvPicPr>
                         </pic:nvPicPr>
                         <pic:blipFill>
-                          <a:blip r:embed="rId129"/>
+                          <a:blip r:embed="rId132"/>
                           <a:stretch>
                             <a:fillRect/>
                           </a:stretch>
@@ -33922,7 +33916,7 @@
               <w:t xml:space="preserve">.</w:t>
             </w:r>
           </w:p>
-          <w:bookmarkEnd w:id="132"/>
+          <w:bookmarkEnd w:id="135"/>
         </w:tc>
       </w:tr>
     </w:tbl>
@@ -34428,9 +34422,9 @@
         <w:t xml:space="preserve">.</w:t>
       </w:r>
     </w:p>
-    <w:bookmarkEnd w:id="133"/>
-    <w:bookmarkEnd w:id="134"/>
-    <w:bookmarkStart w:id="181" w:name="sec-data-splits"/>
+    <w:bookmarkEnd w:id="136"/>
+    <w:bookmarkEnd w:id="137"/>
+    <w:bookmarkStart w:id="184" w:name="sec-data-splits"/>
     <w:p>
       <w:pPr>
         <w:pStyle w:val="Heading2"/>
@@ -34439,7 +34433,7 @@
         <w:t xml:space="preserve">5 Training, validation, and test sets</w:t>
       </w:r>
     </w:p>
-    <w:bookmarkStart w:id="135" w:name="exr-data-splits"/>
+    <w:bookmarkStart w:id="138" w:name="exr-data-splits"/>
     <w:p>
       <w:pPr>
         <w:pStyle w:val="FirstParagraph"/>
@@ -34572,8 +34566,8 @@
         <w:t xml:space="preserve">How many cars are in each set?</w:t>
       </w:r>
     </w:p>
-    <w:bookmarkEnd w:id="135"/>
-    <w:bookmarkStart w:id="136" w:name="sol-data-splits"/>
+    <w:bookmarkEnd w:id="138"/>
+    <w:bookmarkStart w:id="139" w:name="sol-data-splits"/>
     <w:p>
       <w:pPr>
         <w:pStyle w:val="BodyText"/>
@@ -34808,8 +34802,8 @@
         <w:t xml:space="preserve">test cars.</w:t>
       </w:r>
     </w:p>
-    <w:bookmarkEnd w:id="136"/>
-    <w:bookmarkStart w:id="138" w:name="def-data-splits"/>
+    <w:bookmarkEnd w:id="139"/>
+    <w:bookmarkStart w:id="141" w:name="def-data-splits"/>
     <w:p>
       <w:pPr>
         <w:pStyle w:val="BodyText"/>
@@ -34819,7 +34813,7 @@
           <w:b/>
           <w:bCs/>
         </w:rPr>
-        <w:t xml:space="preserve">Definition 29 (Training/validation/test split)</w:t>
+        <w:t xml:space="preserve">Definition 30 (Training/validation/test split)</w:t>
       </w:r>
       <w:r>
         <w:t xml:space="preserve"> </w:t>
@@ -35011,7 +35005,7 @@
       <w:pPr>
         <w:pStyle w:val="BodyText"/>
       </w:pPr>
-      <w:bookmarkStart w:id="137" w:name="eq-data-splits"/>
+      <w:bookmarkStart w:id="140" w:name="eq-data-splits"/>
       <m:oMathPara>
         <m:oMathParaPr>
           <m:jc m:val="center"/>
@@ -35465,7 +35459,7 @@
           </m:r>
         </m:oMath>
       </m:oMathPara>
-      <w:bookmarkEnd w:id="137"/>
+      <w:bookmarkEnd w:id="140"/>
     </w:p>
     <w:p>
       <w:pPr>
@@ -35484,8 +35478,8 @@
         <w:t xml:space="preserve">.</w:t>
       </w:r>
     </w:p>
-    <w:bookmarkEnd w:id="138"/>
-    <w:bookmarkStart w:id="139" w:name="exm-data-splits-sizes"/>
+    <w:bookmarkEnd w:id="141"/>
+    <w:bookmarkStart w:id="142" w:name="exm-data-splits-sizes"/>
     <w:p>
       <w:pPr>
         <w:pStyle w:val="BodyText"/>
@@ -35495,7 +35489,7 @@
           <w:b/>
           <w:bCs/>
         </w:rPr>
-        <w:t xml:space="preserve">Example 14 (Split sizes for 32 cars)</w:t>
+        <w:t xml:space="preserve">Example 15 (Split sizes for 32 cars)</w:t>
       </w:r>
       <w:r>
         <w:t xml:space="preserve"> </w:t>
@@ -35559,8 +35553,8 @@
         <w:t xml:space="preserve">and the 7 test cars are used only once, after the model is chosen.</w:t>
       </w:r>
     </w:p>
-    <w:bookmarkEnd w:id="139"/>
-    <w:bookmarkStart w:id="141" w:name="def-tuning-parameter"/>
+    <w:bookmarkEnd w:id="142"/>
+    <w:bookmarkStart w:id="144" w:name="def-tuning-parameter"/>
     <w:p>
       <w:pPr>
         <w:pStyle w:val="BodyText"/>
@@ -35570,7 +35564,7 @@
           <w:b/>
           <w:bCs/>
         </w:rPr>
-        <w:t xml:space="preserve">Definition 30 (Tuning parameter)</w:t>
+        <w:t xml:space="preserve">Definition 31 (Tuning parameter)</w:t>
       </w:r>
       <w:r>
         <w:t xml:space="preserve"> </w:t>
@@ -35650,7 +35644,7 @@
       <w:pPr>
         <w:pStyle w:val="BodyText"/>
       </w:pPr>
-      <w:bookmarkStart w:id="140" w:name="eq-tuning-parameter"/>
+      <w:bookmarkStart w:id="143" w:name="eq-tuning-parameter"/>
       <m:oMathPara>
         <m:oMathParaPr>
           <m:jc m:val="center"/>
@@ -35770,10 +35764,10 @@
           </m:r>
         </m:oMath>
       </m:oMathPara>
-      <w:bookmarkEnd w:id="140"/>
+      <w:bookmarkEnd w:id="143"/>
     </w:p>
-    <w:bookmarkEnd w:id="141"/>
-    <w:bookmarkStart w:id="142" w:name="exm-tuning-parameter"/>
+    <w:bookmarkEnd w:id="144"/>
+    <w:bookmarkStart w:id="145" w:name="exm-tuning-parameter"/>
     <w:p>
       <w:pPr>
         <w:pStyle w:val="FirstParagraph"/>
@@ -35783,7 +35777,7 @@
           <w:b/>
           <w:bCs/>
         </w:rPr>
-        <w:t xml:space="preserve">Example 15 (Polynomial degree)</w:t>
+        <w:t xml:space="preserve">Example 16 (Polynomial degree)</w:t>
       </w:r>
       <w:r>
         <w:t xml:space="preserve"> </w:t>
@@ -35958,8 +35952,8 @@
         <w:t xml:space="preserve">.</w:t>
       </w:r>
     </w:p>
-    <w:bookmarkEnd w:id="142"/>
-    <w:bookmarkStart w:id="144" w:name="def-validation-set"/>
+    <w:bookmarkEnd w:id="145"/>
+    <w:bookmarkStart w:id="147" w:name="def-validation-set"/>
     <w:p>
       <w:pPr>
         <w:pStyle w:val="BodyText"/>
@@ -35969,7 +35963,7 @@
           <w:b/>
           <w:bCs/>
         </w:rPr>
-        <w:t xml:space="preserve">Definition 31 (Validation set)</w:t>
+        <w:t xml:space="preserve">Definition 32 (Validation set)</w:t>
       </w:r>
       <w:r>
         <w:t xml:space="preserve"> </w:t>
@@ -36079,7 +36073,7 @@
       <w:pPr>
         <w:pStyle w:val="BodyText"/>
       </w:pPr>
-      <w:bookmarkStart w:id="143" w:name="eq-validation-set"/>
+      <w:bookmarkStart w:id="146" w:name="eq-validation-set"/>
       <m:oMathPara>
         <m:oMathParaPr>
           <m:jc m:val="center"/>
@@ -36200,10 +36194,10 @@
           </m:r>
         </m:oMath>
       </m:oMathPara>
-      <w:bookmarkEnd w:id="143"/>
+      <w:bookmarkEnd w:id="146"/>
     </w:p>
-    <w:bookmarkEnd w:id="144"/>
-    <w:bookmarkStart w:id="146" w:name="def-validation-error"/>
+    <w:bookmarkEnd w:id="147"/>
+    <w:bookmarkStart w:id="149" w:name="def-validation-error"/>
     <w:p>
       <w:pPr>
         <w:pStyle w:val="FirstParagraph"/>
@@ -36213,7 +36207,7 @@
           <w:b/>
           <w:bCs/>
         </w:rPr>
-        <w:t xml:space="preserve">Definition 32 (Validation error)</w:t>
+        <w:t xml:space="preserve">Definition 33 (Validation error)</w:t>
       </w:r>
       <w:r>
         <w:t xml:space="preserve"> </w:t>
@@ -36388,7 +36382,7 @@
       <w:pPr>
         <w:pStyle w:val="BodyText"/>
       </w:pPr>
-      <w:bookmarkStart w:id="145" w:name="eq-validation-error"/>
+      <w:bookmarkStart w:id="148" w:name="eq-validation-error"/>
       <m:oMathPara>
         <m:oMathParaPr>
           <m:jc m:val="center"/>
@@ -36563,10 +36557,10 @@
           </m:r>
         </m:oMath>
       </m:oMathPara>
-      <w:bookmarkEnd w:id="145"/>
+      <w:bookmarkEnd w:id="148"/>
     </w:p>
-    <w:bookmarkEnd w:id="146"/>
-    <w:bookmarkStart w:id="148" w:name="def-validation-choice"/>
+    <w:bookmarkEnd w:id="149"/>
+    <w:bookmarkStart w:id="151" w:name="def-validation-choice"/>
     <w:p>
       <w:pPr>
         <w:pStyle w:val="FirstParagraph"/>
@@ -36576,7 +36570,7 @@
           <w:b/>
           <w:bCs/>
         </w:rPr>
-        <w:t xml:space="preserve">Definition 33 (Validation choice)</w:t>
+        <w:t xml:space="preserve">Definition 34 (Validation choice)</w:t>
       </w:r>
       <w:r>
         <w:t xml:space="preserve"> </w:t>
@@ -36755,7 +36749,7 @@
       <w:pPr>
         <w:pStyle w:val="BodyText"/>
       </w:pPr>
-      <w:bookmarkStart w:id="147" w:name="eq-validation-choice"/>
+      <w:bookmarkStart w:id="150" w:name="eq-validation-choice"/>
       <m:oMathPara>
         <m:oMathParaPr>
           <m:jc m:val="center"/>
@@ -37026,10 +37020,10 @@
           </m:r>
         </m:oMath>
       </m:oMathPara>
-      <w:bookmarkEnd w:id="147"/>
+      <w:bookmarkEnd w:id="150"/>
     </w:p>
-    <w:bookmarkEnd w:id="148"/>
-    <w:bookmarkStart w:id="150" w:name="def-test-set"/>
+    <w:bookmarkEnd w:id="151"/>
+    <w:bookmarkStart w:id="153" w:name="def-test-set"/>
     <w:p>
       <w:pPr>
         <w:pStyle w:val="FirstParagraph"/>
@@ -37039,7 +37033,7 @@
           <w:b/>
           <w:bCs/>
         </w:rPr>
-        <w:t xml:space="preserve">Definition 34 (Test set)</w:t>
+        <w:t xml:space="preserve">Definition 35 (Test set)</w:t>
       </w:r>
       <w:r>
         <w:t xml:space="preserve"> </w:t>
@@ -37173,7 +37167,7 @@
       <w:pPr>
         <w:pStyle w:val="BodyText"/>
       </w:pPr>
-      <w:bookmarkStart w:id="149" w:name="eq-test-set"/>
+      <w:bookmarkStart w:id="152" w:name="eq-test-set"/>
       <m:oMathPara>
         <m:oMathParaPr>
           <m:jc m:val="center"/>
@@ -37294,10 +37288,10 @@
           </m:r>
         </m:oMath>
       </m:oMathPara>
-      <w:bookmarkEnd w:id="149"/>
+      <w:bookmarkEnd w:id="152"/>
     </w:p>
-    <w:bookmarkEnd w:id="150"/>
-    <w:bookmarkStart w:id="152" w:name="def-test-error"/>
+    <w:bookmarkEnd w:id="153"/>
+    <w:bookmarkStart w:id="155" w:name="def-test-error"/>
     <w:p>
       <w:pPr>
         <w:pStyle w:val="FirstParagraph"/>
@@ -37307,7 +37301,7 @@
           <w:b/>
           <w:bCs/>
         </w:rPr>
-        <w:t xml:space="preserve">Definition 35 (Test error)</w:t>
+        <w:t xml:space="preserve">Definition 36 (Test error)</w:t>
       </w:r>
       <w:r>
         <w:t xml:space="preserve"> </w:t>
@@ -37482,7 +37476,7 @@
       <w:pPr>
         <w:pStyle w:val="BodyText"/>
       </w:pPr>
-      <w:bookmarkStart w:id="151" w:name="eq-test-error"/>
+      <w:bookmarkStart w:id="154" w:name="eq-test-error"/>
       <m:oMathPara>
         <m:oMathParaPr>
           <m:jc m:val="center"/>
@@ -37657,10 +37651,10 @@
           </m:r>
         </m:oMath>
       </m:oMathPara>
-      <w:bookmarkEnd w:id="151"/>
+      <w:bookmarkEnd w:id="154"/>
     </w:p>
-    <w:bookmarkEnd w:id="152"/>
-    <w:bookmarkStart w:id="156" w:name="rem-data-splits"/>
+    <w:bookmarkEnd w:id="155"/>
+    <w:bookmarkStart w:id="159" w:name="rem-data-splits"/>
     <w:p>
       <w:pPr>
         <w:pStyle w:val="FirstParagraph"/>
@@ -37835,7 +37829,7 @@
       <w:r>
         <w:t xml:space="preserve"> </w:t>
       </w:r>
-      <w:hyperlink r:id="rId153">
+      <w:hyperlink r:id="rId156">
         <w:r>
           <w:rPr>
             <w:rStyle w:val="Hyperlink"/>
@@ -37855,7 +37849,7 @@
       <w:r>
         <w:t xml:space="preserve"> </w:t>
       </w:r>
-      <w:hyperlink r:id="rId154">
+      <w:hyperlink r:id="rId157">
         <w:r>
           <w:rPr>
             <w:rStyle w:val="Hyperlink"/>
@@ -37875,7 +37869,7 @@
       <w:r>
         <w:t xml:space="preserve"> </w:t>
       </w:r>
-      <w:hyperlink r:id="rId155">
+      <w:hyperlink r:id="rId158">
         <w:r>
           <w:rPr>
             <w:rStyle w:val="Hyperlink"/>
@@ -37893,8 +37887,8 @@
         <w:t xml:space="preserve">They use a different symbol for the training set and a parenthesized observation index, but the same three-way split.</w:t>
       </w:r>
     </w:p>
-    <w:bookmarkEnd w:id="156"/>
-    <w:bookmarkStart w:id="157" w:name="rem-validation-test-error"/>
+    <w:bookmarkEnd w:id="159"/>
+    <w:bookmarkStart w:id="160" w:name="rem-validation-test-error"/>
     <w:p>
       <w:pPr>
         <w:pStyle w:val="BodyText"/>
@@ -38118,8 +38112,8 @@
         <w:t xml:space="preserve">under absolute-error loss, they are sample mean absolute errors.</w:t>
       </w:r>
     </w:p>
-    <w:bookmarkEnd w:id="157"/>
-    <w:bookmarkStart w:id="180" w:name="exm-train-validation-test-split"/>
+    <w:bookmarkEnd w:id="160"/>
+    <w:bookmarkStart w:id="183" w:name="exm-train-validation-test-split"/>
     <w:p>
       <w:pPr>
         <w:pStyle w:val="BodyText"/>
@@ -38129,7 +38123,7 @@
           <w:b/>
           <w:bCs/>
         </w:rPr>
-        <w:t xml:space="preserve">Example 16 (Numerical example)</w:t>
+        <w:t xml:space="preserve">Example 17 (Numerical example)</w:t>
       </w:r>
       <w:r>
         <w:t xml:space="preserve"> </w:t>
@@ -38142,7 +38136,7 @@
           <w:rPr>
             <w:rStyle w:val="Hyperlink"/>
           </w:rPr>
-          <w:t xml:space="preserve">Example 16</w:t>
+          <w:t xml:space="preserve">Example 17</w:t>
         </w:r>
       </w:hyperlink>
       <w:r>
@@ -38353,7 +38347,7 @@
       <w:tr>
         <w:tc>
           <w:tcPr/>
-          <w:bookmarkStart w:id="158" w:name="tbl-train-validation-test-split-sizes"/>
+          <w:bookmarkStart w:id="161" w:name="tbl-train-validation-test-split-sizes"/>
           <w:p>
             <w:pPr>
               <w:jc w:val="center"/>
@@ -38985,7 +38979,7 @@
               <w:t xml:space="preserve">#&gt; 3 test           7</w:t>
             </w:r>
           </w:p>
-          <w:bookmarkEnd w:id="158"/>
+          <w:bookmarkEnd w:id="161"/>
         </w:tc>
       </w:tr>
     </w:tbl>
@@ -42843,7 +42837,7 @@
       <w:tr>
         <w:tc>
           <w:tcPr/>
-          <w:bookmarkStart w:id="162" w:name="fig-linear-model-superimposed"/>
+          <w:bookmarkStart w:id="165" w:name="fig-linear-model-superimposed"/>
           <w:p>
             <w:pPr>
               <w:pStyle w:val="SourceCode"/>
@@ -42883,18 +42877,18 @@
                 <wp:inline>
                   <wp:extent cx="4620126" cy="3696101"/>
                   <wp:effectExtent b="0" l="0" r="0" t="0"/>
-                  <wp:docPr descr="" title="" id="160" name="Picture"/>
+                  <wp:docPr descr="" title="" id="163" name="Picture"/>
                   <a:graphic>
                     <a:graphicData uri="http://schemas.openxmlformats.org/drawingml/2006/picture">
                       <pic:pic>
                         <pic:nvPicPr>
-                          <pic:cNvPr descr="model-validation_files/figure-docx/unnamed-chunk-3-1.png" id="161" name="Picture"/>
+                          <pic:cNvPr descr="model-validation_files/figure-docx/unnamed-chunk-3-1.png" id="164" name="Picture"/>
                           <pic:cNvPicPr>
                             <a:picLocks noChangeArrowheads="1" noChangeAspect="1"/>
                           </pic:cNvPicPr>
                         </pic:nvPicPr>
                         <pic:blipFill>
-                          <a:blip r:embed="rId159"/>
+                          <a:blip r:embed="rId162"/>
                           <a:stretch>
                             <a:fillRect/>
                           </a:stretch>
@@ -42934,7 +42928,7 @@
               <w:t xml:space="preserve">Figure 2: Linear model fit superimposed on data partitions</w:t>
             </w:r>
           </w:p>
-          <w:bookmarkEnd w:id="162"/>
+          <w:bookmarkEnd w:id="165"/>
         </w:tc>
       </w:tr>
     </w:tbl>
@@ -42959,7 +42953,7 @@
       <w:tr>
         <w:tc>
           <w:tcPr/>
-          <w:bookmarkStart w:id="166" w:name="fig-quadratic-model-superimposed"/>
+          <w:bookmarkStart w:id="169" w:name="fig-quadratic-model-superimposed"/>
           <w:p>
             <w:pPr>
               <w:pStyle w:val="SourceCode"/>
@@ -42999,18 +42993,18 @@
                 <wp:inline>
                   <wp:extent cx="4620126" cy="3696101"/>
                   <wp:effectExtent b="0" l="0" r="0" t="0"/>
-                  <wp:docPr descr="" title="" id="164" name="Picture"/>
+                  <wp:docPr descr="" title="" id="167" name="Picture"/>
                   <a:graphic>
                     <a:graphicData uri="http://schemas.openxmlformats.org/drawingml/2006/picture">
                       <pic:pic>
                         <pic:nvPicPr>
-                          <pic:cNvPr descr="model-validation_files/figure-docx/unnamed-chunk-4-1.png" id="165" name="Picture"/>
+                          <pic:cNvPr descr="model-validation_files/figure-docx/unnamed-chunk-4-1.png" id="168" name="Picture"/>
                           <pic:cNvPicPr>
                             <a:picLocks noChangeArrowheads="1" noChangeAspect="1"/>
                           </pic:cNvPicPr>
                         </pic:nvPicPr>
                         <pic:blipFill>
-                          <a:blip r:embed="rId163"/>
+                          <a:blip r:embed="rId166"/>
                           <a:stretch>
                             <a:fillRect/>
                           </a:stretch>
@@ -43050,7 +43044,7 @@
               <w:t xml:space="preserve">Figure 3: Quadratic model fit superimposed on data partitions</w:t>
             </w:r>
           </w:p>
-          <w:bookmarkEnd w:id="166"/>
+          <w:bookmarkEnd w:id="169"/>
         </w:tc>
       </w:tr>
     </w:tbl>
@@ -43075,7 +43069,7 @@
       <w:tr>
         <w:tc>
           <w:tcPr/>
-          <w:bookmarkStart w:id="170" w:name="fig-cubic-model-superimposed"/>
+          <w:bookmarkStart w:id="173" w:name="fig-cubic-model-superimposed"/>
           <w:p>
             <w:pPr>
               <w:pStyle w:val="SourceCode"/>
@@ -43115,18 +43109,18 @@
                 <wp:inline>
                   <wp:extent cx="4620126" cy="3696101"/>
                   <wp:effectExtent b="0" l="0" r="0" t="0"/>
-                  <wp:docPr descr="" title="" id="168" name="Picture"/>
+                  <wp:docPr descr="" title="" id="171" name="Picture"/>
                   <a:graphic>
                     <a:graphicData uri="http://schemas.openxmlformats.org/drawingml/2006/picture">
                       <pic:pic>
                         <pic:nvPicPr>
-                          <pic:cNvPr descr="model-validation_files/figure-docx/unnamed-chunk-5-1.png" id="169" name="Picture"/>
+                          <pic:cNvPr descr="model-validation_files/figure-docx/unnamed-chunk-5-1.png" id="172" name="Picture"/>
                           <pic:cNvPicPr>
                             <a:picLocks noChangeArrowheads="1" noChangeAspect="1"/>
                           </pic:cNvPicPr>
                         </pic:nvPicPr>
                         <pic:blipFill>
-                          <a:blip r:embed="rId167"/>
+                          <a:blip r:embed="rId170"/>
                           <a:stretch>
                             <a:fillRect/>
                           </a:stretch>
@@ -43166,7 +43160,7 @@
               <w:t xml:space="preserve">Figure 4: Cubic model fit superimposed on data partitions</w:t>
             </w:r>
           </w:p>
-          <w:bookmarkEnd w:id="170"/>
+          <w:bookmarkEnd w:id="173"/>
         </w:tc>
       </w:tr>
     </w:tbl>
@@ -43191,7 +43185,7 @@
       <w:tr>
         <w:tc>
           <w:tcPr/>
-          <w:bookmarkStart w:id="174" w:name="fig-quartic-model-superimposed"/>
+          <w:bookmarkStart w:id="177" w:name="fig-quartic-model-superimposed"/>
           <w:p>
             <w:pPr>
               <w:pStyle w:val="SourceCode"/>
@@ -43231,18 +43225,18 @@
                 <wp:inline>
                   <wp:extent cx="4620126" cy="3696101"/>
                   <wp:effectExtent b="0" l="0" r="0" t="0"/>
-                  <wp:docPr descr="" title="" id="172" name="Picture"/>
+                  <wp:docPr descr="" title="" id="175" name="Picture"/>
                   <a:graphic>
                     <a:graphicData uri="http://schemas.openxmlformats.org/drawingml/2006/picture">
                       <pic:pic>
                         <pic:nvPicPr>
-                          <pic:cNvPr descr="model-validation_files/figure-docx/unnamed-chunk-6-1.png" id="173" name="Picture"/>
+                          <pic:cNvPr descr="model-validation_files/figure-docx/unnamed-chunk-6-1.png" id="176" name="Picture"/>
                           <pic:cNvPicPr>
                             <a:picLocks noChangeArrowheads="1" noChangeAspect="1"/>
                           </pic:cNvPicPr>
                         </pic:nvPicPr>
                         <pic:blipFill>
-                          <a:blip r:embed="rId171"/>
+                          <a:blip r:embed="rId174"/>
                           <a:stretch>
                             <a:fillRect/>
                           </a:stretch>
@@ -43282,7 +43276,7 @@
               <w:t xml:space="preserve">Figure 5: Quartic model fit superimposed on data partitions</w:t>
             </w:r>
           </w:p>
-          <w:bookmarkEnd w:id="174"/>
+          <w:bookmarkEnd w:id="177"/>
         </w:tc>
       </w:tr>
     </w:tbl>
@@ -43307,7 +43301,7 @@
       <w:tr>
         <w:tc>
           <w:tcPr/>
-          <w:bookmarkStart w:id="175" w:name="tbl-train-validation-results"/>
+          <w:bookmarkStart w:id="178" w:name="tbl-train-validation-results"/>
           <w:p>
             <w:pPr>
               <w:jc w:val="center"/>
@@ -43396,7 +43390,7 @@
               <w:t xml:space="preserve">#&gt; 4 quartic            1.90            3.97</w:t>
             </w:r>
           </w:p>
-          <w:bookmarkEnd w:id="175"/>
+          <w:bookmarkEnd w:id="178"/>
         </w:tc>
       </w:tr>
     </w:tbl>
@@ -43465,7 +43459,7 @@
       <w:tr>
         <w:tc>
           <w:tcPr/>
-          <w:bookmarkStart w:id="176" w:name="tbl-train-validation-test-rmse"/>
+          <w:bookmarkStart w:id="179" w:name="tbl-train-validation-test-rmse"/>
           <w:p>
             <w:pPr>
               <w:jc w:val="center"/>
@@ -43542,7 +43536,7 @@
               <w:t xml:space="preserve">#&gt; 2 test       linear  2.44</w:t>
             </w:r>
           </w:p>
-          <w:bookmarkEnd w:id="176"/>
+          <w:bookmarkEnd w:id="179"/>
         </w:tc>
       </w:tr>
     </w:tbl>
@@ -43595,18 +43589,18 @@
                 <wp:inline>
                   <wp:extent cx="152400" cy="152400"/>
                   <wp:effectExtent b="0" l="0" r="0" t="0"/>
-                  <wp:docPr descr="" title="" id="178" name="Picture"/>
+                  <wp:docPr descr="" title="" id="181" name="Picture"/>
                   <a:graphic>
                     <a:graphicData uri="http://schemas.openxmlformats.org/drawingml/2006/picture">
                       <pic:pic>
                         <pic:nvPicPr>
-                          <pic:cNvPr descr="/opt/quarto/share/formats/docx/note.png" id="179" name="Picture"/>
+                          <pic:cNvPr descr="/opt/quarto/share/formats/docx/note.png" id="182" name="Picture"/>
                           <pic:cNvPicPr>
                             <a:picLocks noChangeArrowheads="1" noChangeAspect="1"/>
                           </pic:cNvPicPr>
                         </pic:nvPicPr>
                         <pic:blipFill>
-                          <a:blip r:embed="rId177"/>
+                          <a:blip r:embed="rId180"/>
                           <a:stretch>
                             <a:fillRect/>
                           </a:stretch>
@@ -43679,9 +43673,9 @@
         </w:tc>
       </w:tr>
     </w:tbl>
-    <w:bookmarkEnd w:id="180"/>
-    <w:bookmarkEnd w:id="181"/>
-    <w:bookmarkStart w:id="217" w:name="sec-kfold"/>
+    <w:bookmarkEnd w:id="183"/>
+    <w:bookmarkEnd w:id="184"/>
+    <w:bookmarkStart w:id="220" w:name="sec-kfold"/>
     <w:p>
       <w:pPr>
         <w:pStyle w:val="Heading2"/>
@@ -43701,7 +43695,7 @@
         <w:t xml:space="preserve">-fold cross-validation</w:t>
       </w:r>
     </w:p>
-    <w:bookmarkStart w:id="182" w:name="exr-kfold"/>
+    <w:bookmarkStart w:id="185" w:name="exr-kfold"/>
     <w:p>
       <w:pPr>
         <w:pStyle w:val="FirstParagraph"/>
@@ -43852,8 +43846,8 @@
         <w:t xml:space="preserve">How many times is a given car used for fitting, and how many times for prediction?</w:t>
       </w:r>
     </w:p>
-    <w:bookmarkEnd w:id="182"/>
-    <w:bookmarkStart w:id="183" w:name="sol-kfold"/>
+    <w:bookmarkEnd w:id="185"/>
+    <w:bookmarkStart w:id="186" w:name="sol-kfold"/>
     <w:p>
       <w:pPr>
         <w:pStyle w:val="FirstParagraph"/>
@@ -44027,8 +44021,8 @@
         <w:t xml:space="preserve">fits.</w:t>
       </w:r>
     </w:p>
-    <w:bookmarkEnd w:id="183"/>
-    <w:bookmarkStart w:id="185" w:name="def-folds"/>
+    <w:bookmarkEnd w:id="186"/>
+    <w:bookmarkStart w:id="188" w:name="def-folds"/>
     <w:p>
       <w:pPr>
         <w:pStyle w:val="FirstParagraph"/>
@@ -44038,7 +44032,7 @@
           <w:b/>
           <w:bCs/>
         </w:rPr>
-        <w:t xml:space="preserve">Definition 36 (Folds)</w:t>
+        <w:t xml:space="preserve">Definition 37 (Folds)</w:t>
       </w:r>
       <w:r>
         <w:t xml:space="preserve"> </w:t>
@@ -44217,7 +44211,7 @@
       <w:pPr>
         <w:pStyle w:val="BodyText"/>
       </w:pPr>
-      <w:bookmarkStart w:id="184" w:name="eq-folds"/>
+      <w:bookmarkStart w:id="187" w:name="eq-folds"/>
       <m:oMathPara>
         <m:oMathParaPr>
           <m:jc m:val="center"/>
@@ -44308,10 +44302,10 @@
           </m:r>
         </m:oMath>
       </m:oMathPara>
-      <w:bookmarkEnd w:id="184"/>
+      <w:bookmarkEnd w:id="187"/>
     </w:p>
-    <w:bookmarkEnd w:id="185"/>
-    <w:bookmarkStart w:id="186" w:name="rem-source-folds"/>
+    <w:bookmarkEnd w:id="188"/>
+    <w:bookmarkStart w:id="189" w:name="rem-source-folds"/>
     <w:p>
       <w:pPr>
         <w:pStyle w:val="FirstParagraph"/>
@@ -44365,8 +44359,8 @@
         <w:t xml:space="preserve">roughly equal-sized parts.</w:t>
       </w:r>
     </w:p>
-    <w:bookmarkEnd w:id="186"/>
-    <w:bookmarkStart w:id="188" w:name="def-fold-size"/>
+    <w:bookmarkEnd w:id="189"/>
+    <w:bookmarkStart w:id="191" w:name="def-fold-size"/>
     <w:p>
       <w:pPr>
         <w:pStyle w:val="BodyText"/>
@@ -44376,7 +44370,7 @@
           <w:b/>
           <w:bCs/>
         </w:rPr>
-        <w:t xml:space="preserve">Definition 37 (Fold size)</w:t>
+        <w:t xml:space="preserve">Definition 38 (Fold size)</w:t>
       </w:r>
       <w:r>
         <w:t xml:space="preserve"> </w:t>
@@ -44460,7 +44454,7 @@
       <w:pPr>
         <w:pStyle w:val="BodyText"/>
       </w:pPr>
-      <w:bookmarkStart w:id="187" w:name="eq-fold-size"/>
+      <w:bookmarkStart w:id="190" w:name="eq-fold-size"/>
       <m:oMathPara>
         <m:oMathParaPr>
           <m:jc m:val="center"/>
@@ -44555,10 +44549,10 @@
           </m:r>
         </m:oMath>
       </m:oMathPara>
-      <w:bookmarkEnd w:id="187"/>
+      <w:bookmarkEnd w:id="190"/>
     </w:p>
-    <w:bookmarkEnd w:id="188"/>
-    <w:bookmarkStart w:id="190" w:name="def-fold-assignment"/>
+    <w:bookmarkEnd w:id="191"/>
+    <w:bookmarkStart w:id="193" w:name="def-fold-assignment"/>
     <w:p>
       <w:pPr>
         <w:pStyle w:val="FirstParagraph"/>
@@ -44568,7 +44562,7 @@
           <w:b/>
           <w:bCs/>
         </w:rPr>
-        <w:t xml:space="preserve">Definition 38 (Fold assignment)</w:t>
+        <w:t xml:space="preserve">Definition 39 (Fold assignment)</w:t>
       </w:r>
       <w:r>
         <w:t xml:space="preserve"> </w:t>
@@ -44713,7 +44707,7 @@
       <w:pPr>
         <w:pStyle w:val="BodyText"/>
       </w:pPr>
-      <w:bookmarkStart w:id="189" w:name="eq-fold-assignment"/>
+      <w:bookmarkStart w:id="192" w:name="eq-fold-assignment"/>
       <m:oMathPara>
         <m:oMathParaPr>
           <m:jc m:val="center"/>
@@ -44789,10 +44783,10 @@
           </m:r>
         </m:oMath>
       </m:oMathPara>
-      <w:bookmarkEnd w:id="189"/>
+      <w:bookmarkEnd w:id="192"/>
     </w:p>
-    <w:bookmarkEnd w:id="190"/>
-    <w:bookmarkStart w:id="191" w:name="rem-source-fold-assignment"/>
+    <w:bookmarkEnd w:id="193"/>
+    <w:bookmarkStart w:id="194" w:name="rem-source-fold-assignment"/>
     <w:p>
       <w:pPr>
         <w:pStyle w:val="FirstParagraph"/>
@@ -44853,8 +44847,8 @@
         <w:t xml:space="preserve">.</w:t>
       </w:r>
     </w:p>
-    <w:bookmarkEnd w:id="191"/>
-    <w:bookmarkStart w:id="193" w:name="def-fold-out-rule"/>
+    <w:bookmarkEnd w:id="194"/>
+    <w:bookmarkStart w:id="196" w:name="def-fold-out-rule"/>
     <w:p>
       <w:pPr>
         <w:pStyle w:val="BodyText"/>
@@ -44864,7 +44858,7 @@
           <w:b/>
           <w:bCs/>
         </w:rPr>
-        <w:t xml:space="preserve">Definition 39 (Fold-out rule)</w:t>
+        <w:t xml:space="preserve">Definition 40 (Fold-out rule)</w:t>
       </w:r>
       <w:r>
         <w:t xml:space="preserve"> </w:t>
@@ -45046,7 +45040,7 @@
       <w:pPr>
         <w:pStyle w:val="BodyText"/>
       </w:pPr>
-      <w:bookmarkStart w:id="192" w:name="eq-fold-out-rule"/>
+      <w:bookmarkStart w:id="195" w:name="eq-fold-out-rule"/>
       <m:oMathPara>
         <m:oMathParaPr>
           <m:jc m:val="center"/>
@@ -45279,10 +45273,10 @@
           </m:r>
         </m:oMath>
       </m:oMathPara>
-      <w:bookmarkEnd w:id="192"/>
+      <w:bookmarkEnd w:id="195"/>
     </w:p>
-    <w:bookmarkEnd w:id="193"/>
-    <w:bookmarkStart w:id="194" w:name="rem-source-fold-out-rule"/>
+    <w:bookmarkEnd w:id="196"/>
+    <w:bookmarkStart w:id="197" w:name="rem-source-fold-out-rule"/>
     <w:p>
       <w:pPr>
         <w:pStyle w:val="FirstParagraph"/>
@@ -45354,8 +45348,8 @@
         <w:t xml:space="preserve">.</w:t>
       </w:r>
     </w:p>
-    <w:bookmarkEnd w:id="194"/>
-    <w:bookmarkStart w:id="195" w:name="def-kfold"/>
+    <w:bookmarkEnd w:id="197"/>
+    <w:bookmarkStart w:id="198" w:name="def-kfold"/>
     <w:p>
       <w:pPr>
         <w:pStyle w:val="BodyText"/>
@@ -45365,7 +45359,7 @@
           <w:b/>
           <w:bCs/>
         </w:rPr>
-        <w:t xml:space="preserve">Definition 40 (</w:t>
+        <w:t xml:space="preserve">Definition 41 (</w:t>
       </w:r>
       <m:oMath>
         <m:r>
@@ -45702,8 +45696,8 @@
         <w:t xml:space="preserve">Compute a summary prediction-error measure across all folds.</w:t>
       </w:r>
     </w:p>
-    <w:bookmarkEnd w:id="195"/>
-    <w:bookmarkStart w:id="196" w:name="rem-kfold-vs-validation-set"/>
+    <w:bookmarkEnd w:id="198"/>
+    <w:bookmarkStart w:id="199" w:name="rem-kfold-vs-validation-set"/>
     <w:p>
       <w:pPr>
         <w:pStyle w:val="FirstParagraph"/>
@@ -45746,7 +45740,7 @@
           <w:rPr>
             <w:rStyle w:val="Hyperlink"/>
           </w:rPr>
-          <w:t xml:space="preserve">Definition 29</w:t>
+          <w:t xml:space="preserve">Definition 30</w:t>
         </w:r>
       </w:hyperlink>
       <w:r>
@@ -45805,8 +45799,8 @@
         <w:t xml:space="preserve">give 4 fits on 24 cars each.</w:t>
       </w:r>
     </w:p>
-    <w:bookmarkEnd w:id="196"/>
-    <w:bookmarkStart w:id="198" w:name="def-cv-estimate"/>
+    <w:bookmarkEnd w:id="199"/>
+    <w:bookmarkStart w:id="201" w:name="def-cv-estimate"/>
     <w:p>
       <w:pPr>
         <w:pStyle w:val="BodyText"/>
@@ -45816,7 +45810,7 @@
           <w:b/>
           <w:bCs/>
         </w:rPr>
-        <w:t xml:space="preserve">Definition 41 (Cross-validation estimate)</w:t>
+        <w:t xml:space="preserve">Definition 42 (Cross-validation estimate)</w:t>
       </w:r>
       <w:r>
         <w:t xml:space="preserve"> </w:t>
@@ -45894,7 +45888,7 @@
       <w:r>
         <w:t xml:space="preserve"> </w:t>
       </w:r>
-      <w:hyperlink r:id="rId61">
+      <w:hyperlink r:id="rId64">
         <w:r>
           <w:rPr>
             <w:rStyle w:val="Hyperlink"/>
@@ -46022,7 +46016,7 @@
       <w:pPr>
         <w:pStyle w:val="BodyText"/>
       </w:pPr>
-      <w:bookmarkStart w:id="197" w:name="eq-cv-estimate"/>
+      <w:bookmarkStart w:id="200" w:name="eq-cv-estimate"/>
       <m:oMathPara>
         <m:oMathParaPr>
           <m:jc m:val="center"/>
@@ -46285,10 +46279,10 @@
           </m:r>
         </m:oMath>
       </m:oMathPara>
-      <w:bookmarkEnd w:id="197"/>
+      <w:bookmarkEnd w:id="200"/>
     </w:p>
-    <w:bookmarkEnd w:id="198"/>
-    <w:bookmarkStart w:id="199" w:name="rem-source-cv-estimate"/>
+    <w:bookmarkEnd w:id="201"/>
+    <w:bookmarkStart w:id="202" w:name="rem-source-cv-estimate"/>
     <w:p>
       <w:pPr>
         <w:pStyle w:val="FirstParagraph"/>
@@ -46340,8 +46334,8 @@
         <w:t xml:space="preserve">.</w:t>
       </w:r>
     </w:p>
-    <w:bookmarkEnd w:id="199"/>
-    <w:bookmarkStart w:id="200" w:name="exr-cv-estimate-by-fold"/>
+    <w:bookmarkEnd w:id="202"/>
+    <w:bookmarkStart w:id="203" w:name="exr-cv-estimate-by-fold"/>
     <w:p>
       <w:pPr>
         <w:pStyle w:val="BodyText"/>
@@ -46546,8 +46540,8 @@
         <w:t xml:space="preserve">.</w:t>
       </w:r>
     </w:p>
-    <w:bookmarkEnd w:id="200"/>
-    <w:bookmarkStart w:id="201" w:name="sol-cv-estimate-by-fold"/>
+    <w:bookmarkEnd w:id="203"/>
+    <w:bookmarkStart w:id="204" w:name="sol-cv-estimate-by-fold"/>
     <w:p>
       <w:pPr>
         <w:pStyle w:val="BodyText"/>
@@ -46645,7 +46639,7 @@
           <w:rPr>
             <w:rStyle w:val="Hyperlink"/>
           </w:rPr>
-          <w:t xml:space="preserve">Definition 36</w:t>
+          <w:t xml:space="preserve">Definition 37</w:t>
         </w:r>
       </w:hyperlink>
       <w:r>
@@ -47708,8 +47702,8 @@
         <w:t xml:space="preserve">so each inner sum uses a single fitted rule.</w:t>
       </w:r>
     </w:p>
-    <w:bookmarkEnd w:id="201"/>
-    <w:bookmarkStart w:id="203" w:name="thm-cv-estimate-by-fold"/>
+    <w:bookmarkEnd w:id="204"/>
+    <w:bookmarkStart w:id="206" w:name="thm-cv-estimate-by-fold"/>
     <w:p>
       <w:pPr>
         <w:pStyle w:val="BodyText"/>
@@ -47798,7 +47792,7 @@
       <w:pPr>
         <w:pStyle w:val="BodyText"/>
       </w:pPr>
-      <w:bookmarkStart w:id="202" w:name="eq-cv-estimate-by-fold"/>
+      <w:bookmarkStart w:id="205" w:name="eq-cv-estimate-by-fold"/>
       <m:oMathPara>
         <m:oMathParaPr>
           <m:jc m:val="center"/>
@@ -48071,9 +48065,9 @@
           </m:r>
         </m:oMath>
       </m:oMathPara>
-      <w:bookmarkEnd w:id="202"/>
+      <w:bookmarkEnd w:id="205"/>
     </w:p>
-    <w:bookmarkEnd w:id="203"/>
+    <w:bookmarkEnd w:id="206"/>
     <w:p>
       <w:pPr>
         <w:pStyle w:val="FirstParagraph"/>
@@ -48106,7 +48100,7 @@
         <w:t xml:space="preserve">.</w:t>
       </w:r>
     </w:p>
-    <w:bookmarkStart w:id="205" w:name="def-fold-mse"/>
+    <w:bookmarkStart w:id="208" w:name="def-fold-mse"/>
     <w:p>
       <w:pPr>
         <w:pStyle w:val="BodyText"/>
@@ -48116,7 +48110,7 @@
           <w:b/>
           <w:bCs/>
         </w:rPr>
-        <w:t xml:space="preserve">Definition 42 (Fold mean squared error)</w:t>
+        <w:t xml:space="preserve">Definition 43 (Fold mean squared error)</w:t>
       </w:r>
       <w:r>
         <w:t xml:space="preserve"> </w:t>
@@ -48201,7 +48195,7 @@
       <w:r>
         <w:t xml:space="preserve"> </w:t>
       </w:r>
-      <w:hyperlink r:id="rId61">
+      <w:hyperlink r:id="rId64">
         <w:r>
           <w:rPr>
             <w:rStyle w:val="Hyperlink"/>
@@ -48274,7 +48268,7 @@
       <w:pPr>
         <w:pStyle w:val="BodyText"/>
       </w:pPr>
-      <w:bookmarkStart w:id="204" w:name="eq-fold-mse"/>
+      <w:bookmarkStart w:id="207" w:name="eq-fold-mse"/>
       <m:oMathPara>
         <m:oMathParaPr>
           <m:jc m:val="center"/>
@@ -48514,10 +48508,10 @@
           </m:r>
         </m:oMath>
       </m:oMathPara>
-      <w:bookmarkEnd w:id="204"/>
+      <w:bookmarkEnd w:id="207"/>
     </w:p>
-    <w:bookmarkEnd w:id="205"/>
-    <w:bookmarkStart w:id="206" w:name="rem-source-fold-mse"/>
+    <w:bookmarkEnd w:id="208"/>
+    <w:bookmarkStart w:id="209" w:name="rem-source-fold-mse"/>
     <w:p>
       <w:pPr>
         <w:pStyle w:val="FirstParagraph"/>
@@ -48597,8 +48591,8 @@
         <w:t xml:space="preserve">.</w:t>
       </w:r>
     </w:p>
-    <w:bookmarkEnd w:id="206"/>
-    <w:bookmarkStart w:id="207" w:name="rem-cv-estimate"/>
+    <w:bookmarkEnd w:id="209"/>
+    <w:bookmarkStart w:id="210" w:name="rem-cv-estimate"/>
     <w:p>
       <w:pPr>
         <w:pStyle w:val="BodyText"/>
@@ -49277,8 +49271,8 @@
         <w:t xml:space="preserve">use.</w:t>
       </w:r>
     </w:p>
-    <w:bookmarkEnd w:id="207"/>
-    <w:bookmarkStart w:id="208" w:name="rem-choosing-k"/>
+    <w:bookmarkEnd w:id="210"/>
+    <w:bookmarkStart w:id="211" w:name="rem-choosing-k"/>
     <w:p>
       <w:pPr>
         <w:pStyle w:val="BodyText"/>
@@ -49685,8 +49679,8 @@
         <w:t xml:space="preserve">is the usual compromise.</w:t>
       </w:r>
     </w:p>
-    <w:bookmarkEnd w:id="208"/>
-    <w:bookmarkStart w:id="213" w:name="exm-kfold-simulated"/>
+    <w:bookmarkEnd w:id="211"/>
+    <w:bookmarkStart w:id="216" w:name="exm-kfold-simulated"/>
     <w:p>
       <w:pPr>
         <w:pStyle w:val="BodyText"/>
@@ -49696,7 +49690,7 @@
           <w:b/>
           <w:bCs/>
         </w:rPr>
-        <w:t xml:space="preserve">Example 17 (Cross-validation versus the generalization error)</w:t>
+        <w:t xml:space="preserve">Example 18 (Cross-validation versus the generalization error)</w:t>
       </w:r>
       <w:r>
         <w:t xml:space="preserve"> </w:t>
@@ -49757,7 +49751,7 @@
           <w:rPr>
             <w:rStyle w:val="Hyperlink"/>
           </w:rPr>
-          <w:t xml:space="preserve">Example 13</w:t>
+          <w:t xml:space="preserve">Example 14</w:t>
         </w:r>
       </w:hyperlink>
       <w:r>
@@ -50590,7 +50584,7 @@
           <w:rPr>
             <w:rStyle w:val="Hyperlink"/>
           </w:rPr>
-          <w:t xml:space="preserve">Example 13</w:t>
+          <w:t xml:space="preserve">Example 14</w:t>
         </w:r>
       </w:hyperlink>
       <w:r>
@@ -50918,7 +50912,7 @@
       <w:tr>
         <w:tc>
           <w:tcPr/>
-          <w:bookmarkStart w:id="212" w:name="fig-cv-simulated"/>
+          <w:bookmarkStart w:id="215" w:name="fig-cv-simulated"/>
           <w:p>
             <w:pPr>
               <w:pStyle w:val="SourceCode"/>
@@ -51864,18 +51858,18 @@
                 <wp:inline>
                   <wp:extent cx="4620126" cy="3696101"/>
                   <wp:effectExtent b="0" l="0" r="0" t="0"/>
-                  <wp:docPr descr="" title="" id="210" name="Picture"/>
+                  <wp:docPr descr="" title="" id="213" name="Picture"/>
                   <a:graphic>
                     <a:graphicData uri="http://schemas.openxmlformats.org/drawingml/2006/picture">
                       <pic:pic>
                         <pic:nvPicPr>
-                          <pic:cNvPr descr="model-validation_files/figure-docx/cv-simulated-plot-1.png" id="211" name="Picture"/>
+                          <pic:cNvPr descr="model-validation_files/figure-docx/cv-simulated-plot-1.png" id="214" name="Picture"/>
                           <pic:cNvPicPr>
                             <a:picLocks noChangeArrowheads="1" noChangeAspect="1"/>
                           </pic:cNvPicPr>
                         </pic:nvPicPr>
                         <pic:blipFill>
-                          <a:blip r:embed="rId209"/>
+                          <a:blip r:embed="rId212"/>
                           <a:stretch>
                             <a:fillRect/>
                           </a:stretch>
@@ -51944,7 +51938,7 @@
               <w:t xml:space="preserve">could be computed from real data.</w:t>
             </w:r>
           </w:p>
-          <w:bookmarkEnd w:id="212"/>
+          <w:bookmarkEnd w:id="215"/>
         </w:tc>
       </w:tr>
     </w:tbl>
@@ -53845,8 +53839,8 @@
         <w:t xml:space="preserve">new ones.</w:t>
       </w:r>
     </w:p>
-    <w:bookmarkEnd w:id="213"/>
-    <w:bookmarkStart w:id="216" w:name="exm-kfold-mtcars"/>
+    <w:bookmarkEnd w:id="216"/>
+    <w:bookmarkStart w:id="219" w:name="exm-kfold-mtcars"/>
     <w:p>
       <w:pPr>
         <w:pStyle w:val="BodyText"/>
@@ -53856,7 +53850,7 @@
           <w:b/>
           <w:bCs/>
         </w:rPr>
-        <w:t xml:space="preserve">Example 18 (Four-fold cross-validation of the</w:t>
+        <w:t xml:space="preserve">Example 19 (Four-fold cross-validation of the</w:t>
       </w:r>
       <w:r>
         <w:rPr>
@@ -54005,7 +53999,7 @@
           <w:rPr>
             <w:rStyle w:val="Hyperlink"/>
           </w:rPr>
-          <w:t xml:space="preserve">Example 17</w:t>
+          <w:t xml:space="preserve">Example 18</w:t>
         </w:r>
       </w:hyperlink>
       <w:r>
@@ -54049,7 +54043,7 @@
       <w:tr>
         <w:tc>
           <w:tcPr/>
-          <w:bookmarkStart w:id="214" w:name="tbl-cv-mtcars-repeats"/>
+          <w:bookmarkStart w:id="217" w:name="tbl-cv-mtcars-repeats"/>
           <w:p>
             <w:pPr>
               <w:jc w:val="center"/>
@@ -54705,7 +54699,7 @@
               <w:t xml:space="preserve">#&gt; 5         5     3.38     2.74     2.78     2.81</w:t>
             </w:r>
           </w:p>
-          <w:bookmarkEnd w:id="214"/>
+          <w:bookmarkEnd w:id="217"/>
         </w:tc>
       </w:tr>
     </w:tbl>
@@ -54730,7 +54724,7 @@
       <w:tr>
         <w:tc>
           <w:tcPr/>
-          <w:bookmarkStart w:id="215" w:name="tbl-cv-mtcars"/>
+          <w:bookmarkStart w:id="218" w:name="tbl-cv-mtcars"/>
           <w:p>
             <w:pPr>
               <w:jc w:val="center"/>
@@ -55086,7 +55080,7 @@
               <w:t xml:space="preserve">#&gt; 5         5 2       2.74</w:t>
             </w:r>
           </w:p>
-          <w:bookmarkEnd w:id="215"/>
+          <w:bookmarkEnd w:id="218"/>
         </w:tc>
       </w:tr>
     </w:tbl>
@@ -55776,9 +55770,9 @@
         <w:t xml:space="preserve">may not survive a different split.</w:t>
       </w:r>
     </w:p>
-    <w:bookmarkEnd w:id="216"/>
-    <w:bookmarkEnd w:id="217"/>
-    <w:bookmarkStart w:id="245" w:name="sec-loocv"/>
+    <w:bookmarkEnd w:id="219"/>
+    <w:bookmarkEnd w:id="220"/>
+    <w:bookmarkStart w:id="248" w:name="sec-loocv"/>
     <w:p>
       <w:pPr>
         <w:pStyle w:val="Heading2"/>
@@ -55787,7 +55781,7 @@
         <w:t xml:space="preserve">7 Leave-one-out cross-validation</w:t>
       </w:r>
     </w:p>
-    <w:bookmarkStart w:id="218" w:name="exr-loocv"/>
+    <w:bookmarkStart w:id="221" w:name="exr-loocv"/>
     <w:p>
       <w:pPr>
         <w:pStyle w:val="FirstParagraph"/>
@@ -55997,8 +55991,8 @@
         <w:t xml:space="preserve">) differ?</w:t>
       </w:r>
     </w:p>
-    <w:bookmarkEnd w:id="218"/>
-    <w:bookmarkStart w:id="219" w:name="sol-loocv"/>
+    <w:bookmarkEnd w:id="221"/>
+    <w:bookmarkStart w:id="222" w:name="sol-loocv"/>
     <w:p>
       <w:pPr>
         <w:pStyle w:val="FirstParagraph"/>
@@ -56182,7 +56176,7 @@
           <w:rPr>
             <w:rStyle w:val="Hyperlink"/>
           </w:rPr>
-          <w:t xml:space="preserve">Example 18</w:t>
+          <w:t xml:space="preserve">Example 19</w:t>
         </w:r>
       </w:hyperlink>
       <w:r>
@@ -56195,8 +56189,8 @@
         <w:t xml:space="preserve">the estimate is not random.</w:t>
       </w:r>
     </w:p>
-    <w:bookmarkEnd w:id="219"/>
-    <w:bookmarkStart w:id="221" w:name="def-loocv"/>
+    <w:bookmarkEnd w:id="222"/>
+    <w:bookmarkStart w:id="224" w:name="def-loocv"/>
     <w:p>
       <w:pPr>
         <w:pStyle w:val="FirstParagraph"/>
@@ -56206,7 +56200,7 @@
           <w:b/>
           <w:bCs/>
         </w:rPr>
-        <w:t xml:space="preserve">Definition 43 (Leave-one-out cross-validation)</w:t>
+        <w:t xml:space="preserve">Definition 44 (Leave-one-out cross-validation)</w:t>
       </w:r>
       <w:r>
         <w:t xml:space="preserve"> </w:t>
@@ -56504,7 +56498,7 @@
       <w:pPr>
         <w:pStyle w:val="BodyText"/>
       </w:pPr>
-      <w:bookmarkStart w:id="220" w:name="eq-loocv"/>
+      <w:bookmarkStart w:id="223" w:name="eq-loocv"/>
       <m:oMathPara>
         <m:oMathParaPr>
           <m:jc m:val="center"/>
@@ -56754,7 +56748,7 @@
           </m:r>
         </m:oMath>
       </m:oMathPara>
-      <w:bookmarkEnd w:id="220"/>
+      <w:bookmarkEnd w:id="223"/>
     </w:p>
     <w:p>
       <w:pPr>
@@ -56773,8 +56767,8 @@
         <w:t xml:space="preserve">.</w:t>
       </w:r>
     </w:p>
-    <w:bookmarkEnd w:id="221"/>
-    <w:bookmarkStart w:id="222" w:name="lem-loocv-not-random"/>
+    <w:bookmarkEnd w:id="224"/>
+    <w:bookmarkStart w:id="225" w:name="lem-loocv-not-random"/>
     <w:p>
       <w:pPr>
         <w:pStyle w:val="BodyText"/>
@@ -57123,7 +57117,7 @@
         <w:t xml:space="preserve">.</w:t>
       </w:r>
     </w:p>
-    <w:bookmarkEnd w:id="222"/>
+    <w:bookmarkEnd w:id="225"/>
     <w:p>
       <w:pPr>
         <w:pStyle w:val="BodyText"/>
@@ -58649,7 +58643,7 @@
         <w:t xml:space="preserve">fits, with the folds numbered differently.</w:t>
       </w:r>
     </w:p>
-    <w:bookmarkStart w:id="224" w:name="def-term-vector"/>
+    <w:bookmarkStart w:id="227" w:name="def-term-vector"/>
     <w:p>
       <w:pPr>
         <w:pStyle w:val="FirstParagraph"/>
@@ -58659,7 +58653,7 @@
           <w:b/>
           <w:bCs/>
         </w:rPr>
-        <w:t xml:space="preserve">Definition 44 (Term vector)</w:t>
+        <w:t xml:space="preserve">Definition 45 (Term vector)</w:t>
       </w:r>
       <w:r>
         <w:t xml:space="preserve"> </w:t>
@@ -58892,16 +58886,16 @@
       <w:pPr>
         <w:pStyle w:val="BodyText"/>
       </w:pPr>
-      <w:bookmarkStart w:id="223" w:name="eq-term-vector"/>
+      <w:bookmarkStart w:id="226" w:name="eq-term-vector"/>
       <w:r>
         <w:t xml:space="preserve">$$
     \mathord{\smash[b]{\underset{\raise.3ex\hbox{$\scriptstyle\sim$}}{t}}\vphantom{t}}_{i} \stackrel{\text{def}}{=}{\mathopen{}\left(t_{1}(x_{i}), \ldots, t_{p^{*}}(x_{i})\right)\mathclose{}}^{\top}.
      \qquad(41)$$</w:t>
       </w:r>
-      <w:bookmarkEnd w:id="223"/>
+      <w:bookmarkEnd w:id="226"/>
     </w:p>
-    <w:bookmarkEnd w:id="224"/>
-    <w:bookmarkStart w:id="226" w:name="rem-term-vector"/>
+    <w:bookmarkEnd w:id="227"/>
+    <w:bookmarkStart w:id="229" w:name="rem-term-vector"/>
     <w:p>
       <w:pPr>
         <w:pStyle w:val="FirstParagraph"/>
@@ -58976,7 +58970,7 @@
       <w:r>
         <w:t xml:space="preserve"> </w:t>
       </w:r>
-      <w:hyperlink r:id="rId225">
+      <w:hyperlink r:id="rId228">
         <w:r>
           <w:rPr>
             <w:rStyle w:val="Hyperlink"/>
@@ -58994,8 +58988,8 @@
         <w:t xml:space="preserve">.</w:t>
       </w:r>
     </w:p>
-    <w:bookmarkEnd w:id="226"/>
-    <w:bookmarkStart w:id="228" w:name="def-cross-product-matrix"/>
+    <w:bookmarkEnd w:id="229"/>
+    <w:bookmarkStart w:id="231" w:name="def-cross-product-matrix"/>
     <w:p>
       <w:pPr>
         <w:pStyle w:val="BodyText"/>
@@ -59005,7 +58999,7 @@
           <w:b/>
           <w:bCs/>
         </w:rPr>
-        <w:t xml:space="preserve">Definition 45 (Cross-product matrix (sum-of-squares and cross-products matrix))</w:t>
+        <w:t xml:space="preserve">Definition 46 (Cross-product matrix (sum-of-squares and cross-products matrix))</w:t>
       </w:r>
       <w:r>
         <w:t xml:space="preserve"> </w:t>
@@ -59099,16 +59093,16 @@
       <w:pPr>
         <w:pStyle w:val="BodyText"/>
       </w:pPr>
-      <w:bookmarkStart w:id="227" w:name="eq-cross-product-matrix"/>
+      <w:bookmarkStart w:id="230" w:name="eq-cross-product-matrix"/>
       <w:r>
         <w:t xml:space="preserve">$$
     A\stackrel{\text{def}}{=}\sum_{i\in I} \mathord{\smash[b]{\underset{\raise.3ex\hbox{$\scriptstyle\sim$}}{t}}\vphantom{t}}_{i} {\mathord{\smash[b]{\underset{\raise.3ex\hbox{$\scriptstyle\sim$}}{t}}\vphantom{t}}_{i}}^{\top}.
      \qquad(42)$$</w:t>
       </w:r>
-      <w:bookmarkEnd w:id="227"/>
+      <w:bookmarkEnd w:id="230"/>
     </w:p>
-    <w:bookmarkEnd w:id="228"/>
-    <w:bookmarkStart w:id="230" w:name="rem-source-cross-product-matrix"/>
+    <w:bookmarkEnd w:id="231"/>
+    <w:bookmarkStart w:id="233" w:name="rem-source-cross-product-matrix"/>
     <w:p>
       <w:pPr>
         <w:pStyle w:val="FirstParagraph"/>
@@ -59157,7 +59151,7 @@
       <w:r>
         <w:t xml:space="preserve"> </w:t>
       </w:r>
-      <w:hyperlink r:id="rId229">
+      <w:hyperlink r:id="rId232">
         <w:r>
           <w:rPr>
             <w:rStyle w:val="Hyperlink"/>
@@ -59169,8 +59163,8 @@
         <w:t xml:space="preserve">).</w:t>
       </w:r>
     </w:p>
-    <w:bookmarkEnd w:id="230"/>
-    <w:bookmarkStart w:id="233" w:name="rem-cross-product-matrix"/>
+    <w:bookmarkEnd w:id="233"/>
+    <w:bookmarkStart w:id="236" w:name="rem-cross-product-matrix"/>
     <w:p>
       <w:pPr>
         <w:pStyle w:val="BodyText"/>
@@ -59449,18 +59443,18 @@
                 <wp:inline>
                   <wp:extent cx="152400" cy="152400"/>
                   <wp:effectExtent b="0" l="0" r="0" t="0"/>
-                  <wp:docPr descr="" title="" id="231" name="Picture"/>
+                  <wp:docPr descr="" title="" id="234" name="Picture"/>
                   <a:graphic>
                     <a:graphicData uri="http://schemas.openxmlformats.org/drawingml/2006/picture">
                       <pic:pic>
                         <pic:nvPicPr>
-                          <pic:cNvPr descr="/opt/quarto/share/formats/docx/note.png" id="232" name="Picture"/>
+                          <pic:cNvPr descr="/opt/quarto/share/formats/docx/note.png" id="235" name="Picture"/>
                           <pic:cNvPicPr>
                             <a:picLocks noChangeArrowheads="1" noChangeAspect="1"/>
                           </pic:cNvPicPr>
                         </pic:nvPicPr>
                         <pic:blipFill>
-                          <a:blip r:embed="rId177"/>
+                          <a:blip r:embed="rId180"/>
                           <a:stretch>
                             <a:fillRect/>
                           </a:stretch>
@@ -59540,7 +59534,7 @@
             <w:r>
               <w:t xml:space="preserve"> </w:t>
             </w:r>
-            <w:hyperlink r:id="rId229">
+            <w:hyperlink r:id="rId232">
               <w:r>
                 <w:rPr>
                   <w:rStyle w:val="Hyperlink"/>
@@ -59568,8 +59562,8 @@
         </w:tc>
       </w:tr>
     </w:tbl>
-    <w:bookmarkEnd w:id="233"/>
-    <w:bookmarkStart w:id="236" w:name="def-leverage"/>
+    <w:bookmarkEnd w:id="236"/>
+    <w:bookmarkStart w:id="239" w:name="def-leverage"/>
     <w:p>
       <w:pPr>
         <w:pStyle w:val="BodyText"/>
@@ -59579,7 +59573,7 @@
           <w:b/>
           <w:bCs/>
         </w:rPr>
-        <w:t xml:space="preserve">Definition 46 (Leverage)</w:t>
+        <w:t xml:space="preserve">Definition 47 (Leverage)</w:t>
       </w:r>
       <w:r>
         <w:t xml:space="preserve"> </w:t>
@@ -59590,7 +59584,7 @@
       <w:r>
         <w:t xml:space="preserve"> </w:t>
       </w:r>
-      <w:hyperlink r:id="rId234">
+      <w:hyperlink r:id="rId237">
         <w:r>
           <w:rPr>
             <w:rStyle w:val="Hyperlink"/>
@@ -59716,16 +59710,16 @@
       <w:pPr>
         <w:pStyle w:val="BodyText"/>
       </w:pPr>
-      <w:bookmarkStart w:id="235" w:name="eq-leverage"/>
+      <w:bookmarkStart w:id="238" w:name="eq-leverage"/>
       <w:r>
         <w:t xml:space="preserve">$$
     h_{i} \stackrel{\text{def}}{=}{\mathord{\smash[b]{\underset{\raise.3ex\hbox{$\scriptstyle\sim$}}{t}}\vphantom{t}}_{i}}^{\top} A^{-1} \mathord{\smash[b]{\underset{\raise.3ex\hbox{$\scriptstyle\sim$}}{t}}\vphantom{t}}_{i}.
      \qquad(43)$$</w:t>
       </w:r>
-      <w:bookmarkEnd w:id="235"/>
+      <w:bookmarkEnd w:id="238"/>
     </w:p>
-    <w:bookmarkEnd w:id="236"/>
-    <w:bookmarkStart w:id="238" w:name="rem-source-leverage"/>
+    <w:bookmarkEnd w:id="239"/>
+    <w:bookmarkStart w:id="241" w:name="rem-source-leverage"/>
     <w:p>
       <w:pPr>
         <w:pStyle w:val="FirstParagraph"/>
@@ -59772,7 +59766,7 @@
       <w:r>
         <w:t xml:space="preserve"> </w:t>
       </w:r>
-      <w:hyperlink r:id="rId237">
+      <w:hyperlink r:id="rId240">
         <w:r>
           <w:rPr>
             <w:rStyle w:val="Hyperlink"/>
@@ -59784,8 +59778,8 @@
         <w:t xml:space="preserve">.</w:t>
       </w:r>
     </w:p>
-    <w:bookmarkEnd w:id="238"/>
-    <w:bookmarkStart w:id="241" w:name="thm-loocv-shortcut"/>
+    <w:bookmarkEnd w:id="241"/>
+    <w:bookmarkStart w:id="244" w:name="thm-loocv-shortcut"/>
     <w:p>
       <w:pPr>
         <w:pStyle w:val="BodyText"/>
@@ -59806,7 +59800,7 @@
       <w:r>
         <w:t xml:space="preserve"> </w:t>
       </w:r>
-      <w:hyperlink r:id="rId234">
+      <w:hyperlink r:id="rId237">
         <w:r>
           <w:rPr>
             <w:rStyle w:val="Hyperlink"/>
@@ -59906,7 +59900,7 @@
       <w:r>
         <w:t xml:space="preserve"> </w:t>
       </w:r>
-      <w:hyperlink r:id="rId239">
+      <w:hyperlink r:id="rId242">
         <w:r>
           <w:rPr>
             <w:rStyle w:val="Hyperlink"/>
@@ -59950,7 +59944,7 @@
       <w:r>
         <w:t xml:space="preserve"> </w:t>
       </w:r>
-      <w:hyperlink r:id="rId53">
+      <w:hyperlink r:id="rId56">
         <w:r>
           <w:rPr>
             <w:rStyle w:val="Hyperlink"/>
@@ -60032,7 +60026,7 @@
       <w:pPr>
         <w:pStyle w:val="BodyText"/>
       </w:pPr>
-      <w:bookmarkStart w:id="240" w:name="eq-loocv-shortcut"/>
+      <w:bookmarkStart w:id="243" w:name="eq-loocv-shortcut"/>
       <m:oMathPara>
         <m:oMathParaPr>
           <m:jc m:val="center"/>
@@ -60222,9 +60216,9 @@
           </m:r>
         </m:oMath>
       </m:oMathPara>
-      <w:bookmarkEnd w:id="240"/>
+      <w:bookmarkEnd w:id="243"/>
     </w:p>
-    <w:bookmarkEnd w:id="241"/>
+    <w:bookmarkEnd w:id="244"/>
     <w:p>
       <w:pPr>
         <w:pStyle w:val="FirstParagraph"/>
@@ -60304,7 +60298,7 @@
         <w:t xml:space="preserve">which this page does not develop.</w:t>
       </w:r>
     </w:p>
-    <w:bookmarkStart w:id="242" w:name="rem-source-loocv-shortcut"/>
+    <w:bookmarkStart w:id="245" w:name="rem-source-loocv-shortcut"/>
     <w:p>
       <w:pPr>
         <w:pStyle w:val="BodyText"/>
@@ -60347,8 +60341,8 @@
         <w:t xml:space="preserve">for many linear fitting methods.</w:t>
       </w:r>
     </w:p>
-    <w:bookmarkEnd w:id="242"/>
-    <w:bookmarkStart w:id="243" w:name="exm-loocv-shortcut"/>
+    <w:bookmarkEnd w:id="245"/>
+    <w:bookmarkStart w:id="246" w:name="exm-loocv-shortcut"/>
     <w:p>
       <w:pPr>
         <w:pStyle w:val="BodyText"/>
@@ -60358,7 +60352,7 @@
           <w:b/>
           <w:bCs/>
         </w:rPr>
-        <w:t xml:space="preserve">Example 19 (Leave-one-out cross-validation of the</w:t>
+        <w:t xml:space="preserve">Example 20 (Leave-one-out cross-validation of the</w:t>
       </w:r>
       <w:r>
         <w:rPr>
@@ -61436,7 +61430,7 @@
         <w:rPr>
           <w:rStyle w:val="CommentTok"/>
         </w:rPr>
-        <w:t xml:space="preserve">#&gt;    8.88178e-15    2.00000e+00</w:t>
+        <w:t xml:space="preserve">#&gt;    7.10543e-15    2.00000e+00</w:t>
       </w:r>
     </w:p>
     <w:p>
@@ -61444,7 +61438,7 @@
         <w:pStyle w:val="FirstParagraph"/>
       </w:pPr>
       <w:r>
-        <w:t xml:space="preserve">The two columns differ by at most 8.9e-15,</w:t>
+        <w:t xml:space="preserve">The two columns differ by at most 7.1e-15,</w:t>
       </w:r>
       <w:r>
         <w:t xml:space="preserve"> </w:t>
@@ -61488,8 +61482,8 @@
         <w:t xml:space="preserve">rerunning it always gives the same choice.</w:t>
       </w:r>
     </w:p>
-    <w:bookmarkEnd w:id="243"/>
-    <w:bookmarkStart w:id="244" w:name="rem-loocv"/>
+    <w:bookmarkEnd w:id="246"/>
+    <w:bookmarkStart w:id="247" w:name="rem-loocv"/>
     <w:p>
       <w:pPr>
         <w:pStyle w:val="BodyText"/>
@@ -61961,9 +61955,9 @@
         <w:t xml:space="preserve">fits.</w:t>
       </w:r>
     </w:p>
-    <w:bookmarkEnd w:id="244"/>
-    <w:bookmarkEnd w:id="245"/>
-    <w:bookmarkStart w:id="274" w:name="sec-cv-model-choice"/>
+    <w:bookmarkEnd w:id="247"/>
+    <w:bookmarkEnd w:id="248"/>
+    <w:bookmarkStart w:id="277" w:name="sec-cv-model-choice"/>
     <w:p>
       <w:pPr>
         <w:pStyle w:val="Heading2"/>
@@ -61972,7 +61966,7 @@
         <w:t xml:space="preserve">8 Choosing a model by cross-validation</w:t>
       </w:r>
     </w:p>
-    <w:bookmarkStart w:id="247" w:name="def-cv-estimate-indexed"/>
+    <w:bookmarkStart w:id="250" w:name="def-cv-estimate-indexed"/>
     <w:p>
       <w:pPr>
         <w:pStyle w:val="FirstParagraph"/>
@@ -61982,7 +61976,7 @@
           <w:b/>
           <w:bCs/>
         </w:rPr>
-        <w:t xml:space="preserve">Definition 47 (Cross-validation estimate of a named procedure)</w:t>
+        <w:t xml:space="preserve">Definition 48 (Cross-validation estimate of a named procedure)</w:t>
       </w:r>
       <w:r>
         <w:t xml:space="preserve"> </w:t>
@@ -62350,7 +62344,7 @@
       <w:pPr>
         <w:pStyle w:val="BodyText"/>
       </w:pPr>
-      <w:bookmarkStart w:id="246" w:name="eq-cv-estimate-indexed"/>
+      <w:bookmarkStart w:id="249" w:name="eq-cv-estimate-indexed"/>
       <m:oMathPara>
         <m:oMathParaPr>
           <m:jc m:val="center"/>
@@ -62760,10 +62754,10 @@
           </m:r>
         </m:oMath>
       </m:oMathPara>
-      <w:bookmarkEnd w:id="246"/>
+      <w:bookmarkEnd w:id="249"/>
     </w:p>
-    <w:bookmarkEnd w:id="247"/>
-    <w:bookmarkStart w:id="249" w:name="def-cv-choice"/>
+    <w:bookmarkEnd w:id="250"/>
+    <w:bookmarkStart w:id="252" w:name="def-cv-choice"/>
     <w:p>
       <w:pPr>
         <w:pStyle w:val="FirstParagraph"/>
@@ -62773,7 +62767,7 @@
           <w:b/>
           <w:bCs/>
         </w:rPr>
-        <w:t xml:space="preserve">Definition 48 (Cross-validation choice procedure)</w:t>
+        <w:t xml:space="preserve">Definition 49 (Cross-validation choice procedure)</w:t>
       </w:r>
       <w:r>
         <w:t xml:space="preserve"> </w:t>
@@ -63105,7 +63099,7 @@
       <w:pPr>
         <w:pStyle w:val="BodyText"/>
       </w:pPr>
-      <w:bookmarkStart w:id="248" w:name="eq-cv-choice"/>
+      <w:bookmarkStart w:id="251" w:name="eq-cv-choice"/>
       <m:oMathPara>
         <m:oMathParaPr>
           <m:jc m:val="center"/>
@@ -63389,10 +63383,10 @@
           </m:r>
         </m:oMath>
       </m:oMathPara>
-      <w:bookmarkEnd w:id="248"/>
+      <w:bookmarkEnd w:id="251"/>
     </w:p>
-    <w:bookmarkEnd w:id="249"/>
-    <w:bookmarkStart w:id="251" w:name="def-nested-cv"/>
+    <w:bookmarkEnd w:id="252"/>
+    <w:bookmarkStart w:id="254" w:name="def-nested-cv"/>
     <w:p>
       <w:pPr>
         <w:pStyle w:val="FirstParagraph"/>
@@ -63402,7 +63396,7 @@
           <w:b/>
           <w:bCs/>
         </w:rPr>
-        <w:t xml:space="preserve">Definition 49 (Nested cross-validation)</w:t>
+        <w:t xml:space="preserve">Definition 50 (Nested cross-validation)</w:t>
       </w:r>
       <w:r>
         <w:t xml:space="preserve"> </w:t>
@@ -63519,7 +63513,7 @@
       <w:pPr>
         <w:pStyle w:val="BodyText"/>
       </w:pPr>
-      <w:bookmarkStart w:id="250" w:name="eq-nested-cv"/>
+      <w:bookmarkStart w:id="253" w:name="eq-nested-cv"/>
       <m:oMathPara>
         <m:oMathParaPr>
           <m:jc m:val="center"/>
@@ -63646,10 +63640,10 @@
           </m:r>
         </m:oMath>
       </m:oMathPara>
-      <w:bookmarkEnd w:id="250"/>
+      <w:bookmarkEnd w:id="253"/>
     </w:p>
-    <w:bookmarkEnd w:id="251"/>
-    <w:bookmarkStart w:id="252" w:name="rem-source-nested-cv"/>
+    <w:bookmarkEnd w:id="254"/>
+    <w:bookmarkStart w:id="255" w:name="rem-source-nested-cv"/>
     <w:p>
       <w:pPr>
         <w:pStyle w:val="FirstParagraph"/>
@@ -63680,8 +63674,8 @@
         <w:t xml:space="preserve">choices included.</w:t>
       </w:r>
     </w:p>
-    <w:bookmarkEnd w:id="252"/>
-    <w:bookmarkStart w:id="253" w:name="rem-nested-cv"/>
+    <w:bookmarkEnd w:id="255"/>
+    <w:bookmarkStart w:id="256" w:name="rem-nested-cv"/>
     <w:p>
       <w:pPr>
         <w:pStyle w:val="BodyText"/>
@@ -63837,8 +63831,8 @@
         <w:t xml:space="preserve">That inner cross-validation is the nested one.</w:t>
       </w:r>
     </w:p>
-    <w:bookmarkEnd w:id="253"/>
-    <w:bookmarkStart w:id="256" w:name="rem-cv-winner-optimistic"/>
+    <w:bookmarkEnd w:id="256"/>
+    <w:bookmarkStart w:id="259" w:name="rem-cv-winner-optimistic"/>
     <w:p>
       <w:pPr>
         <w:pStyle w:val="BodyText"/>
@@ -63892,7 +63886,7 @@
           <w:rPr>
             <w:rStyle w:val="Hyperlink"/>
           </w:rPr>
-          <w:t xml:space="preserve">Definition 29</w:t>
+          <w:t xml:space="preserve">Definition 30</w:t>
         </w:r>
       </w:hyperlink>
       <w:r>
@@ -64031,18 +64025,18 @@
                 <wp:inline>
                   <wp:extent cx="152400" cy="152400"/>
                   <wp:effectExtent b="0" l="0" r="0" t="0"/>
-                  <wp:docPr descr="" title="" id="254" name="Picture"/>
+                  <wp:docPr descr="" title="" id="257" name="Picture"/>
                   <a:graphic>
                     <a:graphicData uri="http://schemas.openxmlformats.org/drawingml/2006/picture">
                       <pic:pic>
                         <pic:nvPicPr>
-                          <pic:cNvPr descr="/opt/quarto/share/formats/docx/note.png" id="255" name="Picture"/>
+                          <pic:cNvPr descr="/opt/quarto/share/formats/docx/note.png" id="258" name="Picture"/>
                           <pic:cNvPicPr>
                             <a:picLocks noChangeArrowheads="1" noChangeAspect="1"/>
                           </pic:cNvPicPr>
                         </pic:nvPicPr>
                         <pic:blipFill>
-                          <a:blip r:embed="rId177"/>
+                          <a:blip r:embed="rId180"/>
                           <a:stretch>
                             <a:fillRect/>
                           </a:stretch>
@@ -64106,8 +64100,8 @@
         </w:tc>
       </w:tr>
     </w:tbl>
-    <w:bookmarkEnd w:id="256"/>
-    <w:bookmarkStart w:id="259" w:name="def-cv-se"/>
+    <w:bookmarkEnd w:id="259"/>
+    <w:bookmarkStart w:id="262" w:name="def-cv-se"/>
     <w:p>
       <w:pPr>
         <w:pStyle w:val="BodyText"/>
@@ -64117,7 +64111,7 @@
           <w:b/>
           <w:bCs/>
         </w:rPr>
-        <w:t xml:space="preserve">Definition 50 (Fold-based standard error)</w:t>
+        <w:t xml:space="preserve">Definition 51 (Fold-based standard error)</w:t>
       </w:r>
       <w:r>
         <w:t xml:space="preserve"> </w:t>
@@ -64211,7 +64205,7 @@
       <w:r>
         <w:t xml:space="preserve"> </w:t>
       </w:r>
-      <w:hyperlink r:id="rId257">
+      <w:hyperlink r:id="rId260">
         <w:r>
           <w:rPr>
             <w:rStyle w:val="Hyperlink"/>
@@ -64277,7 +64271,7 @@
       <w:pPr>
         <w:pStyle w:val="BodyText"/>
       </w:pPr>
-      <w:bookmarkStart w:id="258" w:name="eq-cv-se"/>
+      <w:bookmarkStart w:id="261" w:name="eq-cv-se"/>
       <m:oMathPara>
         <m:oMathParaPr>
           <m:jc m:val="center"/>
@@ -64452,10 +64446,10 @@
           </m:r>
         </m:oMath>
       </m:oMathPara>
-      <w:bookmarkEnd w:id="258"/>
+      <w:bookmarkEnd w:id="261"/>
     </w:p>
-    <w:bookmarkEnd w:id="259"/>
-    <w:bookmarkStart w:id="260" w:name="rem-source-cv-se"/>
+    <w:bookmarkEnd w:id="262"/>
+    <w:bookmarkStart w:id="263" w:name="rem-source-cv-se"/>
     <w:p>
       <w:pPr>
         <w:pStyle w:val="FirstParagraph"/>
@@ -64477,8 +64471,8 @@
         <w:t xml:space="preserve">, who call the result a standard error.</w:t>
       </w:r>
     </w:p>
-    <w:bookmarkEnd w:id="260"/>
-    <w:bookmarkStart w:id="262" w:name="rem-cv-se"/>
+    <w:bookmarkEnd w:id="263"/>
+    <w:bookmarkStart w:id="265" w:name="rem-cv-se"/>
     <w:p>
       <w:pPr>
         <w:pStyle w:val="BodyText"/>
@@ -64701,7 +64695,7 @@
       <w:r>
         <w:t xml:space="preserve"> </w:t>
       </w:r>
-      <w:hyperlink r:id="rId261">
+      <w:hyperlink r:id="rId264">
         <w:r>
           <w:rPr>
             <w:rStyle w:val="Hyperlink"/>
@@ -64765,8 +64759,8 @@
         <w:t xml:space="preserve">.</w:t>
       </w:r>
     </w:p>
-    <w:bookmarkEnd w:id="262"/>
-    <w:bookmarkStart w:id="264" w:name="def-fold-mse-indexed"/>
+    <w:bookmarkEnd w:id="265"/>
+    <w:bookmarkStart w:id="267" w:name="def-fold-mse-indexed"/>
     <w:p>
       <w:pPr>
         <w:pStyle w:val="BodyText"/>
@@ -64776,7 +64770,7 @@
           <w:b/>
           <w:bCs/>
         </w:rPr>
-        <w:t xml:space="preserve">Definition 51 (Fold mean squared error of a named procedure)</w:t>
+        <w:t xml:space="preserve">Definition 52 (Fold mean squared error of a named procedure)</w:t>
       </w:r>
       <w:r>
         <w:t xml:space="preserve"> </w:t>
@@ -64944,7 +64938,7 @@
       <w:pPr>
         <w:pStyle w:val="BodyText"/>
       </w:pPr>
-      <w:bookmarkStart w:id="263" w:name="eq-fold-mse-indexed"/>
+      <w:bookmarkStart w:id="266" w:name="eq-fold-mse-indexed"/>
       <m:oMathPara>
         <m:oMathParaPr>
           <m:jc m:val="center"/>
@@ -65331,10 +65325,10 @@
           </m:r>
         </m:oMath>
       </m:oMathPara>
-      <w:bookmarkEnd w:id="263"/>
+      <w:bookmarkEnd w:id="266"/>
     </w:p>
-    <w:bookmarkEnd w:id="264"/>
-    <w:bookmarkStart w:id="266" w:name="def-cv-se-indexed"/>
+    <w:bookmarkEnd w:id="267"/>
+    <w:bookmarkStart w:id="269" w:name="def-cv-se-indexed"/>
     <w:p>
       <w:pPr>
         <w:pStyle w:val="FirstParagraph"/>
@@ -65344,7 +65338,7 @@
           <w:b/>
           <w:bCs/>
         </w:rPr>
-        <w:t xml:space="preserve">Definition 52 (Fold-based standard error of a named procedure)</w:t>
+        <w:t xml:space="preserve">Definition 53 (Fold-based standard error of a named procedure)</w:t>
       </w:r>
       <w:r>
         <w:t xml:space="preserve"> </w:t>
@@ -65540,7 +65534,7 @@
       <w:pPr>
         <w:pStyle w:val="BodyText"/>
       </w:pPr>
-      <w:bookmarkStart w:id="265" w:name="eq-cv-se-indexed"/>
+      <w:bookmarkStart w:id="268" w:name="eq-cv-se-indexed"/>
       <m:oMathPara>
         <m:oMathParaPr>
           <m:jc m:val="center"/>
@@ -65838,10 +65832,10 @@
           </m:r>
         </m:oMath>
       </m:oMathPara>
-      <w:bookmarkEnd w:id="265"/>
+      <w:bookmarkEnd w:id="268"/>
     </w:p>
-    <w:bookmarkEnd w:id="266"/>
-    <w:bookmarkStart w:id="268" w:name="def-one-se-rule"/>
+    <w:bookmarkEnd w:id="269"/>
+    <w:bookmarkStart w:id="271" w:name="def-one-se-rule"/>
     <w:p>
       <w:pPr>
         <w:pStyle w:val="FirstParagraph"/>
@@ -65851,7 +65845,7 @@
           <w:b/>
           <w:bCs/>
         </w:rPr>
-        <w:t xml:space="preserve">Definition 53 (One-standard-error rule)</w:t>
+        <w:t xml:space="preserve">Definition 54 (One-standard-error rule)</w:t>
       </w:r>
       <w:r>
         <w:t xml:space="preserve"> </w:t>
@@ -66099,7 +66093,7 @@
       <w:pPr>
         <w:pStyle w:val="BodyText"/>
       </w:pPr>
-      <w:bookmarkStart w:id="267" w:name="eq-one-se-rule"/>
+      <w:bookmarkStart w:id="270" w:name="eq-one-se-rule"/>
       <m:oMathPara>
         <m:oMathParaPr>
           <m:jc m:val="center"/>
@@ -66433,7 +66427,7 @@
           </m:r>
         </m:oMath>
       </m:oMathPara>
-      <w:bookmarkEnd w:id="267"/>
+      <w:bookmarkEnd w:id="270"/>
     </w:p>
     <w:p>
       <w:pPr>
@@ -66452,8 +66446,8 @@
         <w:t xml:space="preserve">.</w:t>
       </w:r>
     </w:p>
-    <w:bookmarkEnd w:id="268"/>
-    <w:bookmarkStart w:id="273" w:name="exm-one-se-rule"/>
+    <w:bookmarkEnd w:id="271"/>
+    <w:bookmarkStart w:id="276" w:name="exm-one-se-rule"/>
     <w:p>
       <w:pPr>
         <w:pStyle w:val="BodyText"/>
@@ -66463,7 +66457,7 @@
           <w:b/>
           <w:bCs/>
         </w:rPr>
-        <w:t xml:space="preserve">Example 20 (The one-standard-error rule for the simulated polynomials)</w:t>
+        <w:t xml:space="preserve">Example 21 (The one-standard-error rule for the simulated polynomials)</w:t>
       </w:r>
       <w:r>
         <w:t xml:space="preserve"> </w:t>
@@ -66485,7 +66479,7 @@
           <w:rPr>
             <w:rStyle w:val="Hyperlink"/>
           </w:rPr>
-          <w:t xml:space="preserve">Example 13</w:t>
+          <w:t xml:space="preserve">Example 14</w:t>
         </w:r>
       </w:hyperlink>
       <w:r>
@@ -66511,7 +66505,7 @@
           <w:rPr>
             <w:rStyle w:val="Hyperlink"/>
           </w:rPr>
-          <w:t xml:space="preserve">Definition 53</w:t>
+          <w:t xml:space="preserve">Definition 54</w:t>
         </w:r>
       </w:hyperlink>
       <w:r>
@@ -67525,7 +67519,7 @@
       <w:tr>
         <w:tc>
           <w:tcPr/>
-          <w:bookmarkStart w:id="272" w:name="fig-one-se-rule"/>
+          <w:bookmarkStart w:id="275" w:name="fig-one-se-rule"/>
           <w:p>
             <w:pPr>
               <w:pStyle w:val="SourceCode"/>
@@ -68138,18 +68132,18 @@
                 <wp:inline>
                   <wp:extent cx="4620126" cy="3696101"/>
                   <wp:effectExtent b="0" l="0" r="0" t="0"/>
-                  <wp:docPr descr="" title="" id="270" name="Picture"/>
+                  <wp:docPr descr="" title="" id="273" name="Picture"/>
                   <a:graphic>
                     <a:graphicData uri="http://schemas.openxmlformats.org/drawingml/2006/picture">
                       <pic:pic>
                         <pic:nvPicPr>
-                          <pic:cNvPr descr="model-validation_files/figure-docx/one-se-rule-plot-1.png" id="271" name="Picture"/>
+                          <pic:cNvPr descr="model-validation_files/figure-docx/one-se-rule-plot-1.png" id="274" name="Picture"/>
                           <pic:cNvPicPr>
                             <a:picLocks noChangeArrowheads="1" noChangeAspect="1"/>
                           </pic:cNvPicPr>
                         </pic:nvPicPr>
                         <pic:blipFill>
-                          <a:blip r:embed="rId269"/>
+                          <a:blip r:embed="rId272"/>
                           <a:stretch>
                             <a:fillRect/>
                           </a:stretch>
@@ -68229,7 +68223,7 @@
               <w:t xml:space="preserve">The dashed line is one fold-based standard error above the smallest estimate.</w:t>
             </w:r>
           </w:p>
-          <w:bookmarkEnd w:id="272"/>
+          <w:bookmarkEnd w:id="275"/>
         </w:tc>
       </w:tr>
     </w:tbl>
@@ -68296,7 +68290,7 @@
           <w:rPr>
             <w:rStyle w:val="Hyperlink"/>
           </w:rPr>
-          <w:t xml:space="preserve">Example 13</w:t>
+          <w:t xml:space="preserve">Example 14</w:t>
         </w:r>
       </w:hyperlink>
       <w:r>
@@ -68318,9 +68312,9 @@
         <w:t xml:space="preserve">and 0.315 for degree 3.</w:t>
       </w:r>
     </w:p>
-    <w:bookmarkEnd w:id="273"/>
-    <w:bookmarkEnd w:id="274"/>
-    <w:bookmarkStart w:id="280" w:name="sec-cv-whole-procedure"/>
+    <w:bookmarkEnd w:id="276"/>
+    <w:bookmarkEnd w:id="277"/>
+    <w:bookmarkStart w:id="283" w:name="sec-cv-whole-procedure"/>
     <w:p>
       <w:pPr>
         <w:pStyle w:val="Heading2"/>
@@ -68329,7 +68323,7 @@
         <w:t xml:space="preserve">9 Cross-validating the whole procedure</w:t>
       </w:r>
     </w:p>
-    <w:bookmarkStart w:id="277" w:name="exr-cv-screening"/>
+    <w:bookmarkStart w:id="280" w:name="exr-cv-screening"/>
     <w:p>
       <w:pPr>
         <w:pStyle w:val="FirstParagraph"/>
@@ -68629,18 +68623,18 @@
                 <wp:inline>
                   <wp:extent cx="152400" cy="152400"/>
                   <wp:effectExtent b="0" l="0" r="0" t="0"/>
-                  <wp:docPr descr="" title="" id="275" name="Picture"/>
+                  <wp:docPr descr="" title="" id="278" name="Picture"/>
                   <a:graphic>
                     <a:graphicData uri="http://schemas.openxmlformats.org/drawingml/2006/picture">
                       <pic:pic>
                         <pic:nvPicPr>
-                          <pic:cNvPr descr="/opt/quarto/share/formats/docx/note.png" id="276" name="Picture"/>
+                          <pic:cNvPr descr="/opt/quarto/share/formats/docx/note.png" id="279" name="Picture"/>
                           <pic:cNvPicPr>
                             <a:picLocks noChangeArrowheads="1" noChangeAspect="1"/>
                           </pic:cNvPicPr>
                         </pic:nvPicPr>
                         <pic:blipFill>
-                          <a:blip r:embed="rId177"/>
+                          <a:blip r:embed="rId180"/>
                           <a:stretch>
                             <a:fillRect/>
                           </a:stretch>
@@ -68722,8 +68716,8 @@
         </w:tc>
       </w:tr>
     </w:tbl>
-    <w:bookmarkEnd w:id="277"/>
-    <w:bookmarkStart w:id="278" w:name="sol-cv-screening"/>
+    <w:bookmarkEnd w:id="280"/>
+    <w:bookmarkStart w:id="281" w:name="sol-cv-screening"/>
     <w:p>
       <w:pPr>
         <w:pStyle w:val="BodyText"/>
@@ -70651,8 +70645,8 @@
         <w:t xml:space="preserve">needs fails.</w:t>
       </w:r>
     </w:p>
-    <w:bookmarkEnd w:id="278"/>
-    <w:bookmarkStart w:id="279" w:name="rem-cv-every-step"/>
+    <w:bookmarkEnd w:id="281"/>
+    <w:bookmarkStart w:id="282" w:name="rem-cv-every-step"/>
     <w:p>
       <w:pPr>
         <w:pStyle w:val="BodyText"/>
@@ -70832,9 +70826,9 @@
         <w:t xml:space="preserve">when they are computed without the outcome.</w:t>
       </w:r>
     </w:p>
-    <w:bookmarkEnd w:id="279"/>
-    <w:bookmarkEnd w:id="280"/>
-    <w:bookmarkStart w:id="281" w:name="further-reading"/>
+    <w:bookmarkEnd w:id="282"/>
+    <w:bookmarkEnd w:id="283"/>
+    <w:bookmarkStart w:id="284" w:name="further-reading"/>
     <w:p>
       <w:pPr>
         <w:pStyle w:val="Heading2"/>
@@ -70863,8 +70857,8 @@
         <w:t xml:space="preserve">including the covariance and correlation matrices that cross-products produce.</w:t>
       </w:r>
     </w:p>
-    <w:bookmarkEnd w:id="281"/>
-    <w:bookmarkStart w:id="289" w:name="references"/>
+    <w:bookmarkEnd w:id="284"/>
+    <w:bookmarkStart w:id="292" w:name="references"/>
     <w:p>
       <w:pPr>
         <w:pStyle w:val="Heading2"/>
@@ -70873,8 +70867,8 @@
         <w:t xml:space="preserve">References</w:t>
       </w:r>
     </w:p>
-    <w:bookmarkStart w:id="288" w:name="refs"/>
-    <w:bookmarkStart w:id="283" w:name="ref-hastie2009elements"/>
+    <w:bookmarkStart w:id="291" w:name="refs"/>
+    <w:bookmarkStart w:id="286" w:name="ref-hastie2009elements"/>
     <w:p>
       <w:pPr>
         <w:pStyle w:val="Bibliography"/>
@@ -70898,7 +70892,7 @@
       <w:r>
         <w:t xml:space="preserve"> </w:t>
       </w:r>
-      <w:hyperlink r:id="rId282">
+      <w:hyperlink r:id="rId285">
         <w:r>
           <w:rPr>
             <w:rStyle w:val="Hyperlink"/>
@@ -70910,8 +70904,8 @@
         <w:t xml:space="preserve">.</w:t>
       </w:r>
     </w:p>
-    <w:bookmarkEnd w:id="283"/>
-    <w:bookmarkStart w:id="285" w:name="ref-james2021islr2e"/>
+    <w:bookmarkEnd w:id="286"/>
+    <w:bookmarkStart w:id="288" w:name="ref-james2021islr2e"/>
     <w:p>
       <w:pPr>
         <w:pStyle w:val="Bibliography"/>
@@ -70949,7 +70943,7 @@
       <w:r>
         <w:t xml:space="preserve"> </w:t>
       </w:r>
-      <w:hyperlink r:id="rId284">
+      <w:hyperlink r:id="rId287">
         <w:r>
           <w:rPr>
             <w:rStyle w:val="Hyperlink"/>
@@ -70961,8 +70955,8 @@
         <w:t xml:space="preserve">.</w:t>
       </w:r>
     </w:p>
-    <w:bookmarkEnd w:id="285"/>
-    <w:bookmarkStart w:id="287" w:name="ref-sanchez2020matrix4sl"/>
+    <w:bookmarkEnd w:id="288"/>
+    <w:bookmarkStart w:id="290" w:name="ref-sanchez2020matrix4sl"/>
     <w:p>
       <w:pPr>
         <w:pStyle w:val="Bibliography"/>
@@ -71000,7 +70994,7 @@
       <w:r>
         <w:t xml:space="preserve"> </w:t>
       </w:r>
-      <w:hyperlink r:id="rId286">
+      <w:hyperlink r:id="rId289">
         <w:r>
           <w:rPr>
             <w:rStyle w:val="Hyperlink"/>
@@ -71012,9 +71006,9 @@
         <w:t xml:space="preserve">.</w:t>
       </w:r>
     </w:p>
-    <w:bookmarkEnd w:id="287"/>
-    <w:bookmarkEnd w:id="288"/>
-    <w:bookmarkEnd w:id="289"/>
+    <w:bookmarkEnd w:id="290"/>
+    <w:bookmarkEnd w:id="291"/>
+    <w:bookmarkEnd w:id="292"/>
     <w:sectPr>
       <w:footnotePr>
         <w:numRestart w:val="eachSect"/>

--- a/pr-preview/pr-268/model-validation-handout.docx
+++ b/pr-preview/pr-268/model-validation-handout.docx
@@ -15,7 +15,7 @@
         <w:pStyle w:val="Date"/>
       </w:pPr>
       <w:r>
-        <w:t xml:space="preserve">Last modified: 2026-10-16 22:26:41 (PDT)</w:t>
+        <w:t xml:space="preserve">Last modified: 2026-10-16 23:34:43 (PDT)</w:t>
       </w:r>
     </w:p>
     <w:bookmarkStart w:id="17" w:name="sec-data-sets"/>
@@ -1041,7 +1041,7 @@
     </w:p>
     <w:bookmarkEnd w:id="16"/>
     <w:bookmarkEnd w:id="17"/>
-    <w:bookmarkStart w:id="70" w:name="sec-prediction-rules"/>
+    <w:bookmarkStart w:id="69" w:name="sec-prediction-rules"/>
     <w:p>
       <w:pPr>
         <w:pStyle w:val="Heading2"/>
@@ -2399,7 +2399,7 @@
       </w:r>
     </w:p>
     <w:bookmarkEnd w:id="35"/>
-    <w:bookmarkStart w:id="37" w:name="def-fitted-model"/>
+    <w:bookmarkStart w:id="36" w:name="def-fitted-model"/>
     <w:p>
       <w:pPr>
         <w:pStyle w:val="BodyText"/>
@@ -2503,95 +2503,9 @@
       <w:r>
         <w:t xml:space="preserve">.</w:t>
       </w:r>
-      <w:r>
-        <w:t xml:space="preserve"> </w:t>
-      </w:r>
-      <w:r>
-        <w:t xml:space="preserve">As a member of</w:t>
-      </w:r>
-      <w:r>
-        <w:t xml:space="preserve"> </w:t>
-      </w:r>
-      <m:oMath>
-        <m:r>
-          <m:rPr>
-            <m:scr m:val="script"/>
-            <m:sty m:val="p"/>
-          </m:rPr>
-          <m:t>H</m:t>
-        </m:r>
-      </m:oMath>
-      <w:r>
-        <w:t xml:space="preserve">, it is a</w:t>
-      </w:r>
-      <w:r>
-        <w:t xml:space="preserve"> </w:t>
-      </w:r>
-      <w:hyperlink r:id="rId36">
-        <w:r>
-          <w:rPr>
-            <w:rStyle w:val="Hyperlink"/>
-          </w:rPr>
-          <w:t xml:space="preserve">function</w:t>
-        </w:r>
-      </w:hyperlink>
-      <w:r>
-        <w:t xml:space="preserve"> </w:t>
-      </w:r>
-      <w:r>
-        <w:t xml:space="preserve">that maps each</w:t>
-      </w:r>
-      <w:r>
-        <w:t xml:space="preserve"> </w:t>
-      </w:r>
-      <w:hyperlink w:anchor="def-covariate">
-        <w:r>
-          <w:rPr>
-            <w:rStyle w:val="Hyperlink"/>
-          </w:rPr>
-          <w:t xml:space="preserve">covariate</w:t>
-        </w:r>
-      </w:hyperlink>
-      <w:r>
-        <w:t xml:space="preserve"> </w:t>
-      </w:r>
-      <w:r>
-        <w:t xml:space="preserve">value</w:t>
-      </w:r>
-      <w:r>
-        <w:t xml:space="preserve"> </w:t>
-      </w:r>
-      <m:oMath>
-        <m:r>
-          <m:t>x</m:t>
-        </m:r>
-      </m:oMath>
-      <w:r>
-        <w:t xml:space="preserve"> </w:t>
-      </w:r>
-      <w:r>
-        <w:t xml:space="preserve">to a</w:t>
-      </w:r>
-      <w:r>
-        <w:t xml:space="preserve"> </w:t>
-      </w:r>
-      <w:hyperlink r:id="rId18">
-        <w:r>
-          <w:rPr>
-            <w:rStyle w:val="Hyperlink"/>
-          </w:rPr>
-          <w:t xml:space="preserve">prediction</w:t>
-        </w:r>
-      </w:hyperlink>
-      <w:r>
-        <w:t xml:space="preserve"> </w:t>
-      </w:r>
-      <w:r>
-        <w:t xml:space="preserve">of the outcome.</w:t>
-      </w:r>
     </w:p>
-    <w:bookmarkEnd w:id="37"/>
-    <w:bookmarkStart w:id="38" w:name="exm-fitted-model"/>
+    <w:bookmarkEnd w:id="36"/>
+    <w:bookmarkStart w:id="37" w:name="exm-fitted-model"/>
     <w:p>
       <w:pPr>
         <w:pStyle w:val="BodyText"/>
@@ -2607,7 +2521,16 @@
         <w:t xml:space="preserve"> </w:t>
       </w:r>
       <w:r>
-        <w:t xml:space="preserve">A line chosen to describe a</w:t>
+        <w:t xml:space="preserve">A line chosen to describe the weights and fuel economies of the cars in the</w:t>
+      </w:r>
+      <w:r>
+        <w:t xml:space="preserve"> </w:t>
+      </w:r>
+      <w:r>
+        <w:rPr>
+          <w:rStyle w:val="VerbatimChar"/>
+        </w:rPr>
+        <w:t xml:space="preserve">mtcars</w:t>
       </w:r>
       <w:r>
         <w:t xml:space="preserve"> </w:t>
@@ -2636,14 +2559,19 @@
         <w:t xml:space="preserve"> </w:t>
       </w:r>
       <w:r>
-        <w:t xml:space="preserve">of cars’ weights and fuel economies</w:t>
-      </w:r>
-      <w:r>
-        <w:t xml:space="preserve"> </w:t>
-      </w:r>
-      <w:r>
-        <w:t xml:space="preserve">is a fitted model</w:t>
-      </w:r>
+        <w:t xml:space="preserve">is a</w:t>
+      </w:r>
+      <w:r>
+        <w:t xml:space="preserve"> </w:t>
+      </w:r>
+      <w:hyperlink w:anchor="def-fitted-model">
+        <w:r>
+          <w:rPr>
+            <w:rStyle w:val="Hyperlink"/>
+          </w:rPr>
+          <w:t xml:space="preserve">fitted model</w:t>
+        </w:r>
+      </w:hyperlink>
       <w:r>
         <w:t xml:space="preserve"> </w:t>
       </w:r>
@@ -2662,28 +2590,8 @@
       <w:r>
         <w:t xml:space="preserve">.</w:t>
       </w:r>
-      <w:r>
-        <w:t xml:space="preserve"> </w:t>
-      </w:r>
-      <w:r>
-        <w:t xml:space="preserve">It maps each weight</w:t>
-      </w:r>
-      <w:r>
-        <w:t xml:space="preserve"> </w:t>
-      </w:r>
-      <m:oMath>
-        <m:r>
-          <m:t>x</m:t>
-        </m:r>
-      </m:oMath>
-      <w:r>
-        <w:t xml:space="preserve"> </w:t>
-      </w:r>
-      <w:r>
-        <w:t xml:space="preserve">to the fuel economy it predicts.</w:t>
-      </w:r>
     </w:p>
-    <w:bookmarkEnd w:id="38"/>
+    <w:bookmarkEnd w:id="37"/>
     <w:bookmarkStart w:id="40" w:name="def-fitting-procedure"/>
     <w:p>
       <w:pPr>
@@ -2729,7 +2637,7 @@
       <w:r>
         <w:t xml:space="preserve"> </w:t>
       </w:r>
-      <w:hyperlink r:id="rId36">
+      <w:hyperlink r:id="rId38">
         <w:r>
           <w:rPr>
             <w:rStyle w:val="Hyperlink"/>
@@ -2779,7 +2687,7 @@
         <w:t xml:space="preserve"> </w:t>
       </w:r>
       <w:r>
-        <w:t xml:space="preserve">produces a</w:t>
+        <w:t xml:space="preserve">produces the</w:t>
       </w:r>
       <w:r>
         <w:t xml:space="preserve"> </w:t>
@@ -2806,20 +2714,12 @@
             </m:r>
           </m:e>
         </m:acc>
-      </m:oMath>
-      <w:r>
-        <w:t xml:space="preserve">.</w:t>
-      </w:r>
-      <w:r>
-        <w:t xml:space="preserve"> </w:t>
-      </w:r>
-      <w:r>
-        <w:t xml:space="preserve">We write</w:t>
-      </w:r>
-      <w:r>
-        <w:t xml:space="preserve"> </w:t>
-      </w:r>
-      <m:oMath>
+        <m:r>
+          <m:rPr>
+            <m:sty m:val="p"/>
+          </m:rPr>
+          <m:t>=</m:t>
+        </m:r>
         <m:r>
           <m:t>g</m:t>
         </m:r>
@@ -2835,15 +2735,6 @@
           </m:dPr>
           <m:e>
             <m:r>
-              <m:t>x</m:t>
-            </m:r>
-            <m:r>
-              <m:rPr>
-                <m:sty m:val="p"/>
-              </m:rPr>
-              <m:t>;</m:t>
-            </m:r>
-            <m:r>
               <m:rPr>
                 <m:scr m:val="script"/>
                 <m:sty m:val="p"/>
@@ -2854,20 +2745,6 @@
         </m:d>
         <m:r>
           <m:t>​</m:t>
-        </m:r>
-      </m:oMath>
-      <w:r>
-        <w:t xml:space="preserve"> </w:t>
-      </w:r>
-      <w:r>
-        <w:t xml:space="preserve">for the prediction of that fitted model at</w:t>
-      </w:r>
-      <w:r>
-        <w:t xml:space="preserve"> </w:t>
-      </w:r>
-      <m:oMath>
-        <m:r>
-          <m:t>x</m:t>
         </m:r>
       </m:oMath>
       <w:r>
@@ -2914,6 +2791,9 @@
             <m:t>=</m:t>
           </m:r>
           <m:r>
+            <m:t>g</m:t>
+          </m:r>
+          <m:r>
             <m:t>​</m:t>
           </m:r>
           <m:d>
@@ -2925,48 +2805,11 @@
             </m:dPr>
             <m:e>
               <m:r>
-                <m:t>x</m:t>
-              </m:r>
-              <m:r>
                 <m:rPr>
+                  <m:scr m:val="script"/>
                   <m:sty m:val="p"/>
                 </m:rPr>
-                <m:t>↦</m:t>
-              </m:r>
-              <m:r>
-                <m:t>g</m:t>
-              </m:r>
-              <m:r>
-                <m:t>​</m:t>
-              </m:r>
-              <m:d>
-                <m:dPr>
-                  <m:begChr m:val="("/>
-                  <m:sepChr m:val=""/>
-                  <m:endChr m:val=")"/>
-                  <m:grow/>
-                </m:dPr>
-                <m:e>
-                  <m:r>
-                    <m:t>x</m:t>
-                  </m:r>
-                  <m:r>
-                    <m:rPr>
-                      <m:sty m:val="p"/>
-                    </m:rPr>
-                    <m:t>;</m:t>
-                  </m:r>
-                  <m:r>
-                    <m:rPr>
-                      <m:scr m:val="script"/>
-                      <m:sty m:val="p"/>
-                    </m:rPr>
-                    <m:t>D</m:t>
-                  </m:r>
-                </m:e>
-              </m:d>
-              <m:r>
-                <m:t>​</m:t>
+                <m:t>D</m:t>
               </m:r>
             </m:e>
           </m:d>
@@ -3006,7 +2849,7 @@
         <w:pStyle w:val="FirstParagraph"/>
       </w:pPr>
       <w:r>
-        <w:t xml:space="preserve">It is specified by these inputs:</w:t>
+        <w:t xml:space="preserve">A fitting procedure is specified by these inputs:</w:t>
       </w:r>
     </w:p>
     <w:p>
@@ -3017,18 +2860,12 @@
           <w:numId w:val="1001"/>
         </w:numPr>
       </w:pPr>
-      <w:r>
-        <w:t xml:space="preserve">the</w:t>
-      </w:r>
-      <w:r>
-        <w:t xml:space="preserve"> </w:t>
-      </w:r>
-      <w:hyperlink w:anchor="def-data-set">
+      <w:hyperlink w:anchor="def-model-family">
         <w:r>
           <w:rPr>
             <w:rStyle w:val="Hyperlink"/>
           </w:rPr>
-          <w:t xml:space="preserve">data set</w:t>
+          <w:t xml:space="preserve">model family</w:t>
         </w:r>
       </w:hyperlink>
       <w:r>
@@ -3040,14 +2877,11 @@
             <m:scr m:val="script"/>
             <m:sty m:val="p"/>
           </m:rPr>
-          <m:t>D</m:t>
+          <m:t>H</m:t>
         </m:r>
       </m:oMath>
       <w:r>
-        <w:t xml:space="preserve"> </w:t>
-      </w:r>
-      <w:r>
-        <w:t xml:space="preserve">it is fitted to;</w:t>
+        <w:t xml:space="preserve">;</w:t>
       </w:r>
     </w:p>
     <w:p>
@@ -3058,18 +2892,12 @@
           <w:numId w:val="1001"/>
         </w:numPr>
       </w:pPr>
-      <w:r>
-        <w:t xml:space="preserve">the</w:t>
-      </w:r>
-      <w:r>
-        <w:t xml:space="preserve"> </w:t>
-      </w:r>
-      <w:hyperlink w:anchor="def-model-family">
+      <w:hyperlink w:anchor="def-objective-function">
         <w:r>
           <w:rPr>
             <w:rStyle w:val="Hyperlink"/>
           </w:rPr>
-          <w:t xml:space="preserve">model family</w:t>
+          <w:t xml:space="preserve">objective function</w:t>
         </w:r>
       </w:hyperlink>
       <w:r>
@@ -3081,14 +2909,11 @@
             <m:scr m:val="script"/>
             <m:sty m:val="p"/>
           </m:rPr>
-          <m:t>H</m:t>
+          <m:t>J</m:t>
         </m:r>
       </m:oMath>
       <w:r>
-        <w:t xml:space="preserve"> </w:t>
-      </w:r>
-      <w:r>
-        <w:t xml:space="preserve">of candidates it searches;</w:t>
+        <w:t xml:space="preserve">;</w:t>
       </w:r>
     </w:p>
     <w:p>
@@ -3099,18 +2924,12 @@
           <w:numId w:val="1001"/>
         </w:numPr>
       </w:pPr>
-      <w:r>
-        <w:t xml:space="preserve">the</w:t>
-      </w:r>
-      <w:r>
-        <w:t xml:space="preserve"> </w:t>
-      </w:r>
-      <w:hyperlink w:anchor="def-objective-function">
+      <w:hyperlink w:anchor="def-optimization-algorithm">
         <w:r>
           <w:rPr>
             <w:rStyle w:val="Hyperlink"/>
           </w:rPr>
-          <w:t xml:space="preserve">objective function</w:t>
+          <w:t xml:space="preserve">optimization algorithm</w:t>
         </w:r>
       </w:hyperlink>
       <w:r>
@@ -3122,14 +2941,11 @@
             <m:scr m:val="script"/>
             <m:sty m:val="p"/>
           </m:rPr>
-          <m:t>J</m:t>
+          <m:t>A</m:t>
         </m:r>
       </m:oMath>
       <w:r>
-        <w:t xml:space="preserve"> </w:t>
-      </w:r>
-      <w:r>
-        <w:t xml:space="preserve">that scores each candidate;</w:t>
+        <w:t xml:space="preserve">;</w:t>
       </w:r>
     </w:p>
     <w:p>
@@ -3140,18 +2956,12 @@
           <w:numId w:val="1001"/>
         </w:numPr>
       </w:pPr>
-      <w:r>
-        <w:t xml:space="preserve">the</w:t>
-      </w:r>
-      <w:r>
-        <w:t xml:space="preserve"> </w:t>
-      </w:r>
-      <w:hyperlink w:anchor="def-optimization-algorithm">
+      <w:hyperlink w:anchor="def-random-seed">
         <w:r>
           <w:rPr>
             <w:rStyle w:val="Hyperlink"/>
           </w:rPr>
-          <w:t xml:space="preserve">optimization algorithm</w:t>
+          <w:t xml:space="preserve">random seed</w:t>
         </w:r>
       </w:hyperlink>
       <w:r>
@@ -3160,17 +2970,14 @@
       <m:oMath>
         <m:r>
           <m:rPr>
-            <m:scr m:val="script"/>
+            <m:scr m:val="fraktur"/>
             <m:sty m:val="p"/>
           </m:rPr>
-          <m:t>A</m:t>
+          <m:t>s</m:t>
         </m:r>
       </m:oMath>
       <w:r>
-        <w:t xml:space="preserve"> </w:t>
-      </w:r>
-      <w:r>
-        <w:t xml:space="preserve">that searches the family for a candidate with a good score;</w:t>
+        <w:t xml:space="preserve">;</w:t>
       </w:r>
     </w:p>
     <w:p>
@@ -3181,18 +2988,12 @@
           <w:numId w:val="1001"/>
         </w:numPr>
       </w:pPr>
-      <w:r>
-        <w:t xml:space="preserve">the</w:t>
-      </w:r>
-      <w:r>
-        <w:t xml:space="preserve"> </w:t>
-      </w:r>
-      <w:hyperlink w:anchor="def-random-seed">
+      <w:hyperlink w:anchor="def-tuning-parameter">
         <w:r>
           <w:rPr>
             <w:rStyle w:val="Hyperlink"/>
           </w:rPr>
-          <w:t xml:space="preserve">random seed</w:t>
+          <w:t xml:space="preserve">tuning parameters</w:t>
         </w:r>
       </w:hyperlink>
       <w:r>
@@ -3200,15 +3001,11 @@
       </w:r>
       <m:oMath>
         <m:r>
-          <m:rPr>
-            <m:scr m:val="fraktur"/>
-            <m:sty m:val="p"/>
-          </m:rPr>
-          <m:t>s</m:t>
+          <m:t>λ</m:t>
         </m:r>
       </m:oMath>
       <w:r>
-        <w:t xml:space="preserve">, when the algorithm draws random numbers, as in splitting the data;</w:t>
+        <w:t xml:space="preserve">;</w:t>
       </w:r>
     </w:p>
     <w:p>
@@ -3219,46 +3016,6 @@
           <w:numId w:val="1001"/>
         </w:numPr>
       </w:pPr>
-      <w:r>
-        <w:t xml:space="preserve">the</w:t>
-      </w:r>
-      <w:r>
-        <w:t xml:space="preserve"> </w:t>
-      </w:r>
-      <w:hyperlink w:anchor="def-tuning-parameter">
-        <w:r>
-          <w:rPr>
-            <w:rStyle w:val="Hyperlink"/>
-          </w:rPr>
-          <w:t xml:space="preserve">tuning parameters</w:t>
-        </w:r>
-      </w:hyperlink>
-      <w:r>
-        <w:t xml:space="preserve"> </w:t>
-      </w:r>
-      <m:oMath>
-        <m:r>
-          <m:t>λ</m:t>
-        </m:r>
-      </m:oMath>
-      <w:r>
-        <w:t xml:space="preserve">, which it does not compute from the data;</w:t>
-      </w:r>
-    </w:p>
-    <w:p>
-      <w:pPr>
-        <w:pStyle w:val="Compact"/>
-        <w:numPr>
-          <w:ilvl w:val="0"/>
-          <w:numId w:val="1001"/>
-        </w:numPr>
-      </w:pPr>
-      <w:r>
-        <w:t xml:space="preserve">the</w:t>
-      </w:r>
-      <w:r>
-        <w:t xml:space="preserve"> </w:t>
-      </w:r>
       <w:hyperlink w:anchor="def-preprocessing">
         <w:r>
           <w:rPr>
@@ -3276,108 +3033,52 @@
         </m:r>
       </m:oMath>
       <w:r>
-        <w:t xml:space="preserve"> </w:t>
-      </w:r>
-      <w:r>
-        <w:t xml:space="preserve">of the covariates.</w:t>
+        <w:t xml:space="preserve">.</w:t>
       </w:r>
     </w:p>
     <w:bookmarkEnd w:id="40"/>
-    <w:bookmarkStart w:id="41" w:name="rem-source-fitting-procedure"/>
+    <w:bookmarkStart w:id="41" w:name="exm-fitting-procedure"/>
     <w:p>
       <w:pPr>
         <w:pStyle w:val="FirstParagraph"/>
       </w:pPr>
       <w:r>
         <w:rPr>
-          <w:i/>
-          <w:iCs/>
-        </w:rPr>
-        <w:t xml:space="preserve">Remark 2</w:t>
-      </w:r>
-      <w:r>
-        <w:t xml:space="preserve"> (Source: Fitting procedure). </w:t>
-      </w:r>
-      <w:r>
-        <w:t xml:space="preserve">The rule</w:t>
-      </w:r>
-      <w:r>
-        <w:t xml:space="preserve"> </w:t>
-      </w:r>
-      <m:oMath>
-        <m:r>
-          <m:t>g</m:t>
-        </m:r>
-      </m:oMath>
-      <w:r>
-        <w:t xml:space="preserve"> </w:t>
-      </w:r>
-      <w:r>
-        <w:t xml:space="preserve">of the</w:t>
-      </w:r>
-      <w:r>
-        <w:t xml:space="preserve"> </w:t>
-      </w:r>
-      <w:hyperlink r:id="rId18">
+          <w:b/>
+          <w:bCs/>
+        </w:rPr>
+        <w:t xml:space="preserve">Example 9 (Inputs of least-squares polynomial fitting)</w:t>
+      </w:r>
+      <w:r>
+        <w:t xml:space="preserve"> </w:t>
+      </w:r>
+      <w:r>
+        <w:t xml:space="preserve">The least-squares</w:t>
+      </w:r>
+      <w:r>
+        <w:t xml:space="preserve"> </w:t>
+      </w:r>
+      <w:hyperlink w:anchor="def-fitting-procedure">
         <w:r>
           <w:rPr>
             <w:rStyle w:val="Hyperlink"/>
           </w:rPr>
-          <w:t xml:space="preserve">definition of a prediction</w:t>
+          <w:t xml:space="preserve">fitting procedure</w:t>
         </w:r>
       </w:hyperlink>
       <w:r>
-        <w:t xml:space="preserve">.</w:t>
-      </w:r>
-      <w:r>
-        <w:t xml:space="preserve"> </w:t>
-      </w:r>
-      <w:r>
-        <w:t xml:space="preserve">Hastie et al. (2009, sec. 7.2)</w:t>
-      </w:r>
-      <w:r>
-        <w:t xml:space="preserve"> </w:t>
-      </w:r>
-      <w:r>
-        <w:t xml:space="preserve">write the model estimated from a training set as</w:t>
-      </w:r>
-      <w:r>
         <w:t xml:space="preserve"> </w:t>
       </w:r>
       <m:oMath>
-        <m:acc>
-          <m:accPr>
-            <m:chr m:val="̂"/>
-          </m:accPr>
-          <m:e>
-            <m:r>
-              <m:t>f</m:t>
-            </m:r>
-          </m:e>
-        </m:acc>
+        <m:r>
+          <m:t>g</m:t>
+        </m:r>
       </m:oMath>
       <w:r>
-        <w:t xml:space="preserve">.</w:t>
-      </w:r>
-    </w:p>
-    <w:bookmarkEnd w:id="41"/>
-    <w:bookmarkStart w:id="42" w:name="exm-fitting-procedure"/>
-    <w:p>
-      <w:pPr>
-        <w:pStyle w:val="BodyText"/>
-      </w:pPr>
-      <w:r>
-        <w:rPr>
-          <w:b/>
-          <w:bCs/>
-        </w:rPr>
-        <w:t xml:space="preserve">Example 9 (Inputs of two fitting procedures)</w:t>
-      </w:r>
-      <w:r>
-        <w:t xml:space="preserve"> </w:t>
-      </w:r>
-      <w:r>
-        <w:t xml:space="preserve">Least-squares polynomial fitting of degree</w:t>
+        <w:t xml:space="preserve"> </w:t>
+      </w:r>
+      <w:r>
+        <w:t xml:space="preserve">for polynomials of degree</w:t>
       </w:r>
       <w:r>
         <w:t xml:space="preserve"> </w:t>
@@ -3391,39 +3092,7 @@
         <w:t xml:space="preserve"> </w:t>
       </w:r>
       <w:r>
-        <w:t xml:space="preserve">has these inputs:</w:t>
-      </w:r>
-    </w:p>
-    <w:p>
-      <w:pPr>
-        <w:pStyle w:val="Compact"/>
-        <w:numPr>
-          <w:ilvl w:val="0"/>
-          <w:numId w:val="1002"/>
-        </w:numPr>
-      </w:pPr>
-      <w:hyperlink w:anchor="def-data-set">
-        <w:r>
-          <w:rPr>
-            <w:rStyle w:val="Hyperlink"/>
-          </w:rPr>
-          <w:t xml:space="preserve">data set</w:t>
-        </w:r>
-      </w:hyperlink>
-      <w:r>
-        <w:t xml:space="preserve"> </w:t>
-      </w:r>
-      <m:oMath>
-        <m:r>
-          <m:rPr>
-            <m:scr m:val="script"/>
-            <m:sty m:val="p"/>
-          </m:rPr>
-          <m:t>D</m:t>
-        </m:r>
-      </m:oMath>
-      <w:r>
-        <w:t xml:space="preserve">: the observations the polynomial is fitted to;</w:t>
+        <w:t xml:space="preserve">is specified by these inputs:</w:t>
       </w:r>
     </w:p>
     <w:p>
@@ -3558,7 +3227,7 @@
         </w:r>
       </w:hyperlink>
       <w:r>
-        <w:t xml:space="preserve">, which finds the unique minimizer exactly;</w:t>
+        <w:t xml:space="preserve">;</w:t>
       </w:r>
     </w:p>
     <w:p>
@@ -3660,264 +3329,11 @@
         <w:t xml:space="preserve">: none.</w:t>
       </w:r>
     </w:p>
+    <w:bookmarkEnd w:id="41"/>
+    <w:bookmarkStart w:id="43" w:name="def-training-set"/>
     <w:p>
       <w:pPr>
         <w:pStyle w:val="FirstParagraph"/>
-      </w:pPr>
-      <w:r>
-        <w:t xml:space="preserve">Because the minimizer is unique and exact, the family, the data and the objective already determine the fitted model.</w:t>
-      </w:r>
-    </w:p>
-    <w:p>
-      <w:pPr>
-        <w:pStyle w:val="BodyText"/>
-      </w:pPr>
-      <w:r>
-        <w:t xml:space="preserve">The</w:t>
-      </w:r>
-      <w:r>
-        <w:t xml:space="preserve"> </w:t>
-      </w:r>
-      <w:hyperlink w:anchor="def-cv-choice">
-        <w:r>
-          <w:rPr>
-            <w:rStyle w:val="Hyperlink"/>
-          </w:rPr>
-          <w:t xml:space="preserve">cross-validation choice procedure</w:t>
-        </w:r>
-      </w:hyperlink>
-      <w:r>
-        <w:t xml:space="preserve"> </w:t>
-      </w:r>
-      <w:r>
-        <w:t xml:space="preserve">over polynomials of several degrees is different:</w:t>
-      </w:r>
-    </w:p>
-    <w:p>
-      <w:pPr>
-        <w:pStyle w:val="Compact"/>
-        <w:numPr>
-          <w:ilvl w:val="0"/>
-          <w:numId w:val="1003"/>
-        </w:numPr>
-      </w:pPr>
-      <w:r>
-        <w:t xml:space="preserve">data set</w:t>
-      </w:r>
-      <w:r>
-        <w:t xml:space="preserve"> </w:t>
-      </w:r>
-      <m:oMath>
-        <m:r>
-          <m:rPr>
-            <m:scr m:val="script"/>
-            <m:sty m:val="p"/>
-          </m:rPr>
-          <m:t>D</m:t>
-        </m:r>
-      </m:oMath>
-      <w:r>
-        <w:t xml:space="preserve">: the observations the candidates are fitted and scored on;</w:t>
-      </w:r>
-    </w:p>
-    <w:p>
-      <w:pPr>
-        <w:pStyle w:val="Compact"/>
-        <w:numPr>
-          <w:ilvl w:val="0"/>
-          <w:numId w:val="1003"/>
-        </w:numPr>
-      </w:pPr>
-      <w:r>
-        <w:t xml:space="preserve">model family</w:t>
-      </w:r>
-      <w:r>
-        <w:t xml:space="preserve"> </w:t>
-      </w:r>
-      <m:oMath>
-        <m:r>
-          <m:rPr>
-            <m:scr m:val="script"/>
-            <m:sty m:val="p"/>
-          </m:rPr>
-          <m:t>H</m:t>
-        </m:r>
-      </m:oMath>
-      <w:r>
-        <w:t xml:space="preserve">: the polynomials of every candidate degree;</w:t>
-      </w:r>
-    </w:p>
-    <w:p>
-      <w:pPr>
-        <w:pStyle w:val="Compact"/>
-        <w:numPr>
-          <w:ilvl w:val="0"/>
-          <w:numId w:val="1003"/>
-        </w:numPr>
-      </w:pPr>
-      <w:r>
-        <w:t xml:space="preserve">objective function</w:t>
-      </w:r>
-      <w:r>
-        <w:t xml:space="preserve"> </w:t>
-      </w:r>
-      <m:oMath>
-        <m:r>
-          <m:rPr>
-            <m:scr m:val="script"/>
-            <m:sty m:val="p"/>
-          </m:rPr>
-          <m:t>J</m:t>
-        </m:r>
-      </m:oMath>
-      <w:r>
-        <w:t xml:space="preserve">: the residual sum of squares within each candidate, and the</w:t>
-      </w:r>
-      <w:r>
-        <w:t xml:space="preserve"> </w:t>
-      </w:r>
-      <w:hyperlink w:anchor="def-cv-estimate-indexed">
-        <w:r>
-          <w:rPr>
-            <w:rStyle w:val="Hyperlink"/>
-          </w:rPr>
-          <w:t xml:space="preserve">cross-validation estimate</w:t>
-        </w:r>
-      </w:hyperlink>
-      <w:r>
-        <w:t xml:space="preserve"> </w:t>
-      </w:r>
-      <w:r>
-        <w:t xml:space="preserve">between candidates;</w:t>
-      </w:r>
-    </w:p>
-    <w:p>
-      <w:pPr>
-        <w:pStyle w:val="Compact"/>
-        <w:numPr>
-          <w:ilvl w:val="0"/>
-          <w:numId w:val="1003"/>
-        </w:numPr>
-      </w:pPr>
-      <w:r>
-        <w:t xml:space="preserve">optimization algorithm</w:t>
-      </w:r>
-      <w:r>
-        <w:t xml:space="preserve"> </w:t>
-      </w:r>
-      <m:oMath>
-        <m:r>
-          <m:rPr>
-            <m:scr m:val="script"/>
-            <m:sty m:val="p"/>
-          </m:rPr>
-          <m:t>A</m:t>
-        </m:r>
-      </m:oMath>
-      <w:r>
-        <w:t xml:space="preserve">: the normal equations for each candidate, then keeping the candidate with the smallest estimate;</w:t>
-      </w:r>
-    </w:p>
-    <w:p>
-      <w:pPr>
-        <w:pStyle w:val="Compact"/>
-        <w:numPr>
-          <w:ilvl w:val="0"/>
-          <w:numId w:val="1003"/>
-        </w:numPr>
-      </w:pPr>
-      <w:r>
-        <w:t xml:space="preserve">random seed</w:t>
-      </w:r>
-      <w:r>
-        <w:t xml:space="preserve"> </w:t>
-      </w:r>
-      <m:oMath>
-        <m:r>
-          <m:rPr>
-            <m:scr m:val="fraktur"/>
-            <m:sty m:val="p"/>
-          </m:rPr>
-          <m:t>s</m:t>
-        </m:r>
-      </m:oMath>
-      <w:r>
-        <w:t xml:space="preserve">: fixes the random</w:t>
-      </w:r>
-      <w:r>
-        <w:t xml:space="preserve"> </w:t>
-      </w:r>
-      <w:hyperlink w:anchor="def-fold-assignment">
-        <w:r>
-          <w:rPr>
-            <w:rStyle w:val="Hyperlink"/>
-          </w:rPr>
-          <w:t xml:space="preserve">fold assignment</w:t>
-        </w:r>
-      </w:hyperlink>
-      <w:r>
-        <w:t xml:space="preserve">;</w:t>
-      </w:r>
-    </w:p>
-    <w:p>
-      <w:pPr>
-        <w:pStyle w:val="Compact"/>
-        <w:numPr>
-          <w:ilvl w:val="0"/>
-          <w:numId w:val="1003"/>
-        </w:numPr>
-      </w:pPr>
-      <w:r>
-        <w:t xml:space="preserve">tuning parameter</w:t>
-      </w:r>
-      <w:r>
-        <w:t xml:space="preserve"> </w:t>
-      </w:r>
-      <m:oMath>
-        <m:r>
-          <m:t>λ</m:t>
-        </m:r>
-      </m:oMath>
-      <w:r>
-        <w:t xml:space="preserve">: none, since cross-validation chooses the degree;</w:t>
-      </w:r>
-    </w:p>
-    <w:p>
-      <w:pPr>
-        <w:pStyle w:val="Compact"/>
-        <w:numPr>
-          <w:ilvl w:val="0"/>
-          <w:numId w:val="1003"/>
-        </w:numPr>
-      </w:pPr>
-      <w:r>
-        <w:t xml:space="preserve">preprocessing</w:t>
-      </w:r>
-      <w:r>
-        <w:t xml:space="preserve"> </w:t>
-      </w:r>
-      <m:oMath>
-        <m:r>
-          <m:t>ϕ</m:t>
-        </m:r>
-      </m:oMath>
-      <w:r>
-        <w:t xml:space="preserve">: none.</w:t>
-      </w:r>
-    </w:p>
-    <w:p>
-      <w:pPr>
-        <w:pStyle w:val="FirstParagraph"/>
-      </w:pPr>
-      <w:r>
-        <w:t xml:space="preserve">Here two seeds give two fold assignments, which can choose different degrees and so give different fitted models from the same data.</w:t>
-      </w:r>
-    </w:p>
-    <w:bookmarkEnd w:id="42"/>
-    <w:bookmarkStart w:id="44" w:name="def-training-set"/>
-    <w:p>
-      <w:pPr>
-        <w:pStyle w:val="BodyText"/>
       </w:pPr>
       <w:r>
         <w:rPr>
@@ -4024,16 +3440,16 @@
       <w:pPr>
         <w:pStyle w:val="BodyText"/>
       </w:pPr>
-      <w:bookmarkStart w:id="43" w:name="eq-training-set"/>
+      <w:bookmarkStart w:id="42" w:name="eq-training-set"/>
       <w:r>
         <w:t xml:space="preserve">$$
     \mathcal{D}_{\text{train}}\stackrel{\text{def}}{=}\mathopen{}\left((\mathord{\smash[b]{\underset{\raise.3ex\hbox{$\scriptstyle\sim$}}{x}}\vphantom{x}}_{i}, y_{i})\right)\mathclose{}_{i\in I}, \quad \mathopen{}\left|I\right|\mathclose{} = n.
      \qquad(7)$$</w:t>
       </w:r>
-      <w:bookmarkEnd w:id="43"/>
+      <w:bookmarkEnd w:id="42"/>
     </w:p>
-    <w:bookmarkEnd w:id="44"/>
-    <w:bookmarkStart w:id="45" w:name="rem-source-training-set"/>
+    <w:bookmarkEnd w:id="43"/>
+    <w:bookmarkStart w:id="44" w:name="rem-source-training-set"/>
     <w:p>
       <w:pPr>
         <w:pStyle w:val="FirstParagraph"/>
@@ -4043,7 +3459,7 @@
           <w:i/>
           <w:iCs/>
         </w:rPr>
-        <w:t xml:space="preserve">Remark 3</w:t>
+        <w:t xml:space="preserve">Remark 2</w:t>
       </w:r>
       <w:r>
         <w:t xml:space="preserve"> (Source: Training set). </w:t>
@@ -4070,8 +3486,8 @@
         <w:t xml:space="preserve">.</w:t>
       </w:r>
     </w:p>
-    <w:bookmarkEnd w:id="45"/>
-    <w:bookmarkStart w:id="47" w:name="def-prediction-rule"/>
+    <w:bookmarkEnd w:id="44"/>
+    <w:bookmarkStart w:id="46" w:name="def-prediction-rule"/>
     <w:p>
       <w:pPr>
         <w:pStyle w:val="BodyText"/>
@@ -4279,7 +3695,7 @@
       <w:pPr>
         <w:pStyle w:val="BodyText"/>
       </w:pPr>
-      <w:bookmarkStart w:id="46" w:name="eq-prediction-rule"/>
+      <w:bookmarkStart w:id="45" w:name="eq-prediction-rule"/>
       <m:oMathPara>
         <m:oMathParaPr>
           <m:jc m:val="center"/>
@@ -4384,10 +3800,10 @@
           </m:r>
         </m:oMath>
       </m:oMathPara>
-      <w:bookmarkEnd w:id="46"/>
+      <w:bookmarkEnd w:id="45"/>
     </w:p>
-    <w:bookmarkEnd w:id="47"/>
-    <w:bookmarkStart w:id="51" w:name="def-new-observation"/>
+    <w:bookmarkEnd w:id="46"/>
+    <w:bookmarkStart w:id="50" w:name="def-new-observation"/>
     <w:p>
       <w:pPr>
         <w:pStyle w:val="FirstParagraph"/>
@@ -4559,7 +3975,7 @@
       <w:r>
         <w:t xml:space="preserve"> </w:t>
       </w:r>
-      <w:hyperlink r:id="rId48">
+      <w:hyperlink r:id="rId47">
         <w:r>
           <w:rPr>
             <w:rStyle w:val="Hyperlink"/>
@@ -4734,7 +4150,7 @@
       <w:r>
         <w:t xml:space="preserve"> </w:t>
       </w:r>
-      <w:hyperlink r:id="rId49">
+      <w:hyperlink r:id="rId48">
         <w:r>
           <w:rPr>
             <w:rStyle w:val="Hyperlink"/>
@@ -4757,7 +4173,7 @@
       <w:r>
         <w:t xml:space="preserve"> </w:t>
       </w:r>
-      <w:hyperlink r:id="rId50">
+      <w:hyperlink r:id="rId49">
         <w:r>
           <w:rPr>
             <w:rStyle w:val="Hyperlink"/>
@@ -4823,8 +4239,8 @@
         <w:t xml:space="preserve">is applied.</w:t>
       </w:r>
     </w:p>
-    <w:bookmarkEnd w:id="51"/>
-    <w:bookmarkStart w:id="52" w:name="exm-new-observation"/>
+    <w:bookmarkEnd w:id="50"/>
+    <w:bookmarkStart w:id="51" w:name="exm-new-observation"/>
     <w:p>
       <w:pPr>
         <w:pStyle w:val="BodyText"/>
@@ -5206,8 +4622,8 @@
         <w:t xml:space="preserve">.</w:t>
       </w:r>
     </w:p>
-    <w:bookmarkEnd w:id="52"/>
-    <w:bookmarkStart w:id="55" w:name="def-observation-loss"/>
+    <w:bookmarkEnd w:id="51"/>
+    <w:bookmarkStart w:id="54" w:name="def-observation-loss"/>
     <w:p>
       <w:pPr>
         <w:pStyle w:val="BodyText"/>
@@ -5329,7 +4745,7 @@
       <w:r>
         <w:t xml:space="preserve"> </w:t>
       </w:r>
-      <w:hyperlink r:id="rId53">
+      <w:hyperlink r:id="rId52">
         <w:r>
           <w:rPr>
             <w:rStyle w:val="Hyperlink"/>
@@ -5424,7 +4840,7 @@
       <w:pPr>
         <w:pStyle w:val="BodyText"/>
       </w:pPr>
-      <w:bookmarkStart w:id="54" w:name="eq-observation-loss"/>
+      <w:bookmarkStart w:id="53" w:name="eq-observation-loss"/>
       <m:oMathPara>
         <m:oMathParaPr>
           <m:jc m:val="center"/>
@@ -5558,7 +4974,7 @@
           </m:r>
         </m:oMath>
       </m:oMathPara>
-      <w:bookmarkEnd w:id="54"/>
+      <w:bookmarkEnd w:id="53"/>
     </w:p>
     <w:p>
       <w:pPr>
@@ -5753,8 +5169,8 @@
         <w:t xml:space="preserve">.</w:t>
       </w:r>
     </w:p>
-    <w:bookmarkEnd w:id="55"/>
-    <w:bookmarkStart w:id="57" w:name="rem-squared-error-loss"/>
+    <w:bookmarkEnd w:id="54"/>
+    <w:bookmarkStart w:id="56" w:name="rem-squared-error-loss"/>
     <w:p>
       <w:pPr>
         <w:pStyle w:val="BodyText"/>
@@ -5764,7 +5180,7 @@
           <w:i/>
           <w:iCs/>
         </w:rPr>
-        <w:t xml:space="preserve">Remark 4</w:t>
+        <w:t xml:space="preserve">Remark 3</w:t>
       </w:r>
       <w:r>
         <w:t xml:space="preserve"> (Squared-error loss). </w:t>
@@ -5916,7 +5332,7 @@
       <w:r>
         <w:t xml:space="preserve"> </w:t>
       </w:r>
-      <w:hyperlink r:id="rId56">
+      <w:hyperlink r:id="rId55">
         <w:r>
           <w:rPr>
             <w:rStyle w:val="Hyperlink"/>
@@ -5977,8 +5393,8 @@
         <w:t xml:space="preserve">and each average loss below is a sample mean squared error.</w:t>
       </w:r>
     </w:p>
-    <w:bookmarkEnd w:id="57"/>
-    <w:bookmarkStart w:id="59" w:name="def-generalization-error"/>
+    <w:bookmarkEnd w:id="56"/>
+    <w:bookmarkStart w:id="58" w:name="def-generalization-error"/>
     <w:p>
       <w:pPr>
         <w:pStyle w:val="BodyText"/>
@@ -6232,7 +5648,7 @@
       <w:pPr>
         <w:pStyle w:val="BodyText"/>
       </w:pPr>
-      <w:bookmarkStart w:id="58" w:name="eq-generalization-error"/>
+      <w:bookmarkStart w:id="57" w:name="eq-generalization-error"/>
       <m:oMathPara>
         <m:oMathParaPr>
           <m:jc m:val="center"/>
@@ -6378,10 +5794,10 @@
           </m:r>
         </m:oMath>
       </m:oMathPara>
-      <w:bookmarkEnd w:id="58"/>
+      <w:bookmarkEnd w:id="57"/>
     </w:p>
-    <w:bookmarkEnd w:id="59"/>
-    <w:bookmarkStart w:id="60" w:name="rem-source-generalization-error"/>
+    <w:bookmarkEnd w:id="58"/>
+    <w:bookmarkStart w:id="59" w:name="rem-source-generalization-error"/>
     <w:p>
       <w:pPr>
         <w:pStyle w:val="FirstParagraph"/>
@@ -6391,7 +5807,7 @@
           <w:i/>
           <w:iCs/>
         </w:rPr>
-        <w:t xml:space="preserve">Remark 5</w:t>
+        <w:t xml:space="preserve">Remark 4</w:t>
       </w:r>
       <w:r>
         <w:t xml:space="preserve"> (Source: Generalization error). </w:t>
@@ -6421,8 +5837,8 @@
         <w:t xml:space="preserve">.</w:t>
       </w:r>
     </w:p>
-    <w:bookmarkEnd w:id="60"/>
-    <w:bookmarkStart w:id="62" w:name="def-held-out-set"/>
+    <w:bookmarkEnd w:id="59"/>
+    <w:bookmarkStart w:id="61" w:name="def-held-out-set"/>
     <w:p>
       <w:pPr>
         <w:pStyle w:val="BodyText"/>
@@ -6612,7 +6028,7 @@
       <w:pPr>
         <w:pStyle w:val="BodyText"/>
       </w:pPr>
-      <w:bookmarkStart w:id="61" w:name="eq-held-out-set"/>
+      <w:bookmarkStart w:id="60" w:name="eq-held-out-set"/>
       <m:oMathPara>
         <m:oMathParaPr>
           <m:jc m:val="center"/>
@@ -6810,10 +6226,10 @@
           </m:r>
         </m:oMath>
       </m:oMathPara>
-      <w:bookmarkEnd w:id="61"/>
+      <w:bookmarkEnd w:id="60"/>
     </w:p>
-    <w:bookmarkEnd w:id="62"/>
-    <w:bookmarkStart w:id="63" w:name="rem-source-held-out-set"/>
+    <w:bookmarkEnd w:id="61"/>
+    <w:bookmarkStart w:id="62" w:name="rem-source-held-out-set"/>
     <w:p>
       <w:pPr>
         <w:pStyle w:val="FirstParagraph"/>
@@ -6823,7 +6239,7 @@
           <w:i/>
           <w:iCs/>
         </w:rPr>
-        <w:t xml:space="preserve">Remark 6</w:t>
+        <w:t xml:space="preserve">Remark 5</w:t>
       </w:r>
       <w:r>
         <w:t xml:space="preserve"> (Source: Held-out set (hold-out set)). </w:t>
@@ -6851,8 +6267,8 @@
         <w:t xml:space="preserve">.</w:t>
       </w:r>
     </w:p>
-    <w:bookmarkEnd w:id="63"/>
-    <w:bookmarkStart w:id="66" w:name="def-prediction-rmse"/>
+    <w:bookmarkEnd w:id="62"/>
+    <w:bookmarkStart w:id="65" w:name="def-prediction-rmse"/>
     <w:p>
       <w:pPr>
         <w:pStyle w:val="BodyText"/>
@@ -7028,7 +6444,7 @@
       <w:r>
         <w:t xml:space="preserve"> </w:t>
       </w:r>
-      <w:hyperlink r:id="rId64">
+      <w:hyperlink r:id="rId63">
         <w:r>
           <w:rPr>
             <w:rStyle w:val="Hyperlink"/>
@@ -7044,7 +6460,7 @@
       <w:pPr>
         <w:pStyle w:val="BodyText"/>
       </w:pPr>
-      <w:bookmarkStart w:id="65" w:name="eq-prediction-rmse"/>
+      <w:bookmarkStart w:id="64" w:name="eq-prediction-rmse"/>
       <m:oMathPara>
         <m:oMathParaPr>
           <m:jc m:val="center"/>
@@ -7167,10 +6583,10 @@
           </m:r>
         </m:oMath>
       </m:oMathPara>
-      <w:bookmarkEnd w:id="65"/>
+      <w:bookmarkEnd w:id="64"/>
     </w:p>
-    <w:bookmarkEnd w:id="66"/>
-    <w:bookmarkStart w:id="68" w:name="def-training-mse"/>
+    <w:bookmarkEnd w:id="65"/>
+    <w:bookmarkStart w:id="67" w:name="def-training-mse"/>
     <w:p>
       <w:pPr>
         <w:pStyle w:val="FirstParagraph"/>
@@ -7337,7 +6753,7 @@
       <w:pPr>
         <w:pStyle w:val="BodyText"/>
       </w:pPr>
-      <w:bookmarkStart w:id="67" w:name="eq-training-mse"/>
+      <w:bookmarkStart w:id="66" w:name="eq-training-mse"/>
       <m:oMathPara>
         <m:oMathParaPr>
           <m:jc m:val="center"/>
@@ -7457,10 +6873,10 @@
           </m:r>
         </m:oMath>
       </m:oMathPara>
-      <w:bookmarkEnd w:id="67"/>
+      <w:bookmarkEnd w:id="66"/>
     </w:p>
-    <w:bookmarkEnd w:id="68"/>
-    <w:bookmarkStart w:id="69" w:name="rem-source-training-mse"/>
+    <w:bookmarkEnd w:id="67"/>
+    <w:bookmarkStart w:id="68" w:name="rem-source-training-mse"/>
     <w:p>
       <w:pPr>
         <w:pStyle w:val="FirstParagraph"/>
@@ -7470,7 +6886,7 @@
           <w:i/>
           <w:iCs/>
         </w:rPr>
-        <w:t xml:space="preserve">Remark 7</w:t>
+        <w:t xml:space="preserve">Remark 6</w:t>
       </w:r>
       <w:r>
         <w:t xml:space="preserve"> (Source: Training error). </w:t>
@@ -7507,9 +6923,9 @@
         <w:t xml:space="preserve">and define it for any loss.</w:t>
       </w:r>
     </w:p>
+    <w:bookmarkEnd w:id="68"/>
     <w:bookmarkEnd w:id="69"/>
-    <w:bookmarkEnd w:id="70"/>
-    <w:bookmarkStart w:id="75" w:name="overfitting"/>
+    <w:bookmarkStart w:id="74" w:name="overfitting"/>
     <w:p>
       <w:pPr>
         <w:pStyle w:val="Heading2"/>
@@ -7518,7 +6934,7 @@
         <w:t xml:space="preserve">3 Overfitting</w:t>
       </w:r>
     </w:p>
-    <w:bookmarkStart w:id="71" w:name="exr-overfitting"/>
+    <w:bookmarkStart w:id="70" w:name="exr-overfitting"/>
     <w:p>
       <w:pPr>
         <w:pStyle w:val="FirstParagraph"/>
@@ -7694,7 +7110,7 @@
         <w:pStyle w:val="Compact"/>
         <w:numPr>
           <w:ilvl w:val="0"/>
-          <w:numId w:val="1004"/>
+          <w:numId w:val="1003"/>
         </w:numPr>
       </w:pPr>
       <w:r>
@@ -7706,7 +7122,7 @@
         <w:pStyle w:val="Compact"/>
         <w:numPr>
           <w:ilvl w:val="0"/>
-          <w:numId w:val="1004"/>
+          <w:numId w:val="1003"/>
         </w:numPr>
       </w:pPr>
       <w:r>
@@ -7718,7 +7134,7 @@
         <w:pStyle w:val="Compact"/>
         <w:numPr>
           <w:ilvl w:val="0"/>
-          <w:numId w:val="1004"/>
+          <w:numId w:val="1003"/>
         </w:numPr>
       </w:pPr>
       <w:r>
@@ -7731,8 +7147,8 @@
         <w:t xml:space="preserve">improve predictions for the held-out cars?</w:t>
       </w:r>
     </w:p>
-    <w:bookmarkEnd w:id="71"/>
-    <w:bookmarkStart w:id="72" w:name="sol-overfitting"/>
+    <w:bookmarkEnd w:id="70"/>
+    <w:bookmarkStart w:id="71" w:name="sol-overfitting"/>
     <w:p>
       <w:pPr>
         <w:pStyle w:val="FirstParagraph"/>
@@ -8872,7 +8288,7 @@
       <w:pPr>
         <w:numPr>
           <w:ilvl w:val="0"/>
-          <w:numId w:val="1005"/>
+          <w:numId w:val="1004"/>
         </w:numPr>
       </w:pPr>
       <w:r>
@@ -8895,7 +8311,7 @@
       <w:pPr>
         <w:numPr>
           <w:ilvl w:val="0"/>
-          <w:numId w:val="1005"/>
+          <w:numId w:val="1004"/>
         </w:numPr>
       </w:pPr>
       <w:r>
@@ -8906,7 +8322,7 @@
       <w:pPr>
         <w:numPr>
           <w:ilvl w:val="0"/>
-          <w:numId w:val="1005"/>
+          <w:numId w:val="1004"/>
         </w:numPr>
       </w:pPr>
       <w:r>
@@ -8955,8 +8371,8 @@
         <w:t xml:space="preserve">there the held-out sRMSE also falls.</w:t>
       </w:r>
     </w:p>
-    <w:bookmarkEnd w:id="72"/>
-    <w:bookmarkStart w:id="73" w:name="def-overfitting"/>
+    <w:bookmarkEnd w:id="71"/>
+    <w:bookmarkStart w:id="72" w:name="def-overfitting"/>
     <w:p>
       <w:pPr>
         <w:pStyle w:val="FirstParagraph"/>
@@ -9025,8 +8441,8 @@
         <w:t xml:space="preserve">but predicts poorly for new observations.</w:t>
       </w:r>
     </w:p>
-    <w:bookmarkEnd w:id="73"/>
-    <w:bookmarkStart w:id="74" w:name="exm-overfitting-polynomial-cars"/>
+    <w:bookmarkEnd w:id="72"/>
+    <w:bookmarkStart w:id="73" w:name="exm-overfitting-polynomial-cars"/>
     <w:p>
       <w:pPr>
         <w:pStyle w:val="BodyText"/>
@@ -9083,9 +8499,9 @@
         <w:t xml:space="preserve">it is the beginning of overfitting, not a dramatic case.</w:t>
       </w:r>
     </w:p>
+    <w:bookmarkEnd w:id="73"/>
     <w:bookmarkEnd w:id="74"/>
-    <w:bookmarkEnd w:id="75"/>
-    <w:bookmarkStart w:id="137" w:name="sec-generalization-error"/>
+    <w:bookmarkStart w:id="136" w:name="sec-generalization-error"/>
     <w:p>
       <w:pPr>
         <w:pStyle w:val="Heading2"/>
@@ -9094,7 +8510,7 @@
         <w:t xml:space="preserve">4 Generalization error</w:t>
       </w:r>
     </w:p>
-    <w:bookmarkStart w:id="76" w:name="exr-generalization-error"/>
+    <w:bookmarkStart w:id="75" w:name="exr-generalization-error"/>
     <w:p>
       <w:pPr>
         <w:pStyle w:val="FirstParagraph"/>
@@ -9325,7 +8741,7 @@
         <w:pStyle w:val="Compact"/>
         <w:numPr>
           <w:ilvl w:val="0"/>
-          <w:numId w:val="1006"/>
+          <w:numId w:val="1005"/>
         </w:numPr>
       </w:pPr>
       <w:r>
@@ -9447,7 +8863,7 @@
       <w:r>
         <w:t xml:space="preserve"> </w:t>
       </w:r>
-      <w:hyperlink r:id="rId56">
+      <w:hyperlink r:id="rId55">
         <w:r>
           <w:rPr>
             <w:rStyle w:val="Hyperlink"/>
@@ -9464,7 +8880,7 @@
         <w:pStyle w:val="Compact"/>
         <w:numPr>
           <w:ilvl w:val="0"/>
-          <w:numId w:val="1006"/>
+          <w:numId w:val="1005"/>
         </w:numPr>
       </w:pPr>
       <w:r>
@@ -9482,7 +8898,7 @@
         <w:pStyle w:val="Compact"/>
         <w:numPr>
           <w:ilvl w:val="0"/>
-          <w:numId w:val="1006"/>
+          <w:numId w:val="1005"/>
         </w:numPr>
       </w:pPr>
       <w:r>
@@ -9571,8 +8987,8 @@
         <w:t xml:space="preserve">use in place of your expectation?</w:t>
       </w:r>
     </w:p>
-    <w:bookmarkEnd w:id="76"/>
-    <w:bookmarkStart w:id="77" w:name="sol-generalization-error"/>
+    <w:bookmarkEnd w:id="75"/>
+    <w:bookmarkStart w:id="76" w:name="sol-generalization-error"/>
     <w:p>
       <w:pPr>
         <w:pStyle w:val="FirstParagraph"/>
@@ -9592,7 +9008,7 @@
       <w:pPr>
         <w:numPr>
           <w:ilvl w:val="0"/>
-          <w:numId w:val="1007"/>
+          <w:numId w:val="1006"/>
         </w:numPr>
       </w:pPr>
       <w:r>
@@ -9889,7 +9305,7 @@
       <w:pPr>
         <w:numPr>
           <w:ilvl w:val="0"/>
-          <w:numId w:val="1007"/>
+          <w:numId w:val="1006"/>
         </w:numPr>
       </w:pPr>
       <w:r>
@@ -10004,7 +9420,7 @@
       <w:pPr>
         <w:numPr>
           <w:ilvl w:val="0"/>
-          <w:numId w:val="1007"/>
+          <w:numId w:val="1006"/>
         </w:numPr>
       </w:pPr>
       <w:r>
@@ -10172,8 +9588,8 @@
         <w:t xml:space="preserve">was chosen to fit them.</w:t>
       </w:r>
     </w:p>
-    <w:bookmarkEnd w:id="77"/>
-    <w:bookmarkStart w:id="79" w:name="def-expected-generalization-error"/>
+    <w:bookmarkEnd w:id="76"/>
+    <w:bookmarkStart w:id="78" w:name="def-expected-generalization-error"/>
     <w:p>
       <w:pPr>
         <w:pStyle w:val="FirstParagraph"/>
@@ -10401,7 +9817,7 @@
       <w:pPr>
         <w:pStyle w:val="BodyText"/>
       </w:pPr>
-      <w:bookmarkStart w:id="78" w:name="eq-expected-generalization-error"/>
+      <w:bookmarkStart w:id="77" w:name="eq-expected-generalization-error"/>
       <m:oMathPara>
         <m:oMathParaPr>
           <m:jc m:val="center"/>
@@ -10688,10 +10104,10 @@
           </m:r>
         </m:oMath>
       </m:oMathPara>
-      <w:bookmarkEnd w:id="78"/>
+      <w:bookmarkEnd w:id="77"/>
     </w:p>
-    <w:bookmarkEnd w:id="79"/>
-    <w:bookmarkStart w:id="80" w:name="rem-source-expected-generalization-error"/>
+    <w:bookmarkEnd w:id="78"/>
+    <w:bookmarkStart w:id="79" w:name="rem-source-expected-generalization-error"/>
     <w:p>
       <w:pPr>
         <w:pStyle w:val="FirstParagraph"/>
@@ -10701,7 +10117,7 @@
           <w:i/>
           <w:iCs/>
         </w:rPr>
-        <w:t xml:space="preserve">Remark 8</w:t>
+        <w:t xml:space="preserve">Remark 7</w:t>
       </w:r>
       <w:r>
         <w:t xml:space="preserve"> (Source: Expected generalization error (expected prediction error, expected test error)). </w:t>
@@ -10776,8 +10192,8 @@
         <w:t xml:space="preserve">.</w:t>
       </w:r>
     </w:p>
-    <w:bookmarkEnd w:id="80"/>
-    <w:bookmarkStart w:id="82" w:name="def-mean-function"/>
+    <w:bookmarkEnd w:id="79"/>
+    <w:bookmarkStart w:id="81" w:name="def-mean-function"/>
     <w:p>
       <w:pPr>
         <w:pStyle w:val="BodyText"/>
@@ -10900,7 +10316,7 @@
       <w:pPr>
         <w:pStyle w:val="BodyText"/>
       </w:pPr>
-      <w:bookmarkStart w:id="81" w:name="eq-mean-function"/>
+      <w:bookmarkStart w:id="80" w:name="eq-mean-function"/>
       <m:oMathPara>
         <m:oMathParaPr>
           <m:jc m:val="center"/>
@@ -11012,10 +10428,10 @@
           </m:r>
         </m:oMath>
       </m:oMathPara>
-      <w:bookmarkEnd w:id="81"/>
+      <w:bookmarkEnd w:id="80"/>
     </w:p>
-    <w:bookmarkEnd w:id="82"/>
-    <w:bookmarkStart w:id="84" w:name="def-epl"/>
+    <w:bookmarkEnd w:id="81"/>
+    <w:bookmarkStart w:id="83" w:name="def-epl"/>
     <w:p>
       <w:pPr>
         <w:pStyle w:val="FirstParagraph"/>
@@ -11412,7 +10828,7 @@
       <w:pPr>
         <w:pStyle w:val="BodyText"/>
       </w:pPr>
-      <w:bookmarkStart w:id="83" w:name="eq-epl"/>
+      <w:bookmarkStart w:id="82" w:name="eq-epl"/>
       <m:oMathPara>
         <m:oMathParaPr>
           <m:jc m:val="center"/>
@@ -11569,10 +10985,10 @@
           </m:r>
         </m:oMath>
       </m:oMathPara>
-      <w:bookmarkEnd w:id="83"/>
+      <w:bookmarkEnd w:id="82"/>
     </w:p>
-    <w:bookmarkEnd w:id="84"/>
-    <w:bookmarkStart w:id="85" w:name="rem-epl-generalization-error"/>
+    <w:bookmarkEnd w:id="83"/>
+    <w:bookmarkStart w:id="84" w:name="rem-epl-generalization-error"/>
     <w:p>
       <w:pPr>
         <w:pStyle w:val="FirstParagraph"/>
@@ -11582,7 +10998,7 @@
           <w:i/>
           <w:iCs/>
         </w:rPr>
-        <w:t xml:space="preserve">Remark 9</w:t>
+        <w:t xml:space="preserve">Remark 8</w:t>
       </w:r>
       <w:r>
         <w:t xml:space="preserve"> (The expected prediction loss and the generalization error). </w:t>
@@ -11703,8 +11119,8 @@
         <w:t xml:space="preserve">so it estimates the generalization error without equalling it.</w:t>
       </w:r>
     </w:p>
-    <w:bookmarkEnd w:id="85"/>
-    <w:bookmarkStart w:id="87" w:name="def-epe"/>
+    <w:bookmarkEnd w:id="84"/>
+    <w:bookmarkStart w:id="86" w:name="def-epe"/>
     <w:p>
       <w:pPr>
         <w:pStyle w:val="BodyText"/>
@@ -11845,7 +11261,7 @@
       <w:r>
         <w:t xml:space="preserve"> </w:t>
       </w:r>
-      <w:hyperlink r:id="rId56">
+      <w:hyperlink r:id="rId55">
         <w:r>
           <w:rPr>
             <w:rStyle w:val="Hyperlink"/>
@@ -11881,7 +11297,7 @@
       <w:pPr>
         <w:pStyle w:val="BodyText"/>
       </w:pPr>
-      <w:bookmarkStart w:id="86" w:name="eq-epe"/>
+      <w:bookmarkStart w:id="85" w:name="eq-epe"/>
       <m:oMathPara>
         <m:oMathParaPr>
           <m:jc m:val="center"/>
@@ -12043,10 +11459,10 @@
           </m:r>
         </m:oMath>
       </m:oMathPara>
-      <w:bookmarkEnd w:id="86"/>
+      <w:bookmarkEnd w:id="85"/>
     </w:p>
-    <w:bookmarkEnd w:id="87"/>
-    <w:bookmarkStart w:id="89" w:name="rem-epe-mse"/>
+    <w:bookmarkEnd w:id="86"/>
+    <w:bookmarkStart w:id="88" w:name="rem-epe-mse"/>
     <w:p>
       <w:pPr>
         <w:pStyle w:val="FirstParagraph"/>
@@ -12056,7 +11472,7 @@
           <w:i/>
           <w:iCs/>
         </w:rPr>
-        <w:t xml:space="preserve">Remark 10</w:t>
+        <w:t xml:space="preserve">Remark 9</w:t>
       </w:r>
       <w:r>
         <w:t xml:space="preserve"> (The expected prediction error is a population mean squared error). </w:t>
@@ -12067,7 +11483,7 @@
       <w:r>
         <w:t xml:space="preserve"> </w:t>
       </w:r>
-      <w:hyperlink r:id="rId64">
+      <w:hyperlink r:id="rId63">
         <w:r>
           <w:rPr>
             <w:rStyle w:val="Hyperlink"/>
@@ -12284,7 +11700,7 @@
       <w:r>
         <w:t xml:space="preserve"> </w:t>
       </w:r>
-      <w:hyperlink r:id="rId88">
+      <w:hyperlink r:id="rId87">
         <w:r>
           <w:rPr>
             <w:rStyle w:val="Hyperlink"/>
@@ -12401,8 +11817,8 @@
         <w:t xml:space="preserve">Another loss gives an expected prediction loss, not an EPE.</w:t>
       </w:r>
     </w:p>
-    <w:bookmarkEnd w:id="89"/>
-    <w:bookmarkStart w:id="90" w:name="rem-source-epe"/>
+    <w:bookmarkEnd w:id="88"/>
+    <w:bookmarkStart w:id="89" w:name="rem-source-epe"/>
     <w:p>
       <w:pPr>
         <w:pStyle w:val="BodyText"/>
@@ -12412,7 +11828,7 @@
           <w:i/>
           <w:iCs/>
         </w:rPr>
-        <w:t xml:space="preserve">Remark 11</w:t>
+        <w:t xml:space="preserve">Remark 10</w:t>
       </w:r>
       <w:r>
         <w:t xml:space="preserve"> (Source: Expected prediction error at a covariate value). </w:t>
@@ -12468,8 +11884,8 @@
         <w:t xml:space="preserve">for squared-error loss.</w:t>
       </w:r>
     </w:p>
-    <w:bookmarkEnd w:id="90"/>
-    <w:bookmarkStart w:id="91" w:name="exr-expected-error-epe"/>
+    <w:bookmarkEnd w:id="89"/>
+    <w:bookmarkStart w:id="90" w:name="exr-expected-error-epe"/>
     <w:p>
       <w:pPr>
         <w:pStyle w:val="BodyText"/>
@@ -12803,8 +12219,8 @@
         <w:t xml:space="preserve">.</w:t>
       </w:r>
     </w:p>
-    <w:bookmarkEnd w:id="91"/>
-    <w:bookmarkStart w:id="93" w:name="sol-expected-error-epe"/>
+    <w:bookmarkEnd w:id="90"/>
+    <w:bookmarkStart w:id="92" w:name="sol-expected-error-epe"/>
     <w:p>
       <w:pPr>
         <w:pStyle w:val="BodyText"/>
@@ -13602,7 +13018,7 @@
       <w:r>
         <w:t xml:space="preserve"> </w:t>
       </w:r>
-      <w:hyperlink r:id="rId92">
+      <w:hyperlink r:id="rId91">
         <w:r>
           <w:rPr>
             <w:rStyle w:val="Hyperlink"/>
@@ -13859,8 +13275,8 @@
         <w:t xml:space="preserve">requires.</w:t>
       </w:r>
     </w:p>
-    <w:bookmarkEnd w:id="93"/>
-    <w:bookmarkStart w:id="95" w:name="thm-expected-error-epe"/>
+    <w:bookmarkEnd w:id="92"/>
+    <w:bookmarkStart w:id="94" w:name="thm-expected-error-epe"/>
     <w:p>
       <w:pPr>
         <w:pStyle w:val="BodyText"/>
@@ -14080,7 +13496,7 @@
       <w:pPr>
         <w:pStyle w:val="BodyText"/>
       </w:pPr>
-      <w:bookmarkStart w:id="94" w:name="eq-expected-error-epe"/>
+      <w:bookmarkStart w:id="93" w:name="eq-expected-error-epe"/>
       <m:oMathPara>
         <m:oMathParaPr>
           <m:jc m:val="center"/>
@@ -14225,9 +13641,9 @@
           </m:r>
         </m:oMath>
       </m:oMathPara>
-      <w:bookmarkEnd w:id="94"/>
+      <w:bookmarkEnd w:id="93"/>
     </w:p>
-    <w:bookmarkEnd w:id="95"/>
+    <w:bookmarkEnd w:id="94"/>
     <w:p>
       <w:pPr>
         <w:pStyle w:val="FirstParagraph"/>
@@ -14260,7 +13676,7 @@
         <w:t xml:space="preserve">.</w:t>
       </w:r>
     </w:p>
-    <w:bookmarkStart w:id="97" w:name="def-average-fit"/>
+    <w:bookmarkStart w:id="96" w:name="def-average-fit"/>
     <w:p>
       <w:pPr>
         <w:pStyle w:val="BodyText"/>
@@ -14471,7 +13887,7 @@
       <w:pPr>
         <w:pStyle w:val="BodyText"/>
       </w:pPr>
-      <w:bookmarkStart w:id="96" w:name="eq-average-fit"/>
+      <w:bookmarkStart w:id="95" w:name="eq-average-fit"/>
       <m:oMathPara>
         <m:oMathParaPr>
           <m:jc m:val="center"/>
@@ -14623,9 +14039,9 @@
           </m:r>
         </m:oMath>
       </m:oMathPara>
-      <w:bookmarkEnd w:id="96"/>
+      <w:bookmarkEnd w:id="95"/>
     </w:p>
-    <w:bookmarkEnd w:id="97"/>
+    <w:bookmarkEnd w:id="96"/>
     <w:p>
       <w:pPr>
         <w:pStyle w:val="FirstParagraph"/>
@@ -14679,7 +14095,7 @@
         <w:t xml:space="preserve">and from each other.</w:t>
       </w:r>
     </w:p>
-    <w:bookmarkStart w:id="98" w:name="exm-average-fit"/>
+    <w:bookmarkStart w:id="97" w:name="exm-average-fit"/>
     <w:p>
       <w:pPr>
         <w:pStyle w:val="BodyText"/>
@@ -14925,8 +14341,8 @@
         </m:oMath>
       </m:oMathPara>
     </w:p>
-    <w:bookmarkEnd w:id="98"/>
-    <w:bookmarkStart w:id="102" w:name="def-prediction-bias"/>
+    <w:bookmarkEnd w:id="97"/>
+    <w:bookmarkStart w:id="101" w:name="def-prediction-bias"/>
     <w:p>
       <w:pPr>
         <w:pStyle w:val="FirstParagraph"/>
@@ -15142,7 +14558,7 @@
       <w:r>
         <w:t xml:space="preserve"> </w:t>
       </w:r>
-      <w:hyperlink r:id="rId99">
+      <w:hyperlink r:id="rId98">
         <w:r>
           <w:rPr>
             <w:rStyle w:val="Hyperlink"/>
@@ -15165,7 +14581,7 @@
       <w:r>
         <w:t xml:space="preserve"> </w:t>
       </w:r>
-      <w:hyperlink r:id="rId100">
+      <w:hyperlink r:id="rId99">
         <w:r>
           <w:rPr>
             <w:rStyle w:val="Hyperlink"/>
@@ -15233,7 +14649,7 @@
       <w:pPr>
         <w:pStyle w:val="BodyText"/>
       </w:pPr>
-      <w:bookmarkStart w:id="101" w:name="eq-prediction-bias"/>
+      <w:bookmarkStart w:id="100" w:name="eq-prediction-bias"/>
       <m:oMathPara>
         <m:oMathParaPr>
           <m:jc m:val="center"/>
@@ -15430,9 +14846,9 @@
           </m:r>
         </m:oMath>
       </m:oMathPara>
-      <w:bookmarkEnd w:id="101"/>
+      <w:bookmarkEnd w:id="100"/>
     </w:p>
-    <w:bookmarkEnd w:id="102"/>
+    <w:bookmarkEnd w:id="101"/>
     <w:p>
       <w:pPr>
         <w:pStyle w:val="FirstParagraph"/>
@@ -15466,7 +14882,7 @@
         <w:t xml:space="preserve">the bias reflects the error introduced by approximating a real-world relationship by a model.</w:t>
       </w:r>
     </w:p>
-    <w:bookmarkStart w:id="103" w:name="exm-prediction-bias"/>
+    <w:bookmarkStart w:id="102" w:name="exm-prediction-bias"/>
     <w:p>
       <w:pPr>
         <w:pStyle w:val="BodyText"/>
@@ -16000,8 +15416,8 @@
         <w:t xml:space="preserve">.</w:t>
       </w:r>
     </w:p>
-    <w:bookmarkEnd w:id="103"/>
-    <w:bookmarkStart w:id="104" w:name="exr-epe-three-sources"/>
+    <w:bookmarkEnd w:id="102"/>
+    <w:bookmarkStart w:id="103" w:name="exr-epe-three-sources"/>
     <w:p>
       <w:pPr>
         <w:pStyle w:val="BodyText"/>
@@ -16486,7 +15902,7 @@
         <w:pStyle w:val="Compact"/>
         <w:numPr>
           <w:ilvl w:val="0"/>
-          <w:numId w:val="1008"/>
+          <w:numId w:val="1007"/>
         </w:numPr>
       </w:pPr>
       <w:r>
@@ -16618,7 +16034,7 @@
         <w:pStyle w:val="Compact"/>
         <w:numPr>
           <w:ilvl w:val="0"/>
-          <w:numId w:val="1008"/>
+          <w:numId w:val="1007"/>
         </w:numPr>
       </w:pPr>
       <w:r>
@@ -16692,7 +16108,7 @@
         <w:pStyle w:val="Compact"/>
         <w:numPr>
           <w:ilvl w:val="0"/>
-          <w:numId w:val="1008"/>
+          <w:numId w:val="1007"/>
         </w:numPr>
       </w:pPr>
       <w:r>
@@ -16793,8 +16209,8 @@
         <w:t xml:space="preserve">and which cannot?</w:t>
       </w:r>
     </w:p>
-    <w:bookmarkEnd w:id="104"/>
-    <w:bookmarkStart w:id="105" w:name="sol-epe-three-sources"/>
+    <w:bookmarkEnd w:id="103"/>
+    <w:bookmarkStart w:id="104" w:name="sol-epe-three-sources"/>
     <w:p>
       <w:pPr>
         <w:pStyle w:val="FirstParagraph"/>
@@ -16814,7 +16230,7 @@
       <w:pPr>
         <w:numPr>
           <w:ilvl w:val="0"/>
-          <w:numId w:val="1009"/>
+          <w:numId w:val="1008"/>
         </w:numPr>
       </w:pPr>
       <w:r>
@@ -16863,7 +16279,7 @@
       <w:pPr>
         <w:numPr>
           <w:ilvl w:val="0"/>
-          <w:numId w:val="1009"/>
+          <w:numId w:val="1008"/>
         </w:numPr>
       </w:pPr>
       <m:oMath>
@@ -16964,7 +16380,7 @@
       <w:pPr>
         <w:numPr>
           <w:ilvl w:val="0"/>
-          <w:numId w:val="1009"/>
+          <w:numId w:val="1008"/>
         </w:numPr>
       </w:pPr>
       <w:r>
@@ -17093,8 +16509,8 @@
         <w:t xml:space="preserve">in the new outcome.</w:t>
       </w:r>
     </w:p>
-    <w:bookmarkEnd w:id="105"/>
-    <w:bookmarkStart w:id="106" w:name="exr-epe-split-noise"/>
+    <w:bookmarkEnd w:id="104"/>
+    <w:bookmarkStart w:id="105" w:name="exr-epe-split-noise"/>
     <w:p>
       <w:pPr>
         <w:pStyle w:val="FirstParagraph"/>
@@ -17581,8 +16997,8 @@
         <w:t xml:space="preserve">and name the assumptions that make the cross term zero.</w:t>
       </w:r>
     </w:p>
-    <w:bookmarkEnd w:id="106"/>
-    <w:bookmarkStart w:id="110" w:name="sol-epe-split-noise"/>
+    <w:bookmarkEnd w:id="105"/>
+    <w:bookmarkStart w:id="109" w:name="sol-epe-split-noise"/>
     <w:p>
       <w:pPr>
         <w:pStyle w:val="BodyText"/>
@@ -17603,7 +17019,7 @@
       <w:r>
         <w:t xml:space="preserve"> </w:t>
       </w:r>
-      <w:hyperlink r:id="rId100">
+      <w:hyperlink r:id="rId99">
         <w:r>
           <w:rPr>
             <w:rStyle w:val="Hyperlink"/>
@@ -18450,7 +17866,7 @@
       <w:r>
         <w:t xml:space="preserve"> </w:t>
       </w:r>
-      <w:hyperlink r:id="rId107">
+      <w:hyperlink r:id="rId106">
         <w:r>
           <w:rPr>
             <w:rStyle w:val="Hyperlink"/>
@@ -18481,7 +17897,7 @@
       <w:r>
         <w:t xml:space="preserve"> </w:t>
       </w:r>
-      <w:hyperlink r:id="rId108">
+      <w:hyperlink r:id="rId107">
         <w:r>
           <w:rPr>
             <w:rStyle w:val="Hyperlink"/>
@@ -19879,7 +19295,7 @@
       <w:pPr>
         <w:pStyle w:val="BodyText"/>
       </w:pPr>
-      <w:bookmarkStart w:id="109" w:name="eq-epe-after-noise"/>
+      <w:bookmarkStart w:id="108" w:name="eq-epe-after-noise"/>
       <m:oMathPara>
         <m:oMathParaPr>
           <m:jc m:val="center"/>
@@ -20170,7 +19586,7 @@
           </m:r>
         </m:oMath>
       </m:oMathPara>
-      <w:bookmarkEnd w:id="109"/>
+      <w:bookmarkEnd w:id="108"/>
     </w:p>
     <w:p>
       <w:pPr>
@@ -20365,8 +19781,8 @@
         <w:t xml:space="preserve">whose noise helped determine the prediction.</w:t>
       </w:r>
     </w:p>
-    <w:bookmarkEnd w:id="110"/>
-    <w:bookmarkStart w:id="111" w:name="exr-epe-split-bias"/>
+    <w:bookmarkEnd w:id="109"/>
+    <w:bookmarkStart w:id="110" w:name="exr-epe-split-bias"/>
     <w:p>
       <w:pPr>
         <w:pStyle w:val="BodyText"/>
@@ -20692,8 +20108,8 @@
         <w:t xml:space="preserve">and what makes the cross term zero this time?</w:t>
       </w:r>
     </w:p>
-    <w:bookmarkEnd w:id="111"/>
-    <w:bookmarkStart w:id="114" w:name="sol-epe-split-bias"/>
+    <w:bookmarkEnd w:id="110"/>
+    <w:bookmarkStart w:id="113" w:name="sol-epe-split-bias"/>
     <w:p>
       <w:pPr>
         <w:pStyle w:val="BodyText"/>
@@ -23145,7 +22561,7 @@
       <w:r>
         <w:t xml:space="preserve"> </w:t>
       </w:r>
-      <w:hyperlink r:id="rId112">
+      <w:hyperlink r:id="rId111">
         <w:r>
           <w:rPr>
             <w:rStyle w:val="Hyperlink"/>
@@ -23763,7 +23179,7 @@
       <w:pPr>
         <w:pStyle w:val="BodyText"/>
       </w:pPr>
-      <w:bookmarkStart w:id="113" w:name="eq-epe-after-bias"/>
+      <w:bookmarkStart w:id="112" w:name="eq-epe-after-bias"/>
       <m:oMathPara>
         <m:oMathParaPr>
           <m:jc m:val="center"/>
@@ -24091,7 +23507,7 @@
           </m:r>
         </m:oMath>
       </m:oMathPara>
-      <w:bookmarkEnd w:id="113"/>
+      <w:bookmarkEnd w:id="112"/>
     </w:p>
     <w:p>
       <w:pPr>
@@ -24127,8 +23543,8 @@
         <w:t xml:space="preserve">This split is specific to squared-error loss, the loss of this chapter’s examples.</w:t>
       </w:r>
     </w:p>
-    <w:bookmarkEnd w:id="114"/>
-    <w:bookmarkStart w:id="116" w:name="thm-epe-decomposition"/>
+    <w:bookmarkEnd w:id="113"/>
+    <w:bookmarkStart w:id="115" w:name="thm-epe-decomposition"/>
     <w:p>
       <w:pPr>
         <w:pStyle w:val="BodyText"/>
@@ -24614,7 +24030,7 @@
       <w:r>
         <w:t xml:space="preserve"> </w:t>
       </w:r>
-      <w:hyperlink r:id="rId100">
+      <w:hyperlink r:id="rId99">
         <w:r>
           <w:rPr>
             <w:rStyle w:val="Hyperlink"/>
@@ -24663,7 +24079,7 @@
       <w:r>
         <w:t xml:space="preserve"> </w:t>
       </w:r>
-      <w:hyperlink r:id="rId112">
+      <w:hyperlink r:id="rId111">
         <w:r>
           <w:rPr>
             <w:rStyle w:val="Hyperlink"/>
@@ -24705,7 +24121,7 @@
       <w:pPr>
         <w:pStyle w:val="BodyText"/>
       </w:pPr>
-      <w:bookmarkStart w:id="115" w:name="eq-epe-decomposition"/>
+      <w:bookmarkStart w:id="114" w:name="eq-epe-decomposition"/>
       <m:oMathPara>
         <m:oMathParaPr>
           <m:jc m:val="center"/>
@@ -24971,9 +24387,9 @@
           </m:r>
         </m:oMath>
       </m:oMathPara>
-      <w:bookmarkEnd w:id="115"/>
+      <w:bookmarkEnd w:id="114"/>
     </w:p>
-    <w:bookmarkEnd w:id="116"/>
+    <w:bookmarkEnd w:id="115"/>
     <w:p>
       <w:pPr>
         <w:pStyle w:val="FirstParagraph"/>
@@ -25046,7 +24462,7 @@
       <w:r>
         <w:t xml:space="preserve"> </w:t>
       </w:r>
-      <w:hyperlink r:id="rId100">
+      <w:hyperlink r:id="rId99">
         <w:r>
           <w:rPr>
             <w:rStyle w:val="Hyperlink"/>
@@ -25784,7 +25200,7 @@
         </m:oMath>
       </m:oMathPara>
     </w:p>
-    <w:bookmarkStart w:id="117" w:name="def-irreducible-error"/>
+    <w:bookmarkStart w:id="116" w:name="def-irreducible-error"/>
     <w:p>
       <w:pPr>
         <w:pStyle w:val="FirstParagraph"/>
@@ -26031,7 +25447,7 @@
         <w:t xml:space="preserve">.</w:t>
       </w:r>
     </w:p>
-    <w:bookmarkEnd w:id="117"/>
+    <w:bookmarkEnd w:id="116"/>
     <w:p>
       <w:pPr>
         <w:pStyle w:val="BodyText"/>
@@ -26059,7 +25475,7 @@
         <w:t xml:space="preserve">.</w:t>
       </w:r>
     </w:p>
-    <w:bookmarkStart w:id="119" w:name="rem-generalization-error"/>
+    <w:bookmarkStart w:id="118" w:name="rem-generalization-error"/>
     <w:p>
       <w:pPr>
         <w:pStyle w:val="BodyText"/>
@@ -26069,7 +25485,7 @@
           <w:i/>
           <w:iCs/>
         </w:rPr>
-        <w:t xml:space="preserve">Remark 12</w:t>
+        <w:t xml:space="preserve">Remark 11</w:t>
       </w:r>
       <w:r>
         <w:t xml:space="preserve"> (Other names, and how the expected error splits). </w:t>
@@ -26170,7 +25586,7 @@
       <w:r>
         <w:t xml:space="preserve"> </w:t>
       </w:r>
-      <w:hyperlink r:id="rId118">
+      <w:hyperlink r:id="rId117">
         <w:r>
           <w:rPr>
             <w:rStyle w:val="Hyperlink"/>
@@ -26235,7 +25651,7 @@
       <w:r>
         <w:t xml:space="preserve"> </w:t>
       </w:r>
-      <w:hyperlink r:id="rId53">
+      <w:hyperlink r:id="rId52">
         <w:r>
           <w:rPr>
             <w:rStyle w:val="Hyperlink"/>
@@ -26453,8 +25869,8 @@
         <w:t xml:space="preserve">into a squared bias, a variance and a noise variance.</w:t>
       </w:r>
     </w:p>
-    <w:bookmarkEnd w:id="119"/>
-    <w:bookmarkStart w:id="121" w:name="def-flexibility"/>
+    <w:bookmarkEnd w:id="118"/>
+    <w:bookmarkStart w:id="120" w:name="def-flexibility"/>
     <w:p>
       <w:pPr>
         <w:pStyle w:val="BodyText"/>
@@ -26728,7 +26144,7 @@
       <w:pPr>
         <w:pStyle w:val="BodyText"/>
       </w:pPr>
-      <w:bookmarkStart w:id="120" w:name="eq-flexibility"/>
+      <w:bookmarkStart w:id="119" w:name="eq-flexibility"/>
       <m:oMathPara>
         <m:oMathParaPr>
           <m:jc m:val="center"/>
@@ -26798,10 +26214,10 @@
           </m:r>
         </m:oMath>
       </m:oMathPara>
-      <w:bookmarkEnd w:id="120"/>
+      <w:bookmarkEnd w:id="119"/>
     </w:p>
-    <w:bookmarkEnd w:id="121"/>
-    <w:bookmarkStart w:id="122" w:name="rem-source-flexibility"/>
+    <w:bookmarkEnd w:id="120"/>
+    <w:bookmarkStart w:id="121" w:name="rem-source-flexibility"/>
     <w:p>
       <w:pPr>
         <w:pStyle w:val="FirstParagraph"/>
@@ -26811,7 +26227,7 @@
           <w:i/>
           <w:iCs/>
         </w:rPr>
-        <w:t xml:space="preserve">Remark 13</w:t>
+        <w:t xml:space="preserve">Remark 12</w:t>
       </w:r>
       <w:r>
         <w:t xml:space="preserve"> (Source: Flexibility). </w:t>
@@ -26826,8 +26242,8 @@
         <w:t xml:space="preserve">use flexibility without a formal definition.</w:t>
       </w:r>
     </w:p>
-    <w:bookmarkEnd w:id="122"/>
-    <w:bookmarkStart w:id="123" w:name="rem-flexibility"/>
+    <w:bookmarkEnd w:id="121"/>
+    <w:bookmarkStart w:id="122" w:name="rem-flexibility"/>
     <w:p>
       <w:pPr>
         <w:pStyle w:val="BodyText"/>
@@ -26837,7 +26253,7 @@
           <w:i/>
           <w:iCs/>
         </w:rPr>
-        <w:t xml:space="preserve">Remark 14</w:t>
+        <w:t xml:space="preserve">Remark 13</w:t>
       </w:r>
       <w:r>
         <w:t xml:space="preserve"> (Polynomial degree orders flexibility). </w:t>
@@ -27060,8 +26476,8 @@
         <w:t xml:space="preserve">.</w:t>
       </w:r>
     </w:p>
-    <w:bookmarkEnd w:id="123"/>
-    <w:bookmarkStart w:id="125" w:name="def-bias-variance-tradeoff"/>
+    <w:bookmarkEnd w:id="122"/>
+    <w:bookmarkStart w:id="124" w:name="def-bias-variance-tradeoff"/>
     <w:p>
       <w:pPr>
         <w:pStyle w:val="BodyText"/>
@@ -27325,7 +26741,7 @@
       <w:r>
         <w:t xml:space="preserve"> </w:t>
       </w:r>
-      <w:hyperlink r:id="rId100">
+      <w:hyperlink r:id="rId99">
         <w:r>
           <w:rPr>
             <w:rStyle w:val="Hyperlink"/>
@@ -27374,7 +26790,7 @@
       <w:r>
         <w:t xml:space="preserve"> </w:t>
       </w:r>
-      <w:hyperlink r:id="rId112">
+      <w:hyperlink r:id="rId111">
         <w:r>
           <w:rPr>
             <w:rStyle w:val="Hyperlink"/>
@@ -27393,7 +26809,7 @@
       <w:pPr>
         <w:pStyle w:val="BodyText"/>
       </w:pPr>
-      <w:bookmarkStart w:id="124" w:name="eq-bias-variance-tradeoff"/>
+      <w:bookmarkStart w:id="123" w:name="eq-bias-variance-tradeoff"/>
       <m:oMathPara>
         <m:oMathParaPr>
           <m:jc m:val="center"/>
@@ -27890,7 +27306,7 @@
           </m:r>
         </m:oMath>
       </m:oMathPara>
-      <w:bookmarkEnd w:id="124"/>
+      <w:bookmarkEnd w:id="123"/>
     </w:p>
     <w:p>
       <w:pPr>
@@ -27909,8 +27325,8 @@
         <w:t xml:space="preserve">.</w:t>
       </w:r>
     </w:p>
-    <w:bookmarkEnd w:id="125"/>
-    <w:bookmarkStart w:id="126" w:name="rem-overfitting-tradeoff"/>
+    <w:bookmarkEnd w:id="124"/>
+    <w:bookmarkStart w:id="125" w:name="rem-overfitting-tradeoff"/>
     <w:p>
       <w:pPr>
         <w:pStyle w:val="BodyText"/>
@@ -27920,7 +27336,7 @@
           <w:i/>
           <w:iCs/>
         </w:rPr>
-        <w:t xml:space="preserve">Remark 15</w:t>
+        <w:t xml:space="preserve">Remark 14</w:t>
       </w:r>
       <w:r>
         <w:t xml:space="preserve"> (Overfitting and the trade-off). </w:t>
@@ -28525,8 +27941,8 @@
         <w:t xml:space="preserve">but predict new observations worse.</w:t>
       </w:r>
     </w:p>
-    <w:bookmarkEnd w:id="126"/>
-    <w:bookmarkStart w:id="127" w:name="rem-overfitting-causes"/>
+    <w:bookmarkEnd w:id="125"/>
+    <w:bookmarkStart w:id="126" w:name="rem-overfitting-causes"/>
     <w:p>
       <w:pPr>
         <w:pStyle w:val="BodyText"/>
@@ -28536,7 +27952,7 @@
           <w:i/>
           <w:iCs/>
         </w:rPr>
-        <w:t xml:space="preserve">Remark 16</w:t>
+        <w:t xml:space="preserve">Remark 15</w:t>
       </w:r>
       <w:r>
         <w:t xml:space="preserve"> (Coefficients per observation). </w:t>
@@ -28587,7 +28003,7 @@
           <w:rPr>
             <w:rStyle w:val="Hyperlink"/>
           </w:rPr>
-          <w:t xml:space="preserve">Remark 15</w:t>
+          <w:t xml:space="preserve">Remark 14</w:t>
         </w:r>
       </w:hyperlink>
       <w:r>
@@ -28644,8 +28060,8 @@
         <w:t xml:space="preserve">the degree-4 fit has five coefficients for those 20 cars.</w:t>
       </w:r>
     </w:p>
-    <w:bookmarkEnd w:id="127"/>
-    <w:bookmarkStart w:id="128" w:name="exr-held-out-unbiased"/>
+    <w:bookmarkEnd w:id="126"/>
+    <w:bookmarkStart w:id="127" w:name="exr-held-out-unbiased"/>
     <w:p>
       <w:pPr>
         <w:pStyle w:val="BodyText"/>
@@ -29352,8 +28768,8 @@
         </m:oMath>
       </m:oMathPara>
     </w:p>
-    <w:bookmarkEnd w:id="128"/>
-    <w:bookmarkStart w:id="129" w:name="sol-held-out-unbiased"/>
+    <w:bookmarkEnd w:id="127"/>
+    <w:bookmarkStart w:id="128" w:name="sol-held-out-unbiased"/>
     <w:p>
       <w:pPr>
         <w:pStyle w:val="FirstParagraph"/>
@@ -30641,8 +30057,8 @@
         <w:t xml:space="preserve">.</w:t>
       </w:r>
     </w:p>
-    <w:bookmarkEnd w:id="129"/>
-    <w:bookmarkStart w:id="130" w:name="thm-held-out-unbiased"/>
+    <w:bookmarkEnd w:id="128"/>
+    <w:bookmarkStart w:id="129" w:name="thm-held-out-unbiased"/>
     <w:p>
       <w:pPr>
         <w:pStyle w:val="BodyText"/>
@@ -31342,7 +30758,7 @@
         </m:oMath>
       </m:oMathPara>
     </w:p>
-    <w:bookmarkEnd w:id="130"/>
+    <w:bookmarkEnd w:id="129"/>
     <w:p>
       <w:pPr>
         <w:pStyle w:val="FirstParagraph"/>
@@ -31375,7 +30791,7 @@
         <w:t xml:space="preserve">.</w:t>
       </w:r>
     </w:p>
-    <w:bookmarkStart w:id="131" w:name="rem-training-mse-optimistic"/>
+    <w:bookmarkStart w:id="130" w:name="rem-training-mse-optimistic"/>
     <w:p>
       <w:pPr>
         <w:pStyle w:val="BodyText"/>
@@ -31385,7 +30801,7 @@
           <w:i/>
           <w:iCs/>
         </w:rPr>
-        <w:t xml:space="preserve">Remark 17</w:t>
+        <w:t xml:space="preserve">Remark 16</w:t>
       </w:r>
       <w:r>
         <w:t xml:space="preserve"> (Training error is optimistic). </w:t>
@@ -31693,8 +31109,8 @@
         <w:t xml:space="preserve">while held-out sRMSE does not.</w:t>
       </w:r>
     </w:p>
-    <w:bookmarkEnd w:id="131"/>
-    <w:bookmarkStart w:id="136" w:name="exm-train-test-error-simulated"/>
+    <w:bookmarkEnd w:id="130"/>
+    <w:bookmarkStart w:id="135" w:name="exm-train-test-error-simulated"/>
     <w:p>
       <w:pPr>
         <w:pStyle w:val="BodyText"/>
@@ -33058,7 +32474,7 @@
       <w:tr>
         <w:tc>
           <w:tcPr/>
-          <w:bookmarkStart w:id="135" w:name="fig-train-test-error"/>
+          <w:bookmarkStart w:id="134" w:name="fig-train-test-error"/>
           <w:p>
             <w:pPr>
               <w:pStyle w:val="SourceCode"/>
@@ -33773,18 +33189,18 @@
                 <wp:inline>
                   <wp:extent cx="4620126" cy="3696101"/>
                   <wp:effectExtent b="0" l="0" r="0" t="0"/>
-                  <wp:docPr descr="" title="" id="133" name="Picture"/>
+                  <wp:docPr descr="" title="" id="132" name="Picture"/>
                   <a:graphic>
                     <a:graphicData uri="http://schemas.openxmlformats.org/drawingml/2006/picture">
                       <pic:pic>
                         <pic:nvPicPr>
-                          <pic:cNvPr descr="model-validation_files/figure-docx/train-test-error-plot-1.png" id="134" name="Picture"/>
+                          <pic:cNvPr descr="model-validation_files/figure-docx/train-test-error-plot-1.png" id="133" name="Picture"/>
                           <pic:cNvPicPr>
                             <a:picLocks noChangeArrowheads="1" noChangeAspect="1"/>
                           </pic:cNvPicPr>
                         </pic:nvPicPr>
                         <pic:blipFill>
-                          <a:blip r:embed="rId132"/>
+                          <a:blip r:embed="rId131"/>
                           <a:stretch>
                             <a:fillRect/>
                           </a:stretch>
@@ -33916,7 +33332,7 @@
               <w:t xml:space="preserve">.</w:t>
             </w:r>
           </w:p>
-          <w:bookmarkEnd w:id="135"/>
+          <w:bookmarkEnd w:id="134"/>
         </w:tc>
       </w:tr>
     </w:tbl>
@@ -34422,9 +33838,9 @@
         <w:t xml:space="preserve">.</w:t>
       </w:r>
     </w:p>
+    <w:bookmarkEnd w:id="135"/>
     <w:bookmarkEnd w:id="136"/>
-    <w:bookmarkEnd w:id="137"/>
-    <w:bookmarkStart w:id="184" w:name="sec-data-splits"/>
+    <w:bookmarkStart w:id="183" w:name="sec-data-splits"/>
     <w:p>
       <w:pPr>
         <w:pStyle w:val="Heading2"/>
@@ -34433,7 +33849,7 @@
         <w:t xml:space="preserve">5 Training, validation, and test sets</w:t>
       </w:r>
     </w:p>
-    <w:bookmarkStart w:id="138" w:name="exr-data-splits"/>
+    <w:bookmarkStart w:id="137" w:name="exr-data-splits"/>
     <w:p>
       <w:pPr>
         <w:pStyle w:val="FirstParagraph"/>
@@ -34566,8 +33982,8 @@
         <w:t xml:space="preserve">How many cars are in each set?</w:t>
       </w:r>
     </w:p>
-    <w:bookmarkEnd w:id="138"/>
-    <w:bookmarkStart w:id="139" w:name="sol-data-splits"/>
+    <w:bookmarkEnd w:id="137"/>
+    <w:bookmarkStart w:id="138" w:name="sol-data-splits"/>
     <w:p>
       <w:pPr>
         <w:pStyle w:val="BodyText"/>
@@ -34802,8 +34218,8 @@
         <w:t xml:space="preserve">test cars.</w:t>
       </w:r>
     </w:p>
-    <w:bookmarkEnd w:id="139"/>
-    <w:bookmarkStart w:id="141" w:name="def-data-splits"/>
+    <w:bookmarkEnd w:id="138"/>
+    <w:bookmarkStart w:id="140" w:name="def-data-splits"/>
     <w:p>
       <w:pPr>
         <w:pStyle w:val="BodyText"/>
@@ -35005,7 +34421,7 @@
       <w:pPr>
         <w:pStyle w:val="BodyText"/>
       </w:pPr>
-      <w:bookmarkStart w:id="140" w:name="eq-data-splits"/>
+      <w:bookmarkStart w:id="139" w:name="eq-data-splits"/>
       <m:oMathPara>
         <m:oMathParaPr>
           <m:jc m:val="center"/>
@@ -35459,7 +34875,7 @@
           </m:r>
         </m:oMath>
       </m:oMathPara>
-      <w:bookmarkEnd w:id="140"/>
+      <w:bookmarkEnd w:id="139"/>
     </w:p>
     <w:p>
       <w:pPr>
@@ -35478,8 +34894,8 @@
         <w:t xml:space="preserve">.</w:t>
       </w:r>
     </w:p>
-    <w:bookmarkEnd w:id="141"/>
-    <w:bookmarkStart w:id="142" w:name="exm-data-splits-sizes"/>
+    <w:bookmarkEnd w:id="140"/>
+    <w:bookmarkStart w:id="141" w:name="exm-data-splits-sizes"/>
     <w:p>
       <w:pPr>
         <w:pStyle w:val="BodyText"/>
@@ -35553,8 +34969,8 @@
         <w:t xml:space="preserve">and the 7 test cars are used only once, after the model is chosen.</w:t>
       </w:r>
     </w:p>
-    <w:bookmarkEnd w:id="142"/>
-    <w:bookmarkStart w:id="144" w:name="def-tuning-parameter"/>
+    <w:bookmarkEnd w:id="141"/>
+    <w:bookmarkStart w:id="143" w:name="def-tuning-parameter"/>
     <w:p>
       <w:pPr>
         <w:pStyle w:val="BodyText"/>
@@ -35644,7 +35060,7 @@
       <w:pPr>
         <w:pStyle w:val="BodyText"/>
       </w:pPr>
-      <w:bookmarkStart w:id="143" w:name="eq-tuning-parameter"/>
+      <w:bookmarkStart w:id="142" w:name="eq-tuning-parameter"/>
       <m:oMathPara>
         <m:oMathParaPr>
           <m:jc m:val="center"/>
@@ -35764,10 +35180,10 @@
           </m:r>
         </m:oMath>
       </m:oMathPara>
-      <w:bookmarkEnd w:id="143"/>
+      <w:bookmarkEnd w:id="142"/>
     </w:p>
-    <w:bookmarkEnd w:id="144"/>
-    <w:bookmarkStart w:id="145" w:name="exm-tuning-parameter"/>
+    <w:bookmarkEnd w:id="143"/>
+    <w:bookmarkStart w:id="144" w:name="exm-tuning-parameter"/>
     <w:p>
       <w:pPr>
         <w:pStyle w:val="FirstParagraph"/>
@@ -35952,8 +35368,8 @@
         <w:t xml:space="preserve">.</w:t>
       </w:r>
     </w:p>
-    <w:bookmarkEnd w:id="145"/>
-    <w:bookmarkStart w:id="147" w:name="def-validation-set"/>
+    <w:bookmarkEnd w:id="144"/>
+    <w:bookmarkStart w:id="146" w:name="def-validation-set"/>
     <w:p>
       <w:pPr>
         <w:pStyle w:val="BodyText"/>
@@ -36073,7 +35489,7 @@
       <w:pPr>
         <w:pStyle w:val="BodyText"/>
       </w:pPr>
-      <w:bookmarkStart w:id="146" w:name="eq-validation-set"/>
+      <w:bookmarkStart w:id="145" w:name="eq-validation-set"/>
       <m:oMathPara>
         <m:oMathParaPr>
           <m:jc m:val="center"/>
@@ -36194,10 +35610,10 @@
           </m:r>
         </m:oMath>
       </m:oMathPara>
-      <w:bookmarkEnd w:id="146"/>
+      <w:bookmarkEnd w:id="145"/>
     </w:p>
-    <w:bookmarkEnd w:id="147"/>
-    <w:bookmarkStart w:id="149" w:name="def-validation-error"/>
+    <w:bookmarkEnd w:id="146"/>
+    <w:bookmarkStart w:id="148" w:name="def-validation-error"/>
     <w:p>
       <w:pPr>
         <w:pStyle w:val="FirstParagraph"/>
@@ -36382,7 +35798,7 @@
       <w:pPr>
         <w:pStyle w:val="BodyText"/>
       </w:pPr>
-      <w:bookmarkStart w:id="148" w:name="eq-validation-error"/>
+      <w:bookmarkStart w:id="147" w:name="eq-validation-error"/>
       <m:oMathPara>
         <m:oMathParaPr>
           <m:jc m:val="center"/>
@@ -36557,10 +35973,10 @@
           </m:r>
         </m:oMath>
       </m:oMathPara>
-      <w:bookmarkEnd w:id="148"/>
+      <w:bookmarkEnd w:id="147"/>
     </w:p>
-    <w:bookmarkEnd w:id="149"/>
-    <w:bookmarkStart w:id="151" w:name="def-validation-choice"/>
+    <w:bookmarkEnd w:id="148"/>
+    <w:bookmarkStart w:id="150" w:name="def-validation-choice"/>
     <w:p>
       <w:pPr>
         <w:pStyle w:val="FirstParagraph"/>
@@ -36749,7 +36165,7 @@
       <w:pPr>
         <w:pStyle w:val="BodyText"/>
       </w:pPr>
-      <w:bookmarkStart w:id="150" w:name="eq-validation-choice"/>
+      <w:bookmarkStart w:id="149" w:name="eq-validation-choice"/>
       <m:oMathPara>
         <m:oMathParaPr>
           <m:jc m:val="center"/>
@@ -37020,10 +36436,10 @@
           </m:r>
         </m:oMath>
       </m:oMathPara>
-      <w:bookmarkEnd w:id="150"/>
+      <w:bookmarkEnd w:id="149"/>
     </w:p>
-    <w:bookmarkEnd w:id="151"/>
-    <w:bookmarkStart w:id="153" w:name="def-test-set"/>
+    <w:bookmarkEnd w:id="150"/>
+    <w:bookmarkStart w:id="152" w:name="def-test-set"/>
     <w:p>
       <w:pPr>
         <w:pStyle w:val="FirstParagraph"/>
@@ -37167,7 +36583,7 @@
       <w:pPr>
         <w:pStyle w:val="BodyText"/>
       </w:pPr>
-      <w:bookmarkStart w:id="152" w:name="eq-test-set"/>
+      <w:bookmarkStart w:id="151" w:name="eq-test-set"/>
       <m:oMathPara>
         <m:oMathParaPr>
           <m:jc m:val="center"/>
@@ -37288,10 +36704,10 @@
           </m:r>
         </m:oMath>
       </m:oMathPara>
-      <w:bookmarkEnd w:id="152"/>
+      <w:bookmarkEnd w:id="151"/>
     </w:p>
-    <w:bookmarkEnd w:id="153"/>
-    <w:bookmarkStart w:id="155" w:name="def-test-error"/>
+    <w:bookmarkEnd w:id="152"/>
+    <w:bookmarkStart w:id="154" w:name="def-test-error"/>
     <w:p>
       <w:pPr>
         <w:pStyle w:val="FirstParagraph"/>
@@ -37476,7 +36892,7 @@
       <w:pPr>
         <w:pStyle w:val="BodyText"/>
       </w:pPr>
-      <w:bookmarkStart w:id="154" w:name="eq-test-error"/>
+      <w:bookmarkStart w:id="153" w:name="eq-test-error"/>
       <m:oMathPara>
         <m:oMathParaPr>
           <m:jc m:val="center"/>
@@ -37651,10 +37067,10 @@
           </m:r>
         </m:oMath>
       </m:oMathPara>
-      <w:bookmarkEnd w:id="154"/>
+      <w:bookmarkEnd w:id="153"/>
     </w:p>
-    <w:bookmarkEnd w:id="155"/>
-    <w:bookmarkStart w:id="159" w:name="rem-data-splits"/>
+    <w:bookmarkEnd w:id="154"/>
+    <w:bookmarkStart w:id="158" w:name="rem-data-splits"/>
     <w:p>
       <w:pPr>
         <w:pStyle w:val="FirstParagraph"/>
@@ -37664,7 +37080,7 @@
           <w:i/>
           <w:iCs/>
         </w:rPr>
-        <w:t xml:space="preserve">Remark 18</w:t>
+        <w:t xml:space="preserve">Remark 17</w:t>
       </w:r>
       <w:r>
         <w:t xml:space="preserve"> (What each set is for). </w:t>
@@ -37695,7 +37111,7 @@
         <w:pStyle w:val="Compact"/>
         <w:numPr>
           <w:ilvl w:val="0"/>
-          <w:numId w:val="1010"/>
+          <w:numId w:val="1009"/>
         </w:numPr>
       </w:pPr>
       <w:r>
@@ -37713,7 +37129,7 @@
         <w:pStyle w:val="Compact"/>
         <w:numPr>
           <w:ilvl w:val="0"/>
-          <w:numId w:val="1010"/>
+          <w:numId w:val="1009"/>
         </w:numPr>
       </w:pPr>
       <w:r>
@@ -37751,7 +37167,7 @@
         <w:pStyle w:val="Compact"/>
         <w:numPr>
           <w:ilvl w:val="0"/>
-          <w:numId w:val="1010"/>
+          <w:numId w:val="1009"/>
         </w:numPr>
       </w:pPr>
       <w:r>
@@ -37829,7 +37245,7 @@
       <w:r>
         <w:t xml:space="preserve"> </w:t>
       </w:r>
-      <w:hyperlink r:id="rId156">
+      <w:hyperlink r:id="rId155">
         <w:r>
           <w:rPr>
             <w:rStyle w:val="Hyperlink"/>
@@ -37849,7 +37265,7 @@
       <w:r>
         <w:t xml:space="preserve"> </w:t>
       </w:r>
-      <w:hyperlink r:id="rId157">
+      <w:hyperlink r:id="rId156">
         <w:r>
           <w:rPr>
             <w:rStyle w:val="Hyperlink"/>
@@ -37869,7 +37285,7 @@
       <w:r>
         <w:t xml:space="preserve"> </w:t>
       </w:r>
-      <w:hyperlink r:id="rId158">
+      <w:hyperlink r:id="rId157">
         <w:r>
           <w:rPr>
             <w:rStyle w:val="Hyperlink"/>
@@ -37887,8 +37303,8 @@
         <w:t xml:space="preserve">They use a different symbol for the training set and a parenthesized observation index, but the same three-way split.</w:t>
       </w:r>
     </w:p>
-    <w:bookmarkEnd w:id="159"/>
-    <w:bookmarkStart w:id="160" w:name="rem-validation-test-error"/>
+    <w:bookmarkEnd w:id="158"/>
+    <w:bookmarkStart w:id="159" w:name="rem-validation-test-error"/>
     <w:p>
       <w:pPr>
         <w:pStyle w:val="BodyText"/>
@@ -37898,7 +37314,7 @@
           <w:i/>
           <w:iCs/>
         </w:rPr>
-        <w:t xml:space="preserve">Remark 19</w:t>
+        <w:t xml:space="preserve">Remark 18</w:t>
       </w:r>
       <w:r>
         <w:t xml:space="preserve"> (What the validation and test errors estimate). </w:t>
@@ -38112,8 +37528,8 @@
         <w:t xml:space="preserve">under absolute-error loss, they are sample mean absolute errors.</w:t>
       </w:r>
     </w:p>
-    <w:bookmarkEnd w:id="160"/>
-    <w:bookmarkStart w:id="183" w:name="exm-train-validation-test-split"/>
+    <w:bookmarkEnd w:id="159"/>
+    <w:bookmarkStart w:id="182" w:name="exm-train-validation-test-split"/>
     <w:p>
       <w:pPr>
         <w:pStyle w:val="BodyText"/>
@@ -38347,7 +37763,7 @@
       <w:tr>
         <w:tc>
           <w:tcPr/>
-          <w:bookmarkStart w:id="161" w:name="tbl-train-validation-test-split-sizes"/>
+          <w:bookmarkStart w:id="160" w:name="tbl-train-validation-test-split-sizes"/>
           <w:p>
             <w:pPr>
               <w:jc w:val="center"/>
@@ -38979,7 +38395,7 @@
               <w:t xml:space="preserve">#&gt; 3 test           7</w:t>
             </w:r>
           </w:p>
-          <w:bookmarkEnd w:id="161"/>
+          <w:bookmarkEnd w:id="160"/>
         </w:tc>
       </w:tr>
     </w:tbl>
@@ -42837,7 +42253,7 @@
       <w:tr>
         <w:tc>
           <w:tcPr/>
-          <w:bookmarkStart w:id="165" w:name="fig-linear-model-superimposed"/>
+          <w:bookmarkStart w:id="164" w:name="fig-linear-model-superimposed"/>
           <w:p>
             <w:pPr>
               <w:pStyle w:val="SourceCode"/>
@@ -42877,18 +42293,18 @@
                 <wp:inline>
                   <wp:extent cx="4620126" cy="3696101"/>
                   <wp:effectExtent b="0" l="0" r="0" t="0"/>
-                  <wp:docPr descr="" title="" id="163" name="Picture"/>
+                  <wp:docPr descr="" title="" id="162" name="Picture"/>
                   <a:graphic>
                     <a:graphicData uri="http://schemas.openxmlformats.org/drawingml/2006/picture">
                       <pic:pic>
                         <pic:nvPicPr>
-                          <pic:cNvPr descr="model-validation_files/figure-docx/unnamed-chunk-3-1.png" id="164" name="Picture"/>
+                          <pic:cNvPr descr="model-validation_files/figure-docx/unnamed-chunk-3-1.png" id="163" name="Picture"/>
                           <pic:cNvPicPr>
                             <a:picLocks noChangeArrowheads="1" noChangeAspect="1"/>
                           </pic:cNvPicPr>
                         </pic:nvPicPr>
                         <pic:blipFill>
-                          <a:blip r:embed="rId162"/>
+                          <a:blip r:embed="rId161"/>
                           <a:stretch>
                             <a:fillRect/>
                           </a:stretch>
@@ -42928,7 +42344,7 @@
               <w:t xml:space="preserve">Figure 2: Linear model fit superimposed on data partitions</w:t>
             </w:r>
           </w:p>
-          <w:bookmarkEnd w:id="165"/>
+          <w:bookmarkEnd w:id="164"/>
         </w:tc>
       </w:tr>
     </w:tbl>
@@ -42953,7 +42369,7 @@
       <w:tr>
         <w:tc>
           <w:tcPr/>
-          <w:bookmarkStart w:id="169" w:name="fig-quadratic-model-superimposed"/>
+          <w:bookmarkStart w:id="168" w:name="fig-quadratic-model-superimposed"/>
           <w:p>
             <w:pPr>
               <w:pStyle w:val="SourceCode"/>
@@ -42993,18 +42409,18 @@
                 <wp:inline>
                   <wp:extent cx="4620126" cy="3696101"/>
                   <wp:effectExtent b="0" l="0" r="0" t="0"/>
-                  <wp:docPr descr="" title="" id="167" name="Picture"/>
+                  <wp:docPr descr="" title="" id="166" name="Picture"/>
                   <a:graphic>
                     <a:graphicData uri="http://schemas.openxmlformats.org/drawingml/2006/picture">
                       <pic:pic>
                         <pic:nvPicPr>
-                          <pic:cNvPr descr="model-validation_files/figure-docx/unnamed-chunk-4-1.png" id="168" name="Picture"/>
+                          <pic:cNvPr descr="model-validation_files/figure-docx/unnamed-chunk-4-1.png" id="167" name="Picture"/>
                           <pic:cNvPicPr>
                             <a:picLocks noChangeArrowheads="1" noChangeAspect="1"/>
                           </pic:cNvPicPr>
                         </pic:nvPicPr>
                         <pic:blipFill>
-                          <a:blip r:embed="rId166"/>
+                          <a:blip r:embed="rId165"/>
                           <a:stretch>
                             <a:fillRect/>
                           </a:stretch>
@@ -43044,7 +42460,7 @@
               <w:t xml:space="preserve">Figure 3: Quadratic model fit superimposed on data partitions</w:t>
             </w:r>
           </w:p>
-          <w:bookmarkEnd w:id="169"/>
+          <w:bookmarkEnd w:id="168"/>
         </w:tc>
       </w:tr>
     </w:tbl>
@@ -43069,7 +42485,7 @@
       <w:tr>
         <w:tc>
           <w:tcPr/>
-          <w:bookmarkStart w:id="173" w:name="fig-cubic-model-superimposed"/>
+          <w:bookmarkStart w:id="172" w:name="fig-cubic-model-superimposed"/>
           <w:p>
             <w:pPr>
               <w:pStyle w:val="SourceCode"/>
@@ -43109,18 +42525,18 @@
                 <wp:inline>
                   <wp:extent cx="4620126" cy="3696101"/>
                   <wp:effectExtent b="0" l="0" r="0" t="0"/>
-                  <wp:docPr descr="" title="" id="171" name="Picture"/>
+                  <wp:docPr descr="" title="" id="170" name="Picture"/>
                   <a:graphic>
                     <a:graphicData uri="http://schemas.openxmlformats.org/drawingml/2006/picture">
                       <pic:pic>
                         <pic:nvPicPr>
-                          <pic:cNvPr descr="model-validation_files/figure-docx/unnamed-chunk-5-1.png" id="172" name="Picture"/>
+                          <pic:cNvPr descr="model-validation_files/figure-docx/unnamed-chunk-5-1.png" id="171" name="Picture"/>
                           <pic:cNvPicPr>
                             <a:picLocks noChangeArrowheads="1" noChangeAspect="1"/>
                           </pic:cNvPicPr>
                         </pic:nvPicPr>
                         <pic:blipFill>
-                          <a:blip r:embed="rId170"/>
+                          <a:blip r:embed="rId169"/>
                           <a:stretch>
                             <a:fillRect/>
                           </a:stretch>
@@ -43160,7 +42576,7 @@
               <w:t xml:space="preserve">Figure 4: Cubic model fit superimposed on data partitions</w:t>
             </w:r>
           </w:p>
-          <w:bookmarkEnd w:id="173"/>
+          <w:bookmarkEnd w:id="172"/>
         </w:tc>
       </w:tr>
     </w:tbl>
@@ -43185,7 +42601,7 @@
       <w:tr>
         <w:tc>
           <w:tcPr/>
-          <w:bookmarkStart w:id="177" w:name="fig-quartic-model-superimposed"/>
+          <w:bookmarkStart w:id="176" w:name="fig-quartic-model-superimposed"/>
           <w:p>
             <w:pPr>
               <w:pStyle w:val="SourceCode"/>
@@ -43225,18 +42641,18 @@
                 <wp:inline>
                   <wp:extent cx="4620126" cy="3696101"/>
                   <wp:effectExtent b="0" l="0" r="0" t="0"/>
-                  <wp:docPr descr="" title="" id="175" name="Picture"/>
+                  <wp:docPr descr="" title="" id="174" name="Picture"/>
                   <a:graphic>
                     <a:graphicData uri="http://schemas.openxmlformats.org/drawingml/2006/picture">
                       <pic:pic>
                         <pic:nvPicPr>
-                          <pic:cNvPr descr="model-validation_files/figure-docx/unnamed-chunk-6-1.png" id="176" name="Picture"/>
+                          <pic:cNvPr descr="model-validation_files/figure-docx/unnamed-chunk-6-1.png" id="175" name="Picture"/>
                           <pic:cNvPicPr>
                             <a:picLocks noChangeArrowheads="1" noChangeAspect="1"/>
                           </pic:cNvPicPr>
                         </pic:nvPicPr>
                         <pic:blipFill>
-                          <a:blip r:embed="rId174"/>
+                          <a:blip r:embed="rId173"/>
                           <a:stretch>
                             <a:fillRect/>
                           </a:stretch>
@@ -43276,7 +42692,7 @@
               <w:t xml:space="preserve">Figure 5: Quartic model fit superimposed on data partitions</w:t>
             </w:r>
           </w:p>
-          <w:bookmarkEnd w:id="177"/>
+          <w:bookmarkEnd w:id="176"/>
         </w:tc>
       </w:tr>
     </w:tbl>
@@ -43301,7 +42717,7 @@
       <w:tr>
         <w:tc>
           <w:tcPr/>
-          <w:bookmarkStart w:id="178" w:name="tbl-train-validation-results"/>
+          <w:bookmarkStart w:id="177" w:name="tbl-train-validation-results"/>
           <w:p>
             <w:pPr>
               <w:jc w:val="center"/>
@@ -43390,7 +42806,7 @@
               <w:t xml:space="preserve">#&gt; 4 quartic            1.90            3.97</w:t>
             </w:r>
           </w:p>
-          <w:bookmarkEnd w:id="178"/>
+          <w:bookmarkEnd w:id="177"/>
         </w:tc>
       </w:tr>
     </w:tbl>
@@ -43459,7 +42875,7 @@
       <w:tr>
         <w:tc>
           <w:tcPr/>
-          <w:bookmarkStart w:id="179" w:name="tbl-train-validation-test-rmse"/>
+          <w:bookmarkStart w:id="178" w:name="tbl-train-validation-test-rmse"/>
           <w:p>
             <w:pPr>
               <w:jc w:val="center"/>
@@ -43536,7 +42952,7 @@
               <w:t xml:space="preserve">#&gt; 2 test       linear  2.44</w:t>
             </w:r>
           </w:p>
-          <w:bookmarkEnd w:id="179"/>
+          <w:bookmarkEnd w:id="178"/>
         </w:tc>
       </w:tr>
     </w:tbl>
@@ -43589,18 +43005,18 @@
                 <wp:inline>
                   <wp:extent cx="152400" cy="152400"/>
                   <wp:effectExtent b="0" l="0" r="0" t="0"/>
-                  <wp:docPr descr="" title="" id="181" name="Picture"/>
+                  <wp:docPr descr="" title="" id="180" name="Picture"/>
                   <a:graphic>
                     <a:graphicData uri="http://schemas.openxmlformats.org/drawingml/2006/picture">
                       <pic:pic>
                         <pic:nvPicPr>
-                          <pic:cNvPr descr="/opt/quarto/share/formats/docx/note.png" id="182" name="Picture"/>
+                          <pic:cNvPr descr="/opt/quarto/share/formats/docx/note.png" id="181" name="Picture"/>
                           <pic:cNvPicPr>
                             <a:picLocks noChangeArrowheads="1" noChangeAspect="1"/>
                           </pic:cNvPicPr>
                         </pic:nvPicPr>
                         <pic:blipFill>
-                          <a:blip r:embed="rId180"/>
+                          <a:blip r:embed="rId179"/>
                           <a:stretch>
                             <a:fillRect/>
                           </a:stretch>
@@ -43673,9 +43089,9 @@
         </w:tc>
       </w:tr>
     </w:tbl>
+    <w:bookmarkEnd w:id="182"/>
     <w:bookmarkEnd w:id="183"/>
-    <w:bookmarkEnd w:id="184"/>
-    <w:bookmarkStart w:id="220" w:name="sec-kfold"/>
+    <w:bookmarkStart w:id="219" w:name="sec-kfold"/>
     <w:p>
       <w:pPr>
         <w:pStyle w:val="Heading2"/>
@@ -43695,7 +43111,7 @@
         <w:t xml:space="preserve">-fold cross-validation</w:t>
       </w:r>
     </w:p>
-    <w:bookmarkStart w:id="185" w:name="exr-kfold"/>
+    <w:bookmarkStart w:id="184" w:name="exr-kfold"/>
     <w:p>
       <w:pPr>
         <w:pStyle w:val="FirstParagraph"/>
@@ -43796,6 +43212,71 @@
       </w:r>
       <w:r>
         <w:t xml:space="preserve">.</w:t>
+      </w:r>
+    </w:p>
+    <w:p>
+      <w:pPr>
+        <w:pStyle w:val="Compact"/>
+        <w:numPr>
+          <w:ilvl w:val="0"/>
+          <w:numId w:val="1010"/>
+        </w:numPr>
+      </w:pPr>
+      <w:r>
+        <w:t xml:space="preserve">How many cars are in each fold?</w:t>
+      </w:r>
+    </w:p>
+    <w:p>
+      <w:pPr>
+        <w:pStyle w:val="Compact"/>
+        <w:numPr>
+          <w:ilvl w:val="0"/>
+          <w:numId w:val="1010"/>
+        </w:numPr>
+      </w:pPr>
+      <w:r>
+        <w:t xml:space="preserve">Each time a model is fit, how many cars are used to fit it?</w:t>
+      </w:r>
+    </w:p>
+    <w:p>
+      <w:pPr>
+        <w:pStyle w:val="Compact"/>
+        <w:numPr>
+          <w:ilvl w:val="0"/>
+          <w:numId w:val="1010"/>
+        </w:numPr>
+      </w:pPr>
+      <w:r>
+        <w:t xml:space="preserve">How many models are fit in total?</w:t>
+      </w:r>
+    </w:p>
+    <w:p>
+      <w:pPr>
+        <w:pStyle w:val="Compact"/>
+        <w:numPr>
+          <w:ilvl w:val="0"/>
+          <w:numId w:val="1010"/>
+        </w:numPr>
+      </w:pPr>
+      <w:r>
+        <w:t xml:space="preserve">How many times is a given car used for fitting, and how many times for prediction?</w:t>
+      </w:r>
+    </w:p>
+    <w:bookmarkEnd w:id="184"/>
+    <w:bookmarkStart w:id="185" w:name="sol-kfold"/>
+    <w:p>
+      <w:pPr>
+        <w:pStyle w:val="FirstParagraph"/>
+      </w:pPr>
+      <w:r>
+        <w:rPr>
+          <w:i/>
+          <w:iCs/>
+        </w:rPr>
+        <w:t xml:space="preserve">Solution 9</w:t>
+      </w:r>
+      <w:r>
+        <w:t xml:space="preserve">. </w:t>
       </w:r>
     </w:p>
     <w:p>
@@ -43806,8 +43287,34 @@
           <w:numId w:val="1011"/>
         </w:numPr>
       </w:pPr>
-      <w:r>
-        <w:t xml:space="preserve">How many cars are in each fold?</w:t>
+      <m:oMath>
+        <m:r>
+          <m:t>32</m:t>
+        </m:r>
+        <m:r>
+          <m:rPr>
+            <m:sty m:val="p"/>
+          </m:rPr>
+          <m:t>/</m:t>
+        </m:r>
+        <m:r>
+          <m:t>4</m:t>
+        </m:r>
+        <m:r>
+          <m:rPr>
+            <m:sty m:val="p"/>
+          </m:rPr>
+          <m:t>=</m:t>
+        </m:r>
+        <m:r>
+          <m:t>8</m:t>
+        </m:r>
+      </m:oMath>
+      <w:r>
+        <w:t xml:space="preserve"> </w:t>
+      </w:r>
+      <w:r>
+        <w:t xml:space="preserve">cars per fold.</w:t>
       </w:r>
     </w:p>
     <w:p>
@@ -43819,7 +43326,45 @@
         </w:numPr>
       </w:pPr>
       <w:r>
-        <w:t xml:space="preserve">Each time a model is fit, how many cars are used to fit it?</w:t>
+        <w:t xml:space="preserve">Each fit leaves out one fold,</w:t>
+      </w:r>
+      <w:r>
+        <w:t xml:space="preserve"> </w:t>
+      </w:r>
+      <w:r>
+        <w:t xml:space="preserve">so it uses</w:t>
+      </w:r>
+      <w:r>
+        <w:t xml:space="preserve"> </w:t>
+      </w:r>
+      <m:oMath>
+        <m:r>
+          <m:t>32</m:t>
+        </m:r>
+        <m:r>
+          <m:rPr>
+            <m:sty m:val="p"/>
+          </m:rPr>
+          <m:t>−</m:t>
+        </m:r>
+        <m:r>
+          <m:t>8</m:t>
+        </m:r>
+        <m:r>
+          <m:rPr>
+            <m:sty m:val="p"/>
+          </m:rPr>
+          <m:t>=</m:t>
+        </m:r>
+        <m:r>
+          <m:t>24</m:t>
+        </m:r>
+      </m:oMath>
+      <w:r>
+        <w:t xml:space="preserve"> </w:t>
+      </w:r>
+      <w:r>
+        <w:t xml:space="preserve">cars.</w:t>
       </w:r>
     </w:p>
     <w:p>
@@ -43831,7 +43376,21 @@
         </w:numPr>
       </w:pPr>
       <w:r>
-        <w:t xml:space="preserve">How many models are fit in total?</w:t>
+        <w:t xml:space="preserve">One model per fold, so</w:t>
+      </w:r>
+      <w:r>
+        <w:t xml:space="preserve"> </w:t>
+      </w:r>
+      <m:oMath>
+        <m:r>
+          <m:t>4</m:t>
+        </m:r>
+      </m:oMath>
+      <w:r>
+        <w:t xml:space="preserve"> </w:t>
+      </w:r>
+      <w:r>
+        <w:t xml:space="preserve">models.</w:t>
       </w:r>
     </w:p>
     <w:p>
@@ -43843,186 +43402,43 @@
         </w:numPr>
       </w:pPr>
       <w:r>
-        <w:t xml:space="preserve">How many times is a given car used for fitting, and how many times for prediction?</w:t>
+        <w:t xml:space="preserve">A given car is in exactly one fold.</w:t>
+      </w:r>
+      <w:r>
+        <w:t xml:space="preserve"> </w:t>
+      </w:r>
+      <w:r>
+        <w:t xml:space="preserve">It is used for prediction once,</w:t>
+      </w:r>
+      <w:r>
+        <w:t xml:space="preserve"> </w:t>
+      </w:r>
+      <w:r>
+        <w:t xml:space="preserve">when its fold is left out,</w:t>
+      </w:r>
+      <w:r>
+        <w:t xml:space="preserve"> </w:t>
+      </w:r>
+      <w:r>
+        <w:t xml:space="preserve">and for fitting in the other</w:t>
+      </w:r>
+      <w:r>
+        <w:t xml:space="preserve"> </w:t>
+      </w:r>
+      <m:oMath>
+        <m:r>
+          <m:t>3</m:t>
+        </m:r>
+      </m:oMath>
+      <w:r>
+        <w:t xml:space="preserve"> </w:t>
+      </w:r>
+      <w:r>
+        <w:t xml:space="preserve">fits.</w:t>
       </w:r>
     </w:p>
     <w:bookmarkEnd w:id="185"/>
-    <w:bookmarkStart w:id="186" w:name="sol-kfold"/>
-    <w:p>
-      <w:pPr>
-        <w:pStyle w:val="FirstParagraph"/>
-      </w:pPr>
-      <w:r>
-        <w:rPr>
-          <w:i/>
-          <w:iCs/>
-        </w:rPr>
-        <w:t xml:space="preserve">Solution 9</w:t>
-      </w:r>
-      <w:r>
-        <w:t xml:space="preserve">. </w:t>
-      </w:r>
-    </w:p>
-    <w:p>
-      <w:pPr>
-        <w:pStyle w:val="Compact"/>
-        <w:numPr>
-          <w:ilvl w:val="0"/>
-          <w:numId w:val="1012"/>
-        </w:numPr>
-      </w:pPr>
-      <m:oMath>
-        <m:r>
-          <m:t>32</m:t>
-        </m:r>
-        <m:r>
-          <m:rPr>
-            <m:sty m:val="p"/>
-          </m:rPr>
-          <m:t>/</m:t>
-        </m:r>
-        <m:r>
-          <m:t>4</m:t>
-        </m:r>
-        <m:r>
-          <m:rPr>
-            <m:sty m:val="p"/>
-          </m:rPr>
-          <m:t>=</m:t>
-        </m:r>
-        <m:r>
-          <m:t>8</m:t>
-        </m:r>
-      </m:oMath>
-      <w:r>
-        <w:t xml:space="preserve"> </w:t>
-      </w:r>
-      <w:r>
-        <w:t xml:space="preserve">cars per fold.</w:t>
-      </w:r>
-    </w:p>
-    <w:p>
-      <w:pPr>
-        <w:pStyle w:val="Compact"/>
-        <w:numPr>
-          <w:ilvl w:val="0"/>
-          <w:numId w:val="1012"/>
-        </w:numPr>
-      </w:pPr>
-      <w:r>
-        <w:t xml:space="preserve">Each fit leaves out one fold,</w:t>
-      </w:r>
-      <w:r>
-        <w:t xml:space="preserve"> </w:t>
-      </w:r>
-      <w:r>
-        <w:t xml:space="preserve">so it uses</w:t>
-      </w:r>
-      <w:r>
-        <w:t xml:space="preserve"> </w:t>
-      </w:r>
-      <m:oMath>
-        <m:r>
-          <m:t>32</m:t>
-        </m:r>
-        <m:r>
-          <m:rPr>
-            <m:sty m:val="p"/>
-          </m:rPr>
-          <m:t>−</m:t>
-        </m:r>
-        <m:r>
-          <m:t>8</m:t>
-        </m:r>
-        <m:r>
-          <m:rPr>
-            <m:sty m:val="p"/>
-          </m:rPr>
-          <m:t>=</m:t>
-        </m:r>
-        <m:r>
-          <m:t>24</m:t>
-        </m:r>
-      </m:oMath>
-      <w:r>
-        <w:t xml:space="preserve"> </w:t>
-      </w:r>
-      <w:r>
-        <w:t xml:space="preserve">cars.</w:t>
-      </w:r>
-    </w:p>
-    <w:p>
-      <w:pPr>
-        <w:pStyle w:val="Compact"/>
-        <w:numPr>
-          <w:ilvl w:val="0"/>
-          <w:numId w:val="1012"/>
-        </w:numPr>
-      </w:pPr>
-      <w:r>
-        <w:t xml:space="preserve">One model per fold, so</w:t>
-      </w:r>
-      <w:r>
-        <w:t xml:space="preserve"> </w:t>
-      </w:r>
-      <m:oMath>
-        <m:r>
-          <m:t>4</m:t>
-        </m:r>
-      </m:oMath>
-      <w:r>
-        <w:t xml:space="preserve"> </w:t>
-      </w:r>
-      <w:r>
-        <w:t xml:space="preserve">models.</w:t>
-      </w:r>
-    </w:p>
-    <w:p>
-      <w:pPr>
-        <w:pStyle w:val="Compact"/>
-        <w:numPr>
-          <w:ilvl w:val="0"/>
-          <w:numId w:val="1012"/>
-        </w:numPr>
-      </w:pPr>
-      <w:r>
-        <w:t xml:space="preserve">A given car is in exactly one fold.</w:t>
-      </w:r>
-      <w:r>
-        <w:t xml:space="preserve"> </w:t>
-      </w:r>
-      <w:r>
-        <w:t xml:space="preserve">It is used for prediction once,</w:t>
-      </w:r>
-      <w:r>
-        <w:t xml:space="preserve"> </w:t>
-      </w:r>
-      <w:r>
-        <w:t xml:space="preserve">when its fold is left out,</w:t>
-      </w:r>
-      <w:r>
-        <w:t xml:space="preserve"> </w:t>
-      </w:r>
-      <w:r>
-        <w:t xml:space="preserve">and for fitting in the other</w:t>
-      </w:r>
-      <w:r>
-        <w:t xml:space="preserve"> </w:t>
-      </w:r>
-      <m:oMath>
-        <m:r>
-          <m:t>3</m:t>
-        </m:r>
-      </m:oMath>
-      <w:r>
-        <w:t xml:space="preserve"> </w:t>
-      </w:r>
-      <w:r>
-        <w:t xml:space="preserve">fits.</w:t>
-      </w:r>
-    </w:p>
-    <w:bookmarkEnd w:id="186"/>
-    <w:bookmarkStart w:id="188" w:name="def-folds"/>
+    <w:bookmarkStart w:id="187" w:name="def-folds"/>
     <w:p>
       <w:pPr>
         <w:pStyle w:val="FirstParagraph"/>
@@ -44211,7 +43627,7 @@
       <w:pPr>
         <w:pStyle w:val="BodyText"/>
       </w:pPr>
-      <w:bookmarkStart w:id="187" w:name="eq-folds"/>
+      <w:bookmarkStart w:id="186" w:name="eq-folds"/>
       <m:oMathPara>
         <m:oMathParaPr>
           <m:jc m:val="center"/>
@@ -44302,10 +43718,10 @@
           </m:r>
         </m:oMath>
       </m:oMathPara>
-      <w:bookmarkEnd w:id="187"/>
+      <w:bookmarkEnd w:id="186"/>
     </w:p>
-    <w:bookmarkEnd w:id="188"/>
-    <w:bookmarkStart w:id="189" w:name="rem-source-folds"/>
+    <w:bookmarkEnd w:id="187"/>
+    <w:bookmarkStart w:id="188" w:name="rem-source-folds"/>
     <w:p>
       <w:pPr>
         <w:pStyle w:val="FirstParagraph"/>
@@ -44315,7 +43731,7 @@
           <w:i/>
           <w:iCs/>
         </w:rPr>
-        <w:t xml:space="preserve">Remark 20</w:t>
+        <w:t xml:space="preserve">Remark 19</w:t>
       </w:r>
       <w:r>
         <w:t xml:space="preserve"> (Source: Folds). </w:t>
@@ -44359,8 +43775,8 @@
         <w:t xml:space="preserve">roughly equal-sized parts.</w:t>
       </w:r>
     </w:p>
-    <w:bookmarkEnd w:id="189"/>
-    <w:bookmarkStart w:id="191" w:name="def-fold-size"/>
+    <w:bookmarkEnd w:id="188"/>
+    <w:bookmarkStart w:id="190" w:name="def-fold-size"/>
     <w:p>
       <w:pPr>
         <w:pStyle w:val="BodyText"/>
@@ -44454,7 +43870,7 @@
       <w:pPr>
         <w:pStyle w:val="BodyText"/>
       </w:pPr>
-      <w:bookmarkStart w:id="190" w:name="eq-fold-size"/>
+      <w:bookmarkStart w:id="189" w:name="eq-fold-size"/>
       <m:oMathPara>
         <m:oMathParaPr>
           <m:jc m:val="center"/>
@@ -44549,10 +43965,10 @@
           </m:r>
         </m:oMath>
       </m:oMathPara>
-      <w:bookmarkEnd w:id="190"/>
+      <w:bookmarkEnd w:id="189"/>
     </w:p>
-    <w:bookmarkEnd w:id="191"/>
-    <w:bookmarkStart w:id="193" w:name="def-fold-assignment"/>
+    <w:bookmarkEnd w:id="190"/>
+    <w:bookmarkStart w:id="192" w:name="def-fold-assignment"/>
     <w:p>
       <w:pPr>
         <w:pStyle w:val="FirstParagraph"/>
@@ -44707,7 +44123,7 @@
       <w:pPr>
         <w:pStyle w:val="BodyText"/>
       </w:pPr>
-      <w:bookmarkStart w:id="192" w:name="eq-fold-assignment"/>
+      <w:bookmarkStart w:id="191" w:name="eq-fold-assignment"/>
       <m:oMathPara>
         <m:oMathParaPr>
           <m:jc m:val="center"/>
@@ -44783,10 +44199,10 @@
           </m:r>
         </m:oMath>
       </m:oMathPara>
-      <w:bookmarkEnd w:id="192"/>
+      <w:bookmarkEnd w:id="191"/>
     </w:p>
-    <w:bookmarkEnd w:id="193"/>
-    <w:bookmarkStart w:id="194" w:name="rem-source-fold-assignment"/>
+    <w:bookmarkEnd w:id="192"/>
+    <w:bookmarkStart w:id="193" w:name="rem-source-fold-assignment"/>
     <w:p>
       <w:pPr>
         <w:pStyle w:val="FirstParagraph"/>
@@ -44796,7 +44212,7 @@
           <w:i/>
           <w:iCs/>
         </w:rPr>
-        <w:t xml:space="preserve">Remark 21</w:t>
+        <w:t xml:space="preserve">Remark 20</w:t>
       </w:r>
       <w:r>
         <w:t xml:space="preserve"> (Source: Fold assignment). </w:t>
@@ -44847,8 +44263,8 @@
         <w:t xml:space="preserve">.</w:t>
       </w:r>
     </w:p>
-    <w:bookmarkEnd w:id="194"/>
-    <w:bookmarkStart w:id="196" w:name="def-fold-out-rule"/>
+    <w:bookmarkEnd w:id="193"/>
+    <w:bookmarkStart w:id="195" w:name="def-fold-out-rule"/>
     <w:p>
       <w:pPr>
         <w:pStyle w:val="BodyText"/>
@@ -45040,7 +44456,7 @@
       <w:pPr>
         <w:pStyle w:val="BodyText"/>
       </w:pPr>
-      <w:bookmarkStart w:id="195" w:name="eq-fold-out-rule"/>
+      <w:bookmarkStart w:id="194" w:name="eq-fold-out-rule"/>
       <m:oMathPara>
         <m:oMathParaPr>
           <m:jc m:val="center"/>
@@ -45273,10 +44689,10 @@
           </m:r>
         </m:oMath>
       </m:oMathPara>
-      <w:bookmarkEnd w:id="195"/>
+      <w:bookmarkEnd w:id="194"/>
     </w:p>
-    <w:bookmarkEnd w:id="196"/>
-    <w:bookmarkStart w:id="197" w:name="rem-source-fold-out-rule"/>
+    <w:bookmarkEnd w:id="195"/>
+    <w:bookmarkStart w:id="196" w:name="rem-source-fold-out-rule"/>
     <w:p>
       <w:pPr>
         <w:pStyle w:val="FirstParagraph"/>
@@ -45286,7 +44702,7 @@
           <w:i/>
           <w:iCs/>
         </w:rPr>
-        <w:t xml:space="preserve">Remark 22</w:t>
+        <w:t xml:space="preserve">Remark 21</w:t>
       </w:r>
       <w:r>
         <w:t xml:space="preserve"> (Source: Fold-out rule). </w:t>
@@ -45348,8 +44764,8 @@
         <w:t xml:space="preserve">.</w:t>
       </w:r>
     </w:p>
-    <w:bookmarkEnd w:id="197"/>
-    <w:bookmarkStart w:id="198" w:name="def-kfold"/>
+    <w:bookmarkEnd w:id="196"/>
+    <w:bookmarkStart w:id="197" w:name="def-kfold"/>
     <w:p>
       <w:pPr>
         <w:pStyle w:val="BodyText"/>
@@ -45403,7 +44819,7 @@
         <w:pStyle w:val="Compact"/>
         <w:numPr>
           <w:ilvl w:val="0"/>
-          <w:numId w:val="1013"/>
+          <w:numId w:val="1012"/>
         </w:numPr>
       </w:pPr>
       <w:r>
@@ -45440,7 +44856,7 @@
         <w:pStyle w:val="Compact"/>
         <w:numPr>
           <w:ilvl w:val="0"/>
-          <w:numId w:val="1013"/>
+          <w:numId w:val="1012"/>
         </w:numPr>
       </w:pPr>
       <w:r>
@@ -45517,7 +44933,7 @@
         <w:pStyle w:val="Compact"/>
         <w:numPr>
           <w:ilvl w:val="1"/>
-          <w:numId w:val="1014"/>
+          <w:numId w:val="1013"/>
         </w:numPr>
       </w:pPr>
       <w:r>
@@ -45653,7 +45069,7 @@
         <w:pStyle w:val="Compact"/>
         <w:numPr>
           <w:ilvl w:val="1"/>
-          <w:numId w:val="1014"/>
+          <w:numId w:val="1013"/>
         </w:numPr>
       </w:pPr>
       <w:r>
@@ -45689,15 +45105,15 @@
         <w:pStyle w:val="Compact"/>
         <w:numPr>
           <w:ilvl w:val="0"/>
-          <w:numId w:val="1013"/>
+          <w:numId w:val="1012"/>
         </w:numPr>
       </w:pPr>
       <w:r>
         <w:t xml:space="preserve">Compute a summary prediction-error measure across all folds.</w:t>
       </w:r>
     </w:p>
-    <w:bookmarkEnd w:id="198"/>
-    <w:bookmarkStart w:id="199" w:name="rem-kfold-vs-validation-set"/>
+    <w:bookmarkEnd w:id="197"/>
+    <w:bookmarkStart w:id="198" w:name="rem-kfold-vs-validation-set"/>
     <w:p>
       <w:pPr>
         <w:pStyle w:val="FirstParagraph"/>
@@ -45707,7 +45123,7 @@
           <w:i/>
           <w:iCs/>
         </w:rPr>
-        <w:t xml:space="preserve">Remark 23</w:t>
+        <w:t xml:space="preserve">Remark 22</w:t>
       </w:r>
       <w:r>
         <w:t xml:space="preserve"> (Cross-validation instead of a single validation set). </w:t>
@@ -45799,8 +45215,8 @@
         <w:t xml:space="preserve">give 4 fits on 24 cars each.</w:t>
       </w:r>
     </w:p>
-    <w:bookmarkEnd w:id="199"/>
-    <w:bookmarkStart w:id="201" w:name="def-cv-estimate"/>
+    <w:bookmarkEnd w:id="198"/>
+    <w:bookmarkStart w:id="200" w:name="def-cv-estimate"/>
     <w:p>
       <w:pPr>
         <w:pStyle w:val="BodyText"/>
@@ -45888,7 +45304,7 @@
       <w:r>
         <w:t xml:space="preserve"> </w:t>
       </w:r>
-      <w:hyperlink r:id="rId64">
+      <w:hyperlink r:id="rId63">
         <w:r>
           <w:rPr>
             <w:rStyle w:val="Hyperlink"/>
@@ -46016,7 +45432,7 @@
       <w:pPr>
         <w:pStyle w:val="BodyText"/>
       </w:pPr>
-      <w:bookmarkStart w:id="200" w:name="eq-cv-estimate"/>
+      <w:bookmarkStart w:id="199" w:name="eq-cv-estimate"/>
       <m:oMathPara>
         <m:oMathParaPr>
           <m:jc m:val="center"/>
@@ -46279,10 +45695,10 @@
           </m:r>
         </m:oMath>
       </m:oMathPara>
-      <w:bookmarkEnd w:id="200"/>
+      <w:bookmarkEnd w:id="199"/>
     </w:p>
-    <w:bookmarkEnd w:id="201"/>
-    <w:bookmarkStart w:id="202" w:name="rem-source-cv-estimate"/>
+    <w:bookmarkEnd w:id="200"/>
+    <w:bookmarkStart w:id="201" w:name="rem-source-cv-estimate"/>
     <w:p>
       <w:pPr>
         <w:pStyle w:val="FirstParagraph"/>
@@ -46292,7 +45708,7 @@
           <w:i/>
           <w:iCs/>
         </w:rPr>
-        <w:t xml:space="preserve">Remark 24</w:t>
+        <w:t xml:space="preserve">Remark 23</w:t>
       </w:r>
       <w:r>
         <w:t xml:space="preserve"> (Source: Cross-validation estimate). </w:t>
@@ -46334,8 +45750,8 @@
         <w:t xml:space="preserve">.</w:t>
       </w:r>
     </w:p>
-    <w:bookmarkEnd w:id="202"/>
-    <w:bookmarkStart w:id="203" w:name="exr-cv-estimate-by-fold"/>
+    <w:bookmarkEnd w:id="201"/>
+    <w:bookmarkStart w:id="202" w:name="exr-cv-estimate-by-fold"/>
     <w:p>
       <w:pPr>
         <w:pStyle w:val="BodyText"/>
@@ -46540,8 +45956,8 @@
         <w:t xml:space="preserve">.</w:t>
       </w:r>
     </w:p>
-    <w:bookmarkEnd w:id="203"/>
-    <w:bookmarkStart w:id="204" w:name="sol-cv-estimate-by-fold"/>
+    <w:bookmarkEnd w:id="202"/>
+    <w:bookmarkStart w:id="203" w:name="sol-cv-estimate-by-fold"/>
     <w:p>
       <w:pPr>
         <w:pStyle w:val="BodyText"/>
@@ -47702,8 +47118,8 @@
         <w:t xml:space="preserve">so each inner sum uses a single fitted rule.</w:t>
       </w:r>
     </w:p>
-    <w:bookmarkEnd w:id="204"/>
-    <w:bookmarkStart w:id="206" w:name="thm-cv-estimate-by-fold"/>
+    <w:bookmarkEnd w:id="203"/>
+    <w:bookmarkStart w:id="205" w:name="thm-cv-estimate-by-fold"/>
     <w:p>
       <w:pPr>
         <w:pStyle w:val="BodyText"/>
@@ -47792,7 +47208,7 @@
       <w:pPr>
         <w:pStyle w:val="BodyText"/>
       </w:pPr>
-      <w:bookmarkStart w:id="205" w:name="eq-cv-estimate-by-fold"/>
+      <w:bookmarkStart w:id="204" w:name="eq-cv-estimate-by-fold"/>
       <m:oMathPara>
         <m:oMathParaPr>
           <m:jc m:val="center"/>
@@ -48065,9 +47481,9 @@
           </m:r>
         </m:oMath>
       </m:oMathPara>
-      <w:bookmarkEnd w:id="205"/>
+      <w:bookmarkEnd w:id="204"/>
     </w:p>
-    <w:bookmarkEnd w:id="206"/>
+    <w:bookmarkEnd w:id="205"/>
     <w:p>
       <w:pPr>
         <w:pStyle w:val="FirstParagraph"/>
@@ -48100,7 +47516,7 @@
         <w:t xml:space="preserve">.</w:t>
       </w:r>
     </w:p>
-    <w:bookmarkStart w:id="208" w:name="def-fold-mse"/>
+    <w:bookmarkStart w:id="207" w:name="def-fold-mse"/>
     <w:p>
       <w:pPr>
         <w:pStyle w:val="BodyText"/>
@@ -48195,7 +47611,7 @@
       <w:r>
         <w:t xml:space="preserve"> </w:t>
       </w:r>
-      <w:hyperlink r:id="rId64">
+      <w:hyperlink r:id="rId63">
         <w:r>
           <w:rPr>
             <w:rStyle w:val="Hyperlink"/>
@@ -48268,7 +47684,7 @@
       <w:pPr>
         <w:pStyle w:val="BodyText"/>
       </w:pPr>
-      <w:bookmarkStart w:id="207" w:name="eq-fold-mse"/>
+      <w:bookmarkStart w:id="206" w:name="eq-fold-mse"/>
       <m:oMathPara>
         <m:oMathParaPr>
           <m:jc m:val="center"/>
@@ -48508,10 +47924,10 @@
           </m:r>
         </m:oMath>
       </m:oMathPara>
-      <w:bookmarkEnd w:id="207"/>
+      <w:bookmarkEnd w:id="206"/>
     </w:p>
-    <w:bookmarkEnd w:id="208"/>
-    <w:bookmarkStart w:id="209" w:name="rem-source-fold-mse"/>
+    <w:bookmarkEnd w:id="207"/>
+    <w:bookmarkStart w:id="208" w:name="rem-source-fold-mse"/>
     <w:p>
       <w:pPr>
         <w:pStyle w:val="FirstParagraph"/>
@@ -48521,7 +47937,7 @@
           <w:i/>
           <w:iCs/>
         </w:rPr>
-        <w:t xml:space="preserve">Remark 25</w:t>
+        <w:t xml:space="preserve">Remark 24</w:t>
       </w:r>
       <w:r>
         <w:t xml:space="preserve"> (Source: Fold mean squared error). </w:t>
@@ -48591,8 +48007,8 @@
         <w:t xml:space="preserve">.</w:t>
       </w:r>
     </w:p>
-    <w:bookmarkEnd w:id="209"/>
-    <w:bookmarkStart w:id="210" w:name="rem-cv-estimate"/>
+    <w:bookmarkEnd w:id="208"/>
+    <w:bookmarkStart w:id="209" w:name="rem-cv-estimate"/>
     <w:p>
       <w:pPr>
         <w:pStyle w:val="BodyText"/>
@@ -48602,7 +48018,7 @@
           <w:i/>
           <w:iCs/>
         </w:rPr>
-        <w:t xml:space="preserve">Remark 26</w:t>
+        <w:t xml:space="preserve">Remark 25</w:t>
       </w:r>
       <w:r>
         <w:t xml:space="preserve"> (What the cross-validation estimate estimates). </w:t>
@@ -49271,8 +48687,8 @@
         <w:t xml:space="preserve">use.</w:t>
       </w:r>
     </w:p>
-    <w:bookmarkEnd w:id="210"/>
-    <w:bookmarkStart w:id="211" w:name="rem-choosing-k"/>
+    <w:bookmarkEnd w:id="209"/>
+    <w:bookmarkStart w:id="210" w:name="rem-choosing-k"/>
     <w:p>
       <w:pPr>
         <w:pStyle w:val="BodyText"/>
@@ -49282,7 +48698,7 @@
           <w:i/>
           <w:iCs/>
         </w:rPr>
-        <w:t xml:space="preserve">Remark 27</w:t>
+        <w:t xml:space="preserve">Remark 26</w:t>
       </w:r>
       <w:r>
         <w:t xml:space="preserve"> (Choosing the number of folds). </w:t>
@@ -49325,7 +48741,7 @@
         <w:pStyle w:val="Compact"/>
         <w:numPr>
           <w:ilvl w:val="0"/>
-          <w:numId w:val="1015"/>
+          <w:numId w:val="1014"/>
         </w:numPr>
       </w:pPr>
       <w:r>
@@ -49506,7 +48922,7 @@
         <w:pStyle w:val="Compact"/>
         <w:numPr>
           <w:ilvl w:val="0"/>
-          <w:numId w:val="1015"/>
+          <w:numId w:val="1014"/>
         </w:numPr>
       </w:pPr>
       <w:r>
@@ -49600,7 +49016,7 @@
         <w:pStyle w:val="Compact"/>
         <w:numPr>
           <w:ilvl w:val="0"/>
-          <w:numId w:val="1015"/>
+          <w:numId w:val="1014"/>
         </w:numPr>
       </w:pPr>
       <w:r>
@@ -49679,8 +49095,8 @@
         <w:t xml:space="preserve">is the usual compromise.</w:t>
       </w:r>
     </w:p>
-    <w:bookmarkEnd w:id="211"/>
-    <w:bookmarkStart w:id="216" w:name="exm-kfold-simulated"/>
+    <w:bookmarkEnd w:id="210"/>
+    <w:bookmarkStart w:id="215" w:name="exm-kfold-simulated"/>
     <w:p>
       <w:pPr>
         <w:pStyle w:val="BodyText"/>
@@ -50912,7 +50328,7 @@
       <w:tr>
         <w:tc>
           <w:tcPr/>
-          <w:bookmarkStart w:id="215" w:name="fig-cv-simulated"/>
+          <w:bookmarkStart w:id="214" w:name="fig-cv-simulated"/>
           <w:p>
             <w:pPr>
               <w:pStyle w:val="SourceCode"/>
@@ -51858,18 +51274,18 @@
                 <wp:inline>
                   <wp:extent cx="4620126" cy="3696101"/>
                   <wp:effectExtent b="0" l="0" r="0" t="0"/>
-                  <wp:docPr descr="" title="" id="213" name="Picture"/>
+                  <wp:docPr descr="" title="" id="212" name="Picture"/>
                   <a:graphic>
                     <a:graphicData uri="http://schemas.openxmlformats.org/drawingml/2006/picture">
                       <pic:pic>
                         <pic:nvPicPr>
-                          <pic:cNvPr descr="model-validation_files/figure-docx/cv-simulated-plot-1.png" id="214" name="Picture"/>
+                          <pic:cNvPr descr="model-validation_files/figure-docx/cv-simulated-plot-1.png" id="213" name="Picture"/>
                           <pic:cNvPicPr>
                             <a:picLocks noChangeArrowheads="1" noChangeAspect="1"/>
                           </pic:cNvPicPr>
                         </pic:nvPicPr>
                         <pic:blipFill>
-                          <a:blip r:embed="rId212"/>
+                          <a:blip r:embed="rId211"/>
                           <a:stretch>
                             <a:fillRect/>
                           </a:stretch>
@@ -51938,7 +51354,7 @@
               <w:t xml:space="preserve">could be computed from real data.</w:t>
             </w:r>
           </w:p>
-          <w:bookmarkEnd w:id="215"/>
+          <w:bookmarkEnd w:id="214"/>
         </w:tc>
       </w:tr>
     </w:tbl>
@@ -52425,7 +51841,7 @@
           <w:rPr>
             <w:rStyle w:val="Hyperlink"/>
           </w:rPr>
-          <w:t xml:space="preserve">Remark 26</w:t>
+          <w:t xml:space="preserve">Remark 25</w:t>
         </w:r>
       </w:hyperlink>
       <w:r>
@@ -52489,7 +51905,7 @@
           <w:rPr>
             <w:rStyle w:val="Hyperlink"/>
           </w:rPr>
-          <w:t xml:space="preserve">Remark 26</w:t>
+          <w:t xml:space="preserve">Remark 25</w:t>
         </w:r>
       </w:hyperlink>
       <w:r>
@@ -53839,8 +53255,8 @@
         <w:t xml:space="preserve">new ones.</w:t>
       </w:r>
     </w:p>
-    <w:bookmarkEnd w:id="216"/>
-    <w:bookmarkStart w:id="219" w:name="exm-kfold-mtcars"/>
+    <w:bookmarkEnd w:id="215"/>
+    <w:bookmarkStart w:id="218" w:name="exm-kfold-mtcars"/>
     <w:p>
       <w:pPr>
         <w:pStyle w:val="BodyText"/>
@@ -54043,7 +53459,7 @@
       <w:tr>
         <w:tc>
           <w:tcPr/>
-          <w:bookmarkStart w:id="217" w:name="tbl-cv-mtcars-repeats"/>
+          <w:bookmarkStart w:id="216" w:name="tbl-cv-mtcars-repeats"/>
           <w:p>
             <w:pPr>
               <w:jc w:val="center"/>
@@ -54699,7 +54115,7 @@
               <w:t xml:space="preserve">#&gt; 5         5     3.38     2.74     2.78     2.81</w:t>
             </w:r>
           </w:p>
-          <w:bookmarkEnd w:id="217"/>
+          <w:bookmarkEnd w:id="216"/>
         </w:tc>
       </w:tr>
     </w:tbl>
@@ -54724,7 +54140,7 @@
       <w:tr>
         <w:tc>
           <w:tcPr/>
-          <w:bookmarkStart w:id="218" w:name="tbl-cv-mtcars"/>
+          <w:bookmarkStart w:id="217" w:name="tbl-cv-mtcars"/>
           <w:p>
             <w:pPr>
               <w:jc w:val="center"/>
@@ -55080,7 +54496,7 @@
               <w:t xml:space="preserve">#&gt; 5         5 2       2.74</w:t>
             </w:r>
           </w:p>
-          <w:bookmarkEnd w:id="218"/>
+          <w:bookmarkEnd w:id="217"/>
         </w:tc>
       </w:tr>
     </w:tbl>
@@ -55770,9 +55186,9 @@
         <w:t xml:space="preserve">may not survive a different split.</w:t>
       </w:r>
     </w:p>
+    <w:bookmarkEnd w:id="218"/>
     <w:bookmarkEnd w:id="219"/>
-    <w:bookmarkEnd w:id="220"/>
-    <w:bookmarkStart w:id="248" w:name="sec-loocv"/>
+    <w:bookmarkStart w:id="247" w:name="sec-loocv"/>
     <w:p>
       <w:pPr>
         <w:pStyle w:val="Heading2"/>
@@ -55781,7 +55197,7 @@
         <w:t xml:space="preserve">7 Leave-one-out cross-validation</w:t>
       </w:r>
     </w:p>
-    <w:bookmarkStart w:id="221" w:name="exr-loocv"/>
+    <w:bookmarkStart w:id="220" w:name="exr-loocv"/>
     <w:p>
       <w:pPr>
         <w:pStyle w:val="FirstParagraph"/>
@@ -55885,7 +55301,7 @@
         <w:pStyle w:val="Compact"/>
         <w:numPr>
           <w:ilvl w:val="0"/>
-          <w:numId w:val="1016"/>
+          <w:numId w:val="1015"/>
         </w:numPr>
       </w:pPr>
       <w:r>
@@ -55897,7 +55313,7 @@
         <w:pStyle w:val="Compact"/>
         <w:numPr>
           <w:ilvl w:val="0"/>
-          <w:numId w:val="1016"/>
+          <w:numId w:val="1015"/>
         </w:numPr>
       </w:pPr>
       <w:r>
@@ -55909,7 +55325,7 @@
         <w:pStyle w:val="Compact"/>
         <w:numPr>
           <w:ilvl w:val="0"/>
-          <w:numId w:val="1016"/>
+          <w:numId w:val="1015"/>
         </w:numPr>
       </w:pPr>
       <w:r>
@@ -55991,8 +55407,8 @@
         <w:t xml:space="preserve">) differ?</w:t>
       </w:r>
     </w:p>
-    <w:bookmarkEnd w:id="221"/>
-    <w:bookmarkStart w:id="222" w:name="sol-loocv"/>
+    <w:bookmarkEnd w:id="220"/>
+    <w:bookmarkStart w:id="221" w:name="sol-loocv"/>
     <w:p>
       <w:pPr>
         <w:pStyle w:val="FirstParagraph"/>
@@ -56013,7 +55429,7 @@
         <w:pStyle w:val="Compact"/>
         <w:numPr>
           <w:ilvl w:val="0"/>
-          <w:numId w:val="1017"/>
+          <w:numId w:val="1016"/>
         </w:numPr>
       </w:pPr>
       <m:oMath>
@@ -56051,7 +55467,7 @@
         <w:pStyle w:val="Compact"/>
         <w:numPr>
           <w:ilvl w:val="0"/>
-          <w:numId w:val="1017"/>
+          <w:numId w:val="1016"/>
         </w:numPr>
       </w:pPr>
       <w:r>
@@ -56115,7 +55531,7 @@
         <w:pStyle w:val="Compact"/>
         <w:numPr>
           <w:ilvl w:val="0"/>
-          <w:numId w:val="1017"/>
+          <w:numId w:val="1016"/>
         </w:numPr>
       </w:pPr>
       <w:r>
@@ -56189,8 +55605,8 @@
         <w:t xml:space="preserve">the estimate is not random.</w:t>
       </w:r>
     </w:p>
-    <w:bookmarkEnd w:id="222"/>
-    <w:bookmarkStart w:id="224" w:name="def-loocv"/>
+    <w:bookmarkEnd w:id="221"/>
+    <w:bookmarkStart w:id="223" w:name="def-loocv"/>
     <w:p>
       <w:pPr>
         <w:pStyle w:val="FirstParagraph"/>
@@ -56498,7 +55914,7 @@
       <w:pPr>
         <w:pStyle w:val="BodyText"/>
       </w:pPr>
-      <w:bookmarkStart w:id="223" w:name="eq-loocv"/>
+      <w:bookmarkStart w:id="222" w:name="eq-loocv"/>
       <m:oMathPara>
         <m:oMathParaPr>
           <m:jc m:val="center"/>
@@ -56748,7 +56164,7 @@
           </m:r>
         </m:oMath>
       </m:oMathPara>
-      <w:bookmarkEnd w:id="223"/>
+      <w:bookmarkEnd w:id="222"/>
     </w:p>
     <w:p>
       <w:pPr>
@@ -56767,8 +56183,8 @@
         <w:t xml:space="preserve">.</w:t>
       </w:r>
     </w:p>
-    <w:bookmarkEnd w:id="224"/>
-    <w:bookmarkStart w:id="225" w:name="lem-loocv-not-random"/>
+    <w:bookmarkEnd w:id="223"/>
+    <w:bookmarkStart w:id="224" w:name="lem-loocv-not-random"/>
     <w:p>
       <w:pPr>
         <w:pStyle w:val="BodyText"/>
@@ -57117,7 +56533,7 @@
         <w:t xml:space="preserve">.</w:t>
       </w:r>
     </w:p>
-    <w:bookmarkEnd w:id="225"/>
+    <w:bookmarkEnd w:id="224"/>
     <w:p>
       <w:pPr>
         <w:pStyle w:val="BodyText"/>
@@ -57213,7 +56629,7 @@
       <w:pPr>
         <w:numPr>
           <w:ilvl w:val="0"/>
-          <w:numId w:val="1018"/>
+          <w:numId w:val="1017"/>
         </w:numPr>
       </w:pPr>
       <w:r>
@@ -57357,7 +56773,7 @@
       <w:pPr>
         <w:numPr>
           <w:ilvl w:val="0"/>
-          <w:numId w:val="1018"/>
+          <w:numId w:val="1017"/>
         </w:numPr>
       </w:pPr>
       <w:r>
@@ -57572,7 +56988,7 @@
       <w:pPr>
         <w:numPr>
           <w:ilvl w:val="0"/>
-          <w:numId w:val="1018"/>
+          <w:numId w:val="1017"/>
         </w:numPr>
       </w:pPr>
       <w:r>
@@ -57996,7 +57412,7 @@
       <w:pPr>
         <w:numPr>
           <w:ilvl w:val="0"/>
-          <w:numId w:val="1018"/>
+          <w:numId w:val="1017"/>
         </w:numPr>
       </w:pPr>
       <w:r>
@@ -58091,7 +57507,7 @@
       <w:pPr>
         <w:numPr>
           <w:ilvl w:val="0"/>
-          <w:numId w:val="1018"/>
+          <w:numId w:val="1017"/>
         </w:numPr>
       </w:pPr>
       <w:r>
@@ -58312,7 +57728,7 @@
       <w:pPr>
         <w:numPr>
           <w:ilvl w:val="0"/>
-          <w:numId w:val="1018"/>
+          <w:numId w:val="1017"/>
         </w:numPr>
       </w:pPr>
       <w:r>
@@ -58643,7 +58059,7 @@
         <w:t xml:space="preserve">fits, with the folds numbered differently.</w:t>
       </w:r>
     </w:p>
-    <w:bookmarkStart w:id="227" w:name="def-term-vector"/>
+    <w:bookmarkStart w:id="226" w:name="def-term-vector"/>
     <w:p>
       <w:pPr>
         <w:pStyle w:val="FirstParagraph"/>
@@ -58886,16 +58302,16 @@
       <w:pPr>
         <w:pStyle w:val="BodyText"/>
       </w:pPr>
-      <w:bookmarkStart w:id="226" w:name="eq-term-vector"/>
+      <w:bookmarkStart w:id="225" w:name="eq-term-vector"/>
       <w:r>
         <w:t xml:space="preserve">$$
     \mathord{\smash[b]{\underset{\raise.3ex\hbox{$\scriptstyle\sim$}}{t}}\vphantom{t}}_{i} \stackrel{\text{def}}{=}{\mathopen{}\left(t_{1}(x_{i}), \ldots, t_{p^{*}}(x_{i})\right)\mathclose{}}^{\top}.
      \qquad(41)$$</w:t>
       </w:r>
-      <w:bookmarkEnd w:id="226"/>
+      <w:bookmarkEnd w:id="225"/>
     </w:p>
-    <w:bookmarkEnd w:id="227"/>
-    <w:bookmarkStart w:id="229" w:name="rem-term-vector"/>
+    <w:bookmarkEnd w:id="226"/>
+    <w:bookmarkStart w:id="228" w:name="rem-term-vector"/>
     <w:p>
       <w:pPr>
         <w:pStyle w:val="FirstParagraph"/>
@@ -58905,7 +58321,7 @@
           <w:i/>
           <w:iCs/>
         </w:rPr>
-        <w:t xml:space="preserve">Remark 28</w:t>
+        <w:t xml:space="preserve">Remark 27</w:t>
       </w:r>
       <w:r>
         <w:t xml:space="preserve"> (The term vector of simple linear regression). </w:t>
@@ -58970,7 +58386,7 @@
       <w:r>
         <w:t xml:space="preserve"> </w:t>
       </w:r>
-      <w:hyperlink r:id="rId228">
+      <w:hyperlink r:id="rId227">
         <w:r>
           <w:rPr>
             <w:rStyle w:val="Hyperlink"/>
@@ -58988,8 +58404,8 @@
         <w:t xml:space="preserve">.</w:t>
       </w:r>
     </w:p>
-    <w:bookmarkEnd w:id="229"/>
-    <w:bookmarkStart w:id="231" w:name="def-cross-product-matrix"/>
+    <w:bookmarkEnd w:id="228"/>
+    <w:bookmarkStart w:id="230" w:name="def-cross-product-matrix"/>
     <w:p>
       <w:pPr>
         <w:pStyle w:val="BodyText"/>
@@ -59093,16 +58509,16 @@
       <w:pPr>
         <w:pStyle w:val="BodyText"/>
       </w:pPr>
-      <w:bookmarkStart w:id="230" w:name="eq-cross-product-matrix"/>
+      <w:bookmarkStart w:id="229" w:name="eq-cross-product-matrix"/>
       <w:r>
         <w:t xml:space="preserve">$$
     A\stackrel{\text{def}}{=}\sum_{i\in I} \mathord{\smash[b]{\underset{\raise.3ex\hbox{$\scriptstyle\sim$}}{t}}\vphantom{t}}_{i} {\mathord{\smash[b]{\underset{\raise.3ex\hbox{$\scriptstyle\sim$}}{t}}\vphantom{t}}_{i}}^{\top}.
      \qquad(42)$$</w:t>
       </w:r>
-      <w:bookmarkEnd w:id="230"/>
+      <w:bookmarkEnd w:id="229"/>
     </w:p>
-    <w:bookmarkEnd w:id="231"/>
-    <w:bookmarkStart w:id="233" w:name="rem-source-cross-product-matrix"/>
+    <w:bookmarkEnd w:id="230"/>
+    <w:bookmarkStart w:id="232" w:name="rem-source-cross-product-matrix"/>
     <w:p>
       <w:pPr>
         <w:pStyle w:val="FirstParagraph"/>
@@ -59112,7 +58528,7 @@
           <w:i/>
           <w:iCs/>
         </w:rPr>
-        <w:t xml:space="preserve">Remark 29</w:t>
+        <w:t xml:space="preserve">Remark 28</w:t>
       </w:r>
       <w:r>
         <w:t xml:space="preserve"> (Source: Cross-product matrix (sum-of-squares and cross-products matrix)). </w:t>
@@ -59151,7 +58567,7 @@
       <w:r>
         <w:t xml:space="preserve"> </w:t>
       </w:r>
-      <w:hyperlink r:id="rId232">
+      <w:hyperlink r:id="rId231">
         <w:r>
           <w:rPr>
             <w:rStyle w:val="Hyperlink"/>
@@ -59163,8 +58579,8 @@
         <w:t xml:space="preserve">).</w:t>
       </w:r>
     </w:p>
-    <w:bookmarkEnd w:id="233"/>
-    <w:bookmarkStart w:id="236" w:name="rem-cross-product-matrix"/>
+    <w:bookmarkEnd w:id="232"/>
+    <w:bookmarkStart w:id="235" w:name="rem-cross-product-matrix"/>
     <w:p>
       <w:pPr>
         <w:pStyle w:val="BodyText"/>
@@ -59174,7 +58590,7 @@
           <w:i/>
           <w:iCs/>
         </w:rPr>
-        <w:t xml:space="preserve">Remark 30</w:t>
+        <w:t xml:space="preserve">Remark 29</w:t>
       </w:r>
       <w:r>
         <w:t xml:space="preserve"> (Cross-product matrix as a matrix product). </w:t>
@@ -59443,18 +58859,18 @@
                 <wp:inline>
                   <wp:extent cx="152400" cy="152400"/>
                   <wp:effectExtent b="0" l="0" r="0" t="0"/>
-                  <wp:docPr descr="" title="" id="234" name="Picture"/>
+                  <wp:docPr descr="" title="" id="233" name="Picture"/>
                   <a:graphic>
                     <a:graphicData uri="http://schemas.openxmlformats.org/drawingml/2006/picture">
                       <pic:pic>
                         <pic:nvPicPr>
-                          <pic:cNvPr descr="/opt/quarto/share/formats/docx/note.png" id="235" name="Picture"/>
+                          <pic:cNvPr descr="/opt/quarto/share/formats/docx/note.png" id="234" name="Picture"/>
                           <pic:cNvPicPr>
                             <a:picLocks noChangeArrowheads="1" noChangeAspect="1"/>
                           </pic:cNvPicPr>
                         </pic:nvPicPr>
                         <pic:blipFill>
-                          <a:blip r:embed="rId180"/>
+                          <a:blip r:embed="rId179"/>
                           <a:stretch>
                             <a:fillRect/>
                           </a:stretch>
@@ -59534,7 +58950,7 @@
             <w:r>
               <w:t xml:space="preserve"> </w:t>
             </w:r>
-            <w:hyperlink r:id="rId232">
+            <w:hyperlink r:id="rId231">
               <w:r>
                 <w:rPr>
                   <w:rStyle w:val="Hyperlink"/>
@@ -59562,8 +58978,8 @@
         </w:tc>
       </w:tr>
     </w:tbl>
-    <w:bookmarkEnd w:id="236"/>
-    <w:bookmarkStart w:id="239" w:name="def-leverage"/>
+    <w:bookmarkEnd w:id="235"/>
+    <w:bookmarkStart w:id="238" w:name="def-leverage"/>
     <w:p>
       <w:pPr>
         <w:pStyle w:val="BodyText"/>
@@ -59584,7 +59000,7 @@
       <w:r>
         <w:t xml:space="preserve"> </w:t>
       </w:r>
-      <w:hyperlink r:id="rId237">
+      <w:hyperlink r:id="rId236">
         <w:r>
           <w:rPr>
             <w:rStyle w:val="Hyperlink"/>
@@ -59710,16 +59126,16 @@
       <w:pPr>
         <w:pStyle w:val="BodyText"/>
       </w:pPr>
-      <w:bookmarkStart w:id="238" w:name="eq-leverage"/>
+      <w:bookmarkStart w:id="237" w:name="eq-leverage"/>
       <w:r>
         <w:t xml:space="preserve">$$
     h_{i} \stackrel{\text{def}}{=}{\mathord{\smash[b]{\underset{\raise.3ex\hbox{$\scriptstyle\sim$}}{t}}\vphantom{t}}_{i}}^{\top} A^{-1} \mathord{\smash[b]{\underset{\raise.3ex\hbox{$\scriptstyle\sim$}}{t}}\vphantom{t}}_{i}.
      \qquad(43)$$</w:t>
       </w:r>
-      <w:bookmarkEnd w:id="238"/>
+      <w:bookmarkEnd w:id="237"/>
     </w:p>
-    <w:bookmarkEnd w:id="239"/>
-    <w:bookmarkStart w:id="241" w:name="rem-source-leverage"/>
+    <w:bookmarkEnd w:id="238"/>
+    <w:bookmarkStart w:id="240" w:name="rem-source-leverage"/>
     <w:p>
       <w:pPr>
         <w:pStyle w:val="FirstParagraph"/>
@@ -59729,7 +59145,7 @@
           <w:i/>
           <w:iCs/>
         </w:rPr>
-        <w:t xml:space="preserve">Remark 31</w:t>
+        <w:t xml:space="preserve">Remark 30</w:t>
       </w:r>
       <w:r>
         <w:t xml:space="preserve"> (Source: Leverage). </w:t>
@@ -59766,7 +59182,7 @@
       <w:r>
         <w:t xml:space="preserve"> </w:t>
       </w:r>
-      <w:hyperlink r:id="rId240">
+      <w:hyperlink r:id="rId239">
         <w:r>
           <w:rPr>
             <w:rStyle w:val="Hyperlink"/>
@@ -59778,8 +59194,8 @@
         <w:t xml:space="preserve">.</w:t>
       </w:r>
     </w:p>
-    <w:bookmarkEnd w:id="241"/>
-    <w:bookmarkStart w:id="244" w:name="thm-loocv-shortcut"/>
+    <w:bookmarkEnd w:id="240"/>
+    <w:bookmarkStart w:id="243" w:name="thm-loocv-shortcut"/>
     <w:p>
       <w:pPr>
         <w:pStyle w:val="BodyText"/>
@@ -59800,7 +59216,7 @@
       <w:r>
         <w:t xml:space="preserve"> </w:t>
       </w:r>
-      <w:hyperlink r:id="rId237">
+      <w:hyperlink r:id="rId236">
         <w:r>
           <w:rPr>
             <w:rStyle w:val="Hyperlink"/>
@@ -59900,7 +59316,7 @@
       <w:r>
         <w:t xml:space="preserve"> </w:t>
       </w:r>
-      <w:hyperlink r:id="rId242">
+      <w:hyperlink r:id="rId241">
         <w:r>
           <w:rPr>
             <w:rStyle w:val="Hyperlink"/>
@@ -59944,7 +59360,7 @@
       <w:r>
         <w:t xml:space="preserve"> </w:t>
       </w:r>
-      <w:hyperlink r:id="rId56">
+      <w:hyperlink r:id="rId55">
         <w:r>
           <w:rPr>
             <w:rStyle w:val="Hyperlink"/>
@@ -60026,7 +59442,7 @@
       <w:pPr>
         <w:pStyle w:val="BodyText"/>
       </w:pPr>
-      <w:bookmarkStart w:id="243" w:name="eq-loocv-shortcut"/>
+      <w:bookmarkStart w:id="242" w:name="eq-loocv-shortcut"/>
       <m:oMathPara>
         <m:oMathParaPr>
           <m:jc m:val="center"/>
@@ -60216,9 +59632,9 @@
           </m:r>
         </m:oMath>
       </m:oMathPara>
-      <w:bookmarkEnd w:id="243"/>
+      <w:bookmarkEnd w:id="242"/>
     </w:p>
-    <w:bookmarkEnd w:id="244"/>
+    <w:bookmarkEnd w:id="243"/>
     <w:p>
       <w:pPr>
         <w:pStyle w:val="FirstParagraph"/>
@@ -60298,7 +59714,7 @@
         <w:t xml:space="preserve">which this page does not develop.</w:t>
       </w:r>
     </w:p>
-    <w:bookmarkStart w:id="245" w:name="rem-source-loocv-shortcut"/>
+    <w:bookmarkStart w:id="244" w:name="rem-source-loocv-shortcut"/>
     <w:p>
       <w:pPr>
         <w:pStyle w:val="BodyText"/>
@@ -60308,7 +59724,7 @@
           <w:i/>
           <w:iCs/>
         </w:rPr>
-        <w:t xml:space="preserve">Remark 32</w:t>
+        <w:t xml:space="preserve">Remark 31</w:t>
       </w:r>
       <w:r>
         <w:t xml:space="preserve"> (Source: Leave-one-out cross-validation for least squares). </w:t>
@@ -60341,8 +59757,8 @@
         <w:t xml:space="preserve">for many linear fitting methods.</w:t>
       </w:r>
     </w:p>
-    <w:bookmarkEnd w:id="245"/>
-    <w:bookmarkStart w:id="246" w:name="exm-loocv-shortcut"/>
+    <w:bookmarkEnd w:id="244"/>
+    <w:bookmarkStart w:id="245" w:name="exm-loocv-shortcut"/>
     <w:p>
       <w:pPr>
         <w:pStyle w:val="BodyText"/>
@@ -61482,8 +60898,8 @@
         <w:t xml:space="preserve">rerunning it always gives the same choice.</w:t>
       </w:r>
     </w:p>
-    <w:bookmarkEnd w:id="246"/>
-    <w:bookmarkStart w:id="247" w:name="rem-loocv"/>
+    <w:bookmarkEnd w:id="245"/>
+    <w:bookmarkStart w:id="246" w:name="rem-loocv"/>
     <w:p>
       <w:pPr>
         <w:pStyle w:val="BodyText"/>
@@ -61493,7 +60909,7 @@
           <w:i/>
           <w:iCs/>
         </w:rPr>
-        <w:t xml:space="preserve">Remark 33</w:t>
+        <w:t xml:space="preserve">Remark 32</w:t>
       </w:r>
       <w:r>
         <w:t xml:space="preserve"> (When to use leave-one-out cross-validation). </w:t>
@@ -61532,7 +60948,7 @@
           <w:rPr>
             <w:rStyle w:val="Hyperlink"/>
           </w:rPr>
-          <w:t xml:space="preserve">Remark 27</w:t>
+          <w:t xml:space="preserve">Remark 26</w:t>
         </w:r>
       </w:hyperlink>
       <w:r>
@@ -61552,7 +60968,7 @@
           <w:rPr>
             <w:rStyle w:val="Hyperlink"/>
           </w:rPr>
-          <w:t xml:space="preserve">Remark 26</w:t>
+          <w:t xml:space="preserve">Remark 25</w:t>
         </w:r>
       </w:hyperlink>
       <w:r>
@@ -61955,8 +61371,8 @@
         <w:t xml:space="preserve">fits.</w:t>
       </w:r>
     </w:p>
+    <w:bookmarkEnd w:id="246"/>
     <w:bookmarkEnd w:id="247"/>
-    <w:bookmarkEnd w:id="248"/>
     <w:bookmarkStart w:id="277" w:name="sec-cv-model-choice"/>
     <w:p>
       <w:pPr>
@@ -61966,7 +61382,7 @@
         <w:t xml:space="preserve">8 Choosing a model by cross-validation</w:t>
       </w:r>
     </w:p>
-    <w:bookmarkStart w:id="250" w:name="def-cv-estimate-indexed"/>
+    <w:bookmarkStart w:id="249" w:name="def-cv-estimate-indexed"/>
     <w:p>
       <w:pPr>
         <w:pStyle w:val="FirstParagraph"/>
@@ -62344,7 +61760,7 @@
       <w:pPr>
         <w:pStyle w:val="BodyText"/>
       </w:pPr>
-      <w:bookmarkStart w:id="249" w:name="eq-cv-estimate-indexed"/>
+      <w:bookmarkStart w:id="248" w:name="eq-cv-estimate-indexed"/>
       <m:oMathPara>
         <m:oMathParaPr>
           <m:jc m:val="center"/>
@@ -62754,10 +62170,10 @@
           </m:r>
         </m:oMath>
       </m:oMathPara>
-      <w:bookmarkEnd w:id="249"/>
+      <w:bookmarkEnd w:id="248"/>
     </w:p>
-    <w:bookmarkEnd w:id="250"/>
-    <w:bookmarkStart w:id="252" w:name="def-cv-choice"/>
+    <w:bookmarkEnd w:id="249"/>
+    <w:bookmarkStart w:id="251" w:name="def-cv-choice"/>
     <w:p>
       <w:pPr>
         <w:pStyle w:val="FirstParagraph"/>
@@ -63099,7 +62515,7 @@
       <w:pPr>
         <w:pStyle w:val="BodyText"/>
       </w:pPr>
-      <w:bookmarkStart w:id="251" w:name="eq-cv-choice"/>
+      <w:bookmarkStart w:id="250" w:name="eq-cv-choice"/>
       <m:oMathPara>
         <m:oMathParaPr>
           <m:jc m:val="center"/>
@@ -63383,7 +62799,329 @@
           </m:r>
         </m:oMath>
       </m:oMathPara>
-      <w:bookmarkEnd w:id="251"/>
+      <w:bookmarkEnd w:id="250"/>
+    </w:p>
+    <w:bookmarkEnd w:id="251"/>
+    <w:bookmarkStart w:id="252" w:name="exm-cv-choice-inputs"/>
+    <w:p>
+      <w:pPr>
+        <w:pStyle w:val="FirstParagraph"/>
+      </w:pPr>
+      <w:r>
+        <w:rPr>
+          <w:b/>
+          <w:bCs/>
+        </w:rPr>
+        <w:t xml:space="preserve">Example 21 (Inputs of the cross-validation choice procedure)</w:t>
+      </w:r>
+      <w:r>
+        <w:t xml:space="preserve"> </w:t>
+      </w:r>
+      <w:r>
+        <w:t xml:space="preserve">The</w:t>
+      </w:r>
+      <w:r>
+        <w:t xml:space="preserve"> </w:t>
+      </w:r>
+      <w:hyperlink w:anchor="def-cv-choice">
+        <w:r>
+          <w:rPr>
+            <w:rStyle w:val="Hyperlink"/>
+          </w:rPr>
+          <w:t xml:space="preserve">cross-validation choice procedure</w:t>
+        </w:r>
+      </w:hyperlink>
+      <w:r>
+        <w:t xml:space="preserve"> </w:t>
+      </w:r>
+      <m:oMath>
+        <m:r>
+          <m:t>g</m:t>
+        </m:r>
+      </m:oMath>
+      <w:r>
+        <w:t xml:space="preserve"> </w:t>
+      </w:r>
+      <w:r>
+        <w:t xml:space="preserve">over polynomials of several degrees is specified by these inputs:</w:t>
+      </w:r>
+    </w:p>
+    <w:p>
+      <w:pPr>
+        <w:pStyle w:val="Compact"/>
+        <w:numPr>
+          <w:ilvl w:val="0"/>
+          <w:numId w:val="1018"/>
+        </w:numPr>
+      </w:pPr>
+      <w:hyperlink w:anchor="def-model-family">
+        <w:r>
+          <w:rPr>
+            <w:rStyle w:val="Hyperlink"/>
+          </w:rPr>
+          <w:t xml:space="preserve">model family</w:t>
+        </w:r>
+      </w:hyperlink>
+      <w:r>
+        <w:t xml:space="preserve"> </w:t>
+      </w:r>
+      <m:oMath>
+        <m:r>
+          <m:rPr>
+            <m:scr m:val="script"/>
+            <m:sty m:val="p"/>
+          </m:rPr>
+          <m:t>H</m:t>
+        </m:r>
+      </m:oMath>
+      <w:r>
+        <w:t xml:space="preserve">: the polynomials of every candidate degree;</w:t>
+      </w:r>
+    </w:p>
+    <w:p>
+      <w:pPr>
+        <w:pStyle w:val="Compact"/>
+        <w:numPr>
+          <w:ilvl w:val="0"/>
+          <w:numId w:val="1018"/>
+        </w:numPr>
+      </w:pPr>
+      <w:hyperlink w:anchor="def-objective-function">
+        <w:r>
+          <w:rPr>
+            <w:rStyle w:val="Hyperlink"/>
+          </w:rPr>
+          <w:t xml:space="preserve">objective function</w:t>
+        </w:r>
+      </w:hyperlink>
+      <w:r>
+        <w:t xml:space="preserve"> </w:t>
+      </w:r>
+      <m:oMath>
+        <m:r>
+          <m:rPr>
+            <m:scr m:val="script"/>
+            <m:sty m:val="p"/>
+          </m:rPr>
+          <m:t>J</m:t>
+        </m:r>
+      </m:oMath>
+      <w:r>
+        <w:t xml:space="preserve">: the residual sum of squares within each candidate, and the</w:t>
+      </w:r>
+      <w:r>
+        <w:t xml:space="preserve"> </w:t>
+      </w:r>
+      <w:hyperlink w:anchor="def-cv-estimate-indexed">
+        <w:r>
+          <w:rPr>
+            <w:rStyle w:val="Hyperlink"/>
+          </w:rPr>
+          <w:t xml:space="preserve">cross-validation estimate</w:t>
+        </w:r>
+      </w:hyperlink>
+      <w:r>
+        <w:t xml:space="preserve"> </w:t>
+      </w:r>
+      <w:r>
+        <w:t xml:space="preserve">between candidates;</w:t>
+      </w:r>
+    </w:p>
+    <w:p>
+      <w:pPr>
+        <w:pStyle w:val="Compact"/>
+        <w:numPr>
+          <w:ilvl w:val="0"/>
+          <w:numId w:val="1018"/>
+        </w:numPr>
+      </w:pPr>
+      <w:hyperlink w:anchor="def-optimization-algorithm">
+        <w:r>
+          <w:rPr>
+            <w:rStyle w:val="Hyperlink"/>
+          </w:rPr>
+          <w:t xml:space="preserve">optimization algorithm</w:t>
+        </w:r>
+      </w:hyperlink>
+      <w:r>
+        <w:t xml:space="preserve"> </w:t>
+      </w:r>
+      <m:oMath>
+        <m:r>
+          <m:rPr>
+            <m:scr m:val="script"/>
+            <m:sty m:val="p"/>
+          </m:rPr>
+          <m:t>A</m:t>
+        </m:r>
+      </m:oMath>
+      <w:r>
+        <w:t xml:space="preserve">: the normal equations for each candidate, then keeping the candidate with the smallest cross-validation estimate of its</w:t>
+      </w:r>
+      <w:r>
+        <w:t xml:space="preserve"> </w:t>
+      </w:r>
+      <w:hyperlink w:anchor="def-expected-generalization-error">
+        <w:r>
+          <w:rPr>
+            <w:rStyle w:val="Hyperlink"/>
+          </w:rPr>
+          <w:t xml:space="preserve">expected generalization error</w:t>
+        </w:r>
+      </w:hyperlink>
+      <w:r>
+        <w:t xml:space="preserve"> </w:t>
+      </w:r>
+      <m:oMath>
+        <m:sSup>
+          <m:e>
+            <m:r>
+              <m:rPr>
+                <m:sty m:val="p"/>
+              </m:rPr>
+              <m:t>Err</m:t>
+            </m:r>
+          </m:e>
+          <m:sup>
+            <m:sSub>
+              <m:e>
+                <m:r>
+                  <m:t>g</m:t>
+                </m:r>
+              </m:e>
+              <m:sub>
+                <m:r>
+                  <m:t>d</m:t>
+                </m:r>
+              </m:sub>
+            </m:sSub>
+          </m:sup>
+        </m:sSup>
+        <m:r>
+          <m:t>​</m:t>
+        </m:r>
+        <m:d>
+          <m:dPr>
+            <m:begChr m:val="("/>
+            <m:sepChr m:val=""/>
+            <m:endChr m:val=")"/>
+            <m:grow/>
+          </m:dPr>
+          <m:e>
+            <m:r>
+              <m:t>n</m:t>
+            </m:r>
+          </m:e>
+        </m:d>
+        <m:r>
+          <m:t>​</m:t>
+        </m:r>
+      </m:oMath>
+      <w:r>
+        <w:t xml:space="preserve">;</w:t>
+      </w:r>
+    </w:p>
+    <w:p>
+      <w:pPr>
+        <w:pStyle w:val="Compact"/>
+        <w:numPr>
+          <w:ilvl w:val="0"/>
+          <w:numId w:val="1018"/>
+        </w:numPr>
+      </w:pPr>
+      <w:hyperlink w:anchor="def-random-seed">
+        <w:r>
+          <w:rPr>
+            <w:rStyle w:val="Hyperlink"/>
+          </w:rPr>
+          <w:t xml:space="preserve">random seed</w:t>
+        </w:r>
+      </w:hyperlink>
+      <w:r>
+        <w:t xml:space="preserve"> </w:t>
+      </w:r>
+      <m:oMath>
+        <m:r>
+          <m:rPr>
+            <m:scr m:val="fraktur"/>
+            <m:sty m:val="p"/>
+          </m:rPr>
+          <m:t>s</m:t>
+        </m:r>
+      </m:oMath>
+      <w:r>
+        <w:t xml:space="preserve">: fixes the random</w:t>
+      </w:r>
+      <w:r>
+        <w:t xml:space="preserve"> </w:t>
+      </w:r>
+      <w:hyperlink w:anchor="def-fold-assignment">
+        <w:r>
+          <w:rPr>
+            <w:rStyle w:val="Hyperlink"/>
+          </w:rPr>
+          <w:t xml:space="preserve">fold assignment</w:t>
+        </w:r>
+      </w:hyperlink>
+      <w:r>
+        <w:t xml:space="preserve">;</w:t>
+      </w:r>
+    </w:p>
+    <w:p>
+      <w:pPr>
+        <w:pStyle w:val="Compact"/>
+        <w:numPr>
+          <w:ilvl w:val="0"/>
+          <w:numId w:val="1018"/>
+        </w:numPr>
+      </w:pPr>
+      <w:hyperlink w:anchor="def-tuning-parameter">
+        <w:r>
+          <w:rPr>
+            <w:rStyle w:val="Hyperlink"/>
+          </w:rPr>
+          <w:t xml:space="preserve">tuning parameter</w:t>
+        </w:r>
+      </w:hyperlink>
+      <w:r>
+        <w:t xml:space="preserve"> </w:t>
+      </w:r>
+      <m:oMath>
+        <m:r>
+          <m:t>λ</m:t>
+        </m:r>
+      </m:oMath>
+      <w:r>
+        <w:t xml:space="preserve">: none, since cross-validation chooses the degree;</w:t>
+      </w:r>
+    </w:p>
+    <w:p>
+      <w:pPr>
+        <w:pStyle w:val="Compact"/>
+        <w:numPr>
+          <w:ilvl w:val="0"/>
+          <w:numId w:val="1018"/>
+        </w:numPr>
+      </w:pPr>
+      <w:hyperlink w:anchor="def-preprocessing">
+        <w:r>
+          <w:rPr>
+            <w:rStyle w:val="Hyperlink"/>
+          </w:rPr>
+          <w:t xml:space="preserve">preprocessing</w:t>
+        </w:r>
+      </w:hyperlink>
+      <w:r>
+        <w:t xml:space="preserve"> </w:t>
+      </w:r>
+      <m:oMath>
+        <m:r>
+          <m:t>ϕ</m:t>
+        </m:r>
+      </m:oMath>
+      <w:r>
+        <w:t xml:space="preserve">: none.</w:t>
+      </w:r>
     </w:p>
     <w:bookmarkEnd w:id="252"/>
     <w:bookmarkStart w:id="254" w:name="def-nested-cv"/>
@@ -63653,7 +63391,7 @@
           <w:i/>
           <w:iCs/>
         </w:rPr>
-        <w:t xml:space="preserve">Remark 34</w:t>
+        <w:t xml:space="preserve">Remark 33</w:t>
       </w:r>
       <w:r>
         <w:t xml:space="preserve"> (Source: Nested cross-validation). </w:t>
@@ -63685,7 +63423,7 @@
           <w:i/>
           <w:iCs/>
         </w:rPr>
-        <w:t xml:space="preserve">Remark 35</w:t>
+        <w:t xml:space="preserve">Remark 34</w:t>
       </w:r>
       <w:r>
         <w:t xml:space="preserve"> (What is nested). </w:t>
@@ -63842,7 +63580,7 @@
           <w:i/>
           <w:iCs/>
         </w:rPr>
-        <w:t xml:space="preserve">Remark 36</w:t>
+        <w:t xml:space="preserve">Remark 35</w:t>
       </w:r>
       <w:r>
         <w:t xml:space="preserve"> (Cross-validation replaces the validation set, not the test set). </w:t>
@@ -64036,7 +63774,7 @@
                           </pic:cNvPicPr>
                         </pic:nvPicPr>
                         <pic:blipFill>
-                          <a:blip r:embed="rId180"/>
+                          <a:blip r:embed="rId179"/>
                           <a:stretch>
                             <a:fillRect/>
                           </a:stretch>
@@ -64459,7 +64197,7 @@
           <w:i/>
           <w:iCs/>
         </w:rPr>
-        <w:t xml:space="preserve">Remark 37</w:t>
+        <w:t xml:space="preserve">Remark 36</w:t>
       </w:r>
       <w:r>
         <w:t xml:space="preserve"> (Source: Fold-based standard error). </w:t>
@@ -64482,7 +64220,7 @@
           <w:i/>
           <w:iCs/>
         </w:rPr>
-        <w:t xml:space="preserve">Remark 38</w:t>
+        <w:t xml:space="preserve">Remark 37</w:t>
       </w:r>
       <w:r>
         <w:t xml:space="preserve"> (The fold-based standard error is only a rough guide). </w:t>
@@ -66457,7 +66195,7 @@
           <w:b/>
           <w:bCs/>
         </w:rPr>
-        <w:t xml:space="preserve">Example 21 (The one-standard-error rule for the simulated polynomials)</w:t>
+        <w:t xml:space="preserve">Example 22 (The one-standard-error rule for the simulated polynomials)</w:t>
       </w:r>
       <w:r>
         <w:t xml:space="preserve"> </w:t>
@@ -67499,7 +67237,7 @@
           <w:rPr>
             <w:rStyle w:val="Hyperlink"/>
           </w:rPr>
-          <w:t xml:space="preserve">Remark 26</w:t>
+          <w:t xml:space="preserve">Remark 25</w:t>
         </w:r>
       </w:hyperlink>
       <w:r>
@@ -68634,7 +68372,7 @@
                           </pic:cNvPicPr>
                         </pic:nvPicPr>
                         <pic:blipFill>
-                          <a:blip r:embed="rId180"/>
+                          <a:blip r:embed="rId179"/>
                           <a:stretch>
                             <a:fillRect/>
                           </a:stretch>
@@ -70656,7 +70394,7 @@
           <w:i/>
           <w:iCs/>
         </w:rPr>
-        <w:t xml:space="preserve">Remark 39</w:t>
+        <w:t xml:space="preserve">Remark 38</w:t>
       </w:r>
       <w:r>
         <w:t xml:space="preserve"> (Cross-validate the whole procedure). </w:t>
@@ -71317,7 +71055,34 @@
     <w:abstractNumId w:val="991"/>
   </w:num>
   <w:num w:numId="1003">
-    <w:abstractNumId w:val="991"/>
+    <w:abstractNumId w:val="99411"/>
+    <w:lvlOverride w:ilvl="0">
+      <w:startOverride w:val="1"/>
+    </w:lvlOverride>
+    <w:lvlOverride w:ilvl="1">
+      <w:startOverride w:val="1"/>
+    </w:lvlOverride>
+    <w:lvlOverride w:ilvl="2">
+      <w:startOverride w:val="1"/>
+    </w:lvlOverride>
+    <w:lvlOverride w:ilvl="3">
+      <w:startOverride w:val="1"/>
+    </w:lvlOverride>
+    <w:lvlOverride w:ilvl="4">
+      <w:startOverride w:val="1"/>
+    </w:lvlOverride>
+    <w:lvlOverride w:ilvl="5">
+      <w:startOverride w:val="1"/>
+    </w:lvlOverride>
+    <w:lvlOverride w:ilvl="6">
+      <w:startOverride w:val="1"/>
+    </w:lvlOverride>
+    <w:lvlOverride w:ilvl="7">
+      <w:startOverride w:val="1"/>
+    </w:lvlOverride>
+    <w:lvlOverride w:ilvl="8">
+      <w:startOverride w:val="1"/>
+    </w:lvlOverride>
   </w:num>
   <w:num w:numId="1004">
     <w:abstractNumId w:val="99411"/>
@@ -71470,6 +71235,9 @@
     </w:lvlOverride>
   </w:num>
   <w:num w:numId="1009">
+    <w:abstractNumId w:val="991"/>
+  </w:num>
+  <w:num w:numId="1010">
     <w:abstractNumId w:val="99411"/>
     <w:lvlOverride w:ilvl="0">
       <w:startOverride w:val="1"/>
@@ -71498,9 +71266,6 @@
     <w:lvlOverride w:ilvl="8">
       <w:startOverride w:val="1"/>
     </w:lvlOverride>
-  </w:num>
-  <w:num w:numId="1010">
-    <w:abstractNumId w:val="991"/>
   </w:num>
   <w:num w:numId="1011">
     <w:abstractNumId w:val="99411"/>
@@ -71563,6 +71328,12 @@
     </w:lvlOverride>
   </w:num>
   <w:num w:numId="1013">
+    <w:abstractNumId w:val="991"/>
+  </w:num>
+  <w:num w:numId="1014">
+    <w:abstractNumId w:val="991"/>
+  </w:num>
+  <w:num w:numId="1015">
     <w:abstractNumId w:val="99411"/>
     <w:lvlOverride w:ilvl="0">
       <w:startOverride w:val="1"/>
@@ -71591,12 +71362,6 @@
     <w:lvlOverride w:ilvl="8">
       <w:startOverride w:val="1"/>
     </w:lvlOverride>
-  </w:num>
-  <w:num w:numId="1014">
-    <w:abstractNumId w:val="991"/>
-  </w:num>
-  <w:num w:numId="1015">
-    <w:abstractNumId w:val="991"/>
   </w:num>
   <w:num w:numId="1016">
     <w:abstractNumId w:val="99411"/>
@@ -71659,34 +71424,7 @@
     </w:lvlOverride>
   </w:num>
   <w:num w:numId="1018">
-    <w:abstractNumId w:val="99411"/>
-    <w:lvlOverride w:ilvl="0">
-      <w:startOverride w:val="1"/>
-    </w:lvlOverride>
-    <w:lvlOverride w:ilvl="1">
-      <w:startOverride w:val="1"/>
-    </w:lvlOverride>
-    <w:lvlOverride w:ilvl="2">
-      <w:startOverride w:val="1"/>
-    </w:lvlOverride>
-    <w:lvlOverride w:ilvl="3">
-      <w:startOverride w:val="1"/>
-    </w:lvlOverride>
-    <w:lvlOverride w:ilvl="4">
-      <w:startOverride w:val="1"/>
-    </w:lvlOverride>
-    <w:lvlOverride w:ilvl="5">
-      <w:startOverride w:val="1"/>
-    </w:lvlOverride>
-    <w:lvlOverride w:ilvl="6">
-      <w:startOverride w:val="1"/>
-    </w:lvlOverride>
-    <w:lvlOverride w:ilvl="7">
-      <w:startOverride w:val="1"/>
-    </w:lvlOverride>
-    <w:lvlOverride w:ilvl="8">
-      <w:startOverride w:val="1"/>
-    </w:lvlOverride>
+    <w:abstractNumId w:val="991"/>
   </w:num>
   <w:num w:numId="1019">
     <w:abstractNumId w:val="99411"/>
